--- a/MOVIPAY_TCC_ABNT.docx
+++ b/MOVIPAY_TCC_ABNT.docx
@@ -13543,7 +13543,7 @@
                     <pic:cNvPicPr/>
                   </pic:nvPicPr>
                   <pic:blipFill>
-                    <a:blip r:embed="rId7"/>
+                    <a:blip r:embed="rId8"/>
                     <a:stretch>
                       <a:fillRect/>
                     </a:stretch>
@@ -13597,79 +13597,6 @@
             <wp:extent cx="5611008" cy="2876951"/>
             <wp:effectExtent l="0" t="0" r="8890" b="0"/>
             <wp:docPr id="7" name="Imagem 7"/>
-            <wp:cNvGraphicFramePr>
-              <a:graphicFrameLocks xmlns:a="http://schemas.openxmlformats.org/drawingml/2006/main" noChangeAspect="1"/>
-            </wp:cNvGraphicFramePr>
-            <a:graphic xmlns:a="http://schemas.openxmlformats.org/drawingml/2006/main">
-              <a:graphicData uri="http://schemas.openxmlformats.org/drawingml/2006/picture">
-                <pic:pic xmlns:pic="http://schemas.openxmlformats.org/drawingml/2006/picture">
-                  <pic:nvPicPr>
-                    <pic:cNvPr id="1" name=""/>
-                    <pic:cNvPicPr/>
-                  </pic:nvPicPr>
-                  <pic:blipFill>
-                    <a:blip r:embed="rId8"/>
-                    <a:stretch>
-                      <a:fillRect/>
-                    </a:stretch>
-                  </pic:blipFill>
-                  <pic:spPr>
-                    <a:xfrm>
-                      <a:off x="0" y="0"/>
-                      <a:ext cx="5611008" cy="2876951"/>
-                    </a:xfrm>
-                    <a:prstGeom prst="rect">
-                      <a:avLst/>
-                    </a:prstGeom>
-                  </pic:spPr>
-                </pic:pic>
-              </a:graphicData>
-            </a:graphic>
-          </wp:inline>
-        </w:drawing>
-      </w:r>
-    </w:p>
-    <w:p>
-      <w:pPr>
-        <w:spacing w:line="360" w:lineRule="auto"/>
-        <w:ind w:firstLine="709"/>
-        <w:jc w:val="both"/>
-        <w:rPr>
-          <w:rFonts w:cs="Arial"/>
-        </w:rPr>
-      </w:pPr>
-    </w:p>
-    <w:p>
-      <w:pPr>
-        <w:pStyle w:val="NormalWeb"/>
-        <w:rPr>
-          <w:rStyle w:val="nfase"/>
-        </w:rPr>
-      </w:pPr>
-      <w:r>
-        <w:rPr>
-          <w:rStyle w:val="nfase"/>
-        </w:rPr>
-        <w:t>Fonte: Elaborado pelos autores (2026).</w:t>
-      </w:r>
-    </w:p>
-    <w:p>
-      <w:pPr>
-        <w:pStyle w:val="NormalWeb"/>
-        <w:rPr>
-          <w:rStyle w:val="nfase"/>
-        </w:rPr>
-      </w:pPr>
-      <w:r>
-        <w:rPr>
-          <w:rStyle w:val="nfase"/>
-          <w:noProof/>
-        </w:rPr>
-        <w:drawing>
-          <wp:inline distT="0" distB="0" distL="0" distR="0" wp14:anchorId="71D8A2D4" wp14:editId="1EEB87D8">
-            <wp:extent cx="5760085" cy="2811145"/>
-            <wp:effectExtent l="0" t="0" r="0" b="8255"/>
-            <wp:docPr id="8" name="Imagem 8"/>
             <wp:cNvGraphicFramePr>
               <a:graphicFrameLocks xmlns:a="http://schemas.openxmlformats.org/drawingml/2006/main" noChangeAspect="1"/>
             </wp:cNvGraphicFramePr>
@@ -13689,7 +13616,7 @@
                   <pic:spPr>
                     <a:xfrm>
                       <a:off x="0" y="0"/>
-                      <a:ext cx="5760085" cy="2811145"/>
+                      <a:ext cx="5611008" cy="2876951"/>
                     </a:xfrm>
                     <a:prstGeom prst="rect">
                       <a:avLst/>
@@ -13704,6 +13631,16 @@
     </w:p>
     <w:p>
       <w:pPr>
+        <w:spacing w:line="360" w:lineRule="auto"/>
+        <w:ind w:firstLine="709"/>
+        <w:jc w:val="both"/>
+        <w:rPr>
+          <w:rFonts w:cs="Arial"/>
+        </w:rPr>
+      </w:pPr>
+    </w:p>
+    <w:p>
+      <w:pPr>
         <w:pStyle w:val="NormalWeb"/>
         <w:rPr>
           <w:rStyle w:val="nfase"/>
@@ -13728,12 +13665,11 @@
           <w:rStyle w:val="nfase"/>
           <w:noProof/>
         </w:rPr>
-        <w:lastRenderedPageBreak/>
         <w:drawing>
-          <wp:inline distT="0" distB="0" distL="0" distR="0" wp14:anchorId="4CC72171" wp14:editId="0E5AB9D4">
-            <wp:extent cx="5760085" cy="2842895"/>
-            <wp:effectExtent l="0" t="0" r="0" b="0"/>
-            <wp:docPr id="16" name="Imagem 16"/>
+          <wp:inline distT="0" distB="0" distL="0" distR="0" wp14:anchorId="71D8A2D4" wp14:editId="1EEB87D8">
+            <wp:extent cx="5760085" cy="2811145"/>
+            <wp:effectExtent l="0" t="0" r="0" b="8255"/>
+            <wp:docPr id="8" name="Imagem 8"/>
             <wp:cNvGraphicFramePr>
               <a:graphicFrameLocks xmlns:a="http://schemas.openxmlformats.org/drawingml/2006/main" noChangeAspect="1"/>
             </wp:cNvGraphicFramePr>
@@ -13753,7 +13689,7 @@
                   <pic:spPr>
                     <a:xfrm>
                       <a:off x="0" y="0"/>
-                      <a:ext cx="5760085" cy="2842895"/>
+                      <a:ext cx="5760085" cy="2811145"/>
                     </a:xfrm>
                     <a:prstGeom prst="rect">
                       <a:avLst/>
@@ -13773,36 +13709,12 @@
           <w:rStyle w:val="nfase"/>
         </w:rPr>
       </w:pPr>
-    </w:p>
-    <w:p>
-      <w:pPr>
-        <w:pStyle w:val="NormalWeb"/>
+      <w:r>
         <w:rPr>
           <w:rStyle w:val="nfase"/>
         </w:rPr>
-      </w:pPr>
-    </w:p>
-    <w:p>
-      <w:pPr>
-        <w:pStyle w:val="NormalWeb"/>
-        <w:rPr>
-          <w:rStyle w:val="nfase"/>
-        </w:rPr>
-      </w:pPr>
-      <w:r>
-        <w:rPr>
-          <w:rStyle w:val="nfase"/>
-        </w:rPr>
         <w:t>Fonte: Elaborado pelos autores (2026).</w:t>
       </w:r>
-    </w:p>
-    <w:p>
-      <w:pPr>
-        <w:pStyle w:val="NormalWeb"/>
-        <w:rPr>
-          <w:rStyle w:val="nfase"/>
-        </w:rPr>
-      </w:pPr>
     </w:p>
     <w:p>
       <w:pPr>
@@ -13816,11 +13728,12 @@
           <w:rStyle w:val="nfase"/>
           <w:noProof/>
         </w:rPr>
+        <w:lastRenderedPageBreak/>
         <w:drawing>
-          <wp:inline distT="0" distB="0" distL="0" distR="0" wp14:anchorId="4997C252" wp14:editId="5E06A87E">
-            <wp:extent cx="5760085" cy="2294890"/>
+          <wp:inline distT="0" distB="0" distL="0" distR="0" wp14:anchorId="4CC72171" wp14:editId="0E5AB9D4">
+            <wp:extent cx="5760085" cy="2842895"/>
             <wp:effectExtent l="0" t="0" r="0" b="0"/>
-            <wp:docPr id="17" name="Imagem 17"/>
+            <wp:docPr id="16" name="Imagem 16"/>
             <wp:cNvGraphicFramePr>
               <a:graphicFrameLocks xmlns:a="http://schemas.openxmlformats.org/drawingml/2006/main" noChangeAspect="1"/>
             </wp:cNvGraphicFramePr>
@@ -13840,6 +13753,93 @@
                   <pic:spPr>
                     <a:xfrm>
                       <a:off x="0" y="0"/>
+                      <a:ext cx="5760085" cy="2842895"/>
+                    </a:xfrm>
+                    <a:prstGeom prst="rect">
+                      <a:avLst/>
+                    </a:prstGeom>
+                  </pic:spPr>
+                </pic:pic>
+              </a:graphicData>
+            </a:graphic>
+          </wp:inline>
+        </w:drawing>
+      </w:r>
+    </w:p>
+    <w:p>
+      <w:pPr>
+        <w:pStyle w:val="NormalWeb"/>
+        <w:rPr>
+          <w:rStyle w:val="nfase"/>
+        </w:rPr>
+      </w:pPr>
+    </w:p>
+    <w:p>
+      <w:pPr>
+        <w:pStyle w:val="NormalWeb"/>
+        <w:rPr>
+          <w:rStyle w:val="nfase"/>
+        </w:rPr>
+      </w:pPr>
+    </w:p>
+    <w:p>
+      <w:pPr>
+        <w:pStyle w:val="NormalWeb"/>
+        <w:rPr>
+          <w:rStyle w:val="nfase"/>
+        </w:rPr>
+      </w:pPr>
+      <w:r>
+        <w:rPr>
+          <w:rStyle w:val="nfase"/>
+        </w:rPr>
+        <w:t>Fonte: Elaborado pelos autores (2026).</w:t>
+      </w:r>
+    </w:p>
+    <w:p>
+      <w:pPr>
+        <w:pStyle w:val="NormalWeb"/>
+        <w:rPr>
+          <w:rStyle w:val="nfase"/>
+        </w:rPr>
+      </w:pPr>
+    </w:p>
+    <w:p>
+      <w:pPr>
+        <w:pStyle w:val="NormalWeb"/>
+        <w:rPr>
+          <w:rStyle w:val="nfase"/>
+        </w:rPr>
+      </w:pPr>
+      <w:r>
+        <w:rPr>
+          <w:rStyle w:val="nfase"/>
+          <w:noProof/>
+        </w:rPr>
+        <w:drawing>
+          <wp:inline distT="0" distB="0" distL="0" distR="0" wp14:anchorId="4997C252" wp14:editId="5E06A87E">
+            <wp:extent cx="5760085" cy="2294890"/>
+            <wp:effectExtent l="0" t="0" r="0" b="0"/>
+            <wp:docPr id="17" name="Imagem 17"/>
+            <wp:cNvGraphicFramePr>
+              <a:graphicFrameLocks xmlns:a="http://schemas.openxmlformats.org/drawingml/2006/main" noChangeAspect="1"/>
+            </wp:cNvGraphicFramePr>
+            <a:graphic xmlns:a="http://schemas.openxmlformats.org/drawingml/2006/main">
+              <a:graphicData uri="http://schemas.openxmlformats.org/drawingml/2006/picture">
+                <pic:pic xmlns:pic="http://schemas.openxmlformats.org/drawingml/2006/picture">
+                  <pic:nvPicPr>
+                    <pic:cNvPr id="1" name=""/>
+                    <pic:cNvPicPr/>
+                  </pic:nvPicPr>
+                  <pic:blipFill>
+                    <a:blip r:embed="rId12"/>
+                    <a:stretch>
+                      <a:fillRect/>
+                    </a:stretch>
+                  </pic:blipFill>
+                  <pic:spPr>
+                    <a:xfrm>
+                      <a:off x="0" y="0"/>
                       <a:ext cx="5760085" cy="2294890"/>
                     </a:xfrm>
                     <a:prstGeom prst="rect">
@@ -13905,7 +13905,7 @@
                     <pic:cNvPicPr/>
                   </pic:nvPicPr>
                   <pic:blipFill>
-                    <a:blip r:embed="rId12">
+                    <a:blip r:embed="rId13">
                       <a:extLst>
                         <a:ext uri="{28A0092B-C50C-407E-A947-70E740481C1C}">
                           <a14:useLocalDpi xmlns:a14="http://schemas.microsoft.com/office/drawing/2010/main" val="0"/>
@@ -13982,7 +13982,7 @@
                     <pic:cNvPicPr/>
                   </pic:nvPicPr>
                   <pic:blipFill>
-                    <a:blip r:embed="rId13"/>
+                    <a:blip r:embed="rId14"/>
                     <a:stretch>
                       <a:fillRect/>
                     </a:stretch>
@@ -14054,7 +14054,7 @@
                     <pic:cNvPicPr/>
                   </pic:nvPicPr>
                   <pic:blipFill>
-                    <a:blip r:embed="rId14"/>
+                    <a:blip r:embed="rId15"/>
                     <a:stretch>
                       <a:fillRect/>
                     </a:stretch>
@@ -14126,7 +14126,7 @@
                     <pic:cNvPicPr/>
                   </pic:nvPicPr>
                   <pic:blipFill>
-                    <a:blip r:embed="rId15" cstate="print">
+                    <a:blip r:embed="rId16" cstate="print">
                       <a:extLst>
                         <a:ext uri="{28A0092B-C50C-407E-A947-70E740481C1C}">
                           <a14:useLocalDpi xmlns:a14="http://schemas.microsoft.com/office/drawing/2010/main" val="0"/>
@@ -14204,7 +14204,7 @@
                     <pic:cNvPicPr/>
                   </pic:nvPicPr>
                   <pic:blipFill>
-                    <a:blip r:embed="rId16"/>
+                    <a:blip r:embed="rId17"/>
                     <a:stretch>
                       <a:fillRect/>
                     </a:stretch>
@@ -14267,7 +14267,7 @@
                     <pic:cNvPicPr/>
                   </pic:nvPicPr>
                   <pic:blipFill>
-                    <a:blip r:embed="rId17"/>
+                    <a:blip r:embed="rId18"/>
                     <a:stretch>
                       <a:fillRect/>
                     </a:stretch>
@@ -14330,7 +14330,7 @@
                     <pic:cNvPicPr/>
                   </pic:nvPicPr>
                   <pic:blipFill>
-                    <a:blip r:embed="rId18"/>
+                    <a:blip r:embed="rId19"/>
                     <a:stretch>
                       <a:fillRect/>
                     </a:stretch>
@@ -27351,7 +27351,7 @@
           <w:rFonts w:ascii="Segoe UI" w:hAnsi="Segoe UI" w:cs="Segoe UI"/>
           <w:color w:val="0F1115"/>
         </w:rPr>
-        <w:t>. Brasília: MEC, 2024. Acesso em: 20 maio 2025.</w:t>
+        <w:t>. Brasília: MEC, 2024. Acesso em: 20 ago. 2026.</w:t>
       </w:r>
     </w:p>
     <w:p>
@@ -27452,7 +27452,7 @@
           <w:rFonts w:ascii="Segoe UI" w:hAnsi="Segoe UI" w:cs="Segoe UI"/>
           <w:color w:val="0F1115"/>
         </w:rPr>
-        <w:t>. Desafios da Educação, 2023. Acesso em: 20 jun. 2025.</w:t>
+        <w:t>. Desafios da Educação, 2023. Acesso em: 20 jun. 2026.</w:t>
       </w:r>
     </w:p>
     <w:p>
@@ -27554,7 +27554,7 @@
           <w:rFonts w:ascii="Segoe UI" w:hAnsi="Segoe UI" w:cs="Segoe UI"/>
           <w:color w:val="0F1115"/>
         </w:rPr>
-        <w:t>. São Paulo: CPS, 2023. Acesso em: 25 fev. 2025.</w:t>
+        <w:t>. São Paulo: CPS, 2023. Acesso em: 25 ago. 2026.</w:t>
       </w:r>
     </w:p>
     <w:p>
@@ -27587,7 +27587,7 @@
           <w:rFonts w:ascii="Segoe UI" w:hAnsi="Segoe UI" w:cs="Segoe UI"/>
           <w:color w:val="0F1115"/>
         </w:rPr>
-        <w:t>. São Paulo: CPS, 2023. Acesso em: 11 mar. 2025.</w:t>
+        <w:t>. São Paulo: CPS, 2023. Acesso em: 11 ago. 2026.</w:t>
       </w:r>
     </w:p>
     <w:p>
@@ -27732,7 +27732,7 @@
           <w:rFonts w:ascii="Segoe UI" w:hAnsi="Segoe UI" w:cs="Segoe UI"/>
           <w:color w:val="0F1115"/>
         </w:rPr>
-        <w:t>. Brasília: CNPq, 2023. Acesso em: 19 mar. 2025.</w:t>
+        <w:t>. Brasília: CNPq, 2023. Acesso em: 19 ago. 2026.</w:t>
       </w:r>
     </w:p>
     <w:p>
@@ -27745,17 +27745,24 @@
           <w:color w:val="0F1115"/>
         </w:rPr>
       </w:pPr>
-      <w:hyperlink r:id="rId19" w:tgtFrame="_blank" w:history="1">
-        <w:r>
-          <w:rPr>
-            <w:rStyle w:val="Hyperlink"/>
-            <w:rFonts w:ascii="Segoe UI" w:hAnsi="Segoe UI" w:cs="Segoe UI"/>
-            <w:color w:val="3964FE"/>
-            <w:bdr w:val="single" w:sz="12" w:space="0" w:color="auto" w:frame="1"/>
-          </w:rPr>
-          <w:t>CONCEITO.DE</w:t>
-        </w:r>
-      </w:hyperlink>
+      <w:r>
+        <w:rPr>
+          <w:rFonts w:ascii="Segoe UI" w:hAnsi="Segoe UI" w:cs="Segoe UI"/>
+          <w:color w:val="0F1115"/>
+          <w:bdr w:val="single" w:sz="12" w:space="0" w:color="auto" w:frame="1"/>
+        </w:rPr>
+        <w:t>CONCEIT</w:t>
+      </w:r>
+      <w:bookmarkStart w:id="0" w:name="_GoBack"/>
+      <w:bookmarkEnd w:id="0"/>
+      <w:r>
+        <w:rPr>
+          <w:rFonts w:ascii="Segoe UI" w:hAnsi="Segoe UI" w:cs="Segoe UI"/>
+          <w:color w:val="0F1115"/>
+          <w:bdr w:val="single" w:sz="12" w:space="0" w:color="auto" w:frame="1"/>
+        </w:rPr>
+        <w:t>O.DE</w:t>
+      </w:r>
       <w:r>
         <w:rPr>
           <w:rFonts w:ascii="Segoe UI" w:hAnsi="Segoe UI" w:cs="Segoe UI"/>
@@ -27776,7 +27783,7 @@
           <w:rFonts w:ascii="Segoe UI" w:hAnsi="Segoe UI" w:cs="Segoe UI"/>
           <w:color w:val="0F1115"/>
         </w:rPr>
-        <w:t>. 2025. Acesso em: 29 set. 2025.</w:t>
+        <w:t>. 2025. Acesso em: 29 set. 2026.</w:t>
       </w:r>
     </w:p>
     <w:p>
@@ -27940,23 +27947,7 @@
           <w:rFonts w:ascii="Segoe UI" w:hAnsi="Segoe UI" w:cs="Segoe UI"/>
           <w:color w:val="0F1115"/>
         </w:rPr>
-        <w:t xml:space="preserve">. Valor Econômico, 17 mar. 2025. Acesso em: </w:t>
-      </w:r>
-      <w:proofErr w:type="gramStart"/>
-      <w:r>
-        <w:rPr>
-          <w:rFonts w:ascii="Segoe UI" w:hAnsi="Segoe UI" w:cs="Segoe UI"/>
-          <w:color w:val="0F1115"/>
-        </w:rPr>
-        <w:t>03 maio 2025</w:t>
-      </w:r>
-      <w:proofErr w:type="gramEnd"/>
-      <w:r>
-        <w:rPr>
-          <w:rFonts w:ascii="Segoe UI" w:hAnsi="Segoe UI" w:cs="Segoe UI"/>
-          <w:color w:val="0F1115"/>
-        </w:rPr>
-        <w:t>.</w:t>
+        <w:t>. Valor Econômico, 17 mar. 2025. Acesso em: 03 ago. 2026.</w:t>
       </w:r>
     </w:p>
     <w:p>
@@ -28040,23 +28031,7 @@
           <w:rFonts w:ascii="Segoe UI" w:hAnsi="Segoe UI" w:cs="Segoe UI"/>
           <w:color w:val="0F1115"/>
         </w:rPr>
-        <w:t xml:space="preserve">. Exame, 2016. Acesso em: </w:t>
-      </w:r>
-      <w:proofErr w:type="gramStart"/>
-      <w:r>
-        <w:rPr>
-          <w:rFonts w:ascii="Segoe UI" w:hAnsi="Segoe UI" w:cs="Segoe UI"/>
-          <w:color w:val="0F1115"/>
-        </w:rPr>
-        <w:t>03 maio 2025</w:t>
-      </w:r>
-      <w:proofErr w:type="gramEnd"/>
-      <w:r>
-        <w:rPr>
-          <w:rFonts w:ascii="Segoe UI" w:hAnsi="Segoe UI" w:cs="Segoe UI"/>
-          <w:color w:val="0F1115"/>
-        </w:rPr>
-        <w:t>.</w:t>
+        <w:t>. Exame, 2016. Acesso em: 03 ago. 2026.</w:t>
       </w:r>
     </w:p>
     <w:p>
@@ -28109,7 +28084,7 @@
           <w:rFonts w:ascii="Segoe UI" w:hAnsi="Segoe UI" w:cs="Segoe UI"/>
           <w:color w:val="0F1115"/>
         </w:rPr>
-        <w:t>. 2024. Acesso em: 19 maio 2025.</w:t>
+        <w:t>. 2024. Acesso em: 19 ago. 2026.</w:t>
       </w:r>
     </w:p>
     <w:p>
@@ -28227,7 +28202,7 @@
           <w:rFonts w:ascii="Segoe UI" w:hAnsi="Segoe UI" w:cs="Segoe UI"/>
           <w:color w:val="0F1115"/>
         </w:rPr>
-        <w:t>, 2022. Acesso em: 20 set. 2025.</w:t>
+        <w:t>, 2022. Acesso em: 20 set. 2026.</w:t>
       </w:r>
     </w:p>
     <w:p>
@@ -28347,7 +28322,7 @@
           <w:rFonts w:ascii="Segoe UI" w:hAnsi="Segoe UI" w:cs="Segoe UI"/>
           <w:color w:val="0F1115"/>
         </w:rPr>
-        <w:t>. 2024. Acesso em: 19 maio 2025.</w:t>
+        <w:t>. 2024. Acesso em: 19 ago. 2026.</w:t>
       </w:r>
     </w:p>
     <w:p>
@@ -28577,7 +28552,7 @@
           <w:rFonts w:ascii="Segoe UI" w:hAnsi="Segoe UI" w:cs="Segoe UI"/>
           <w:color w:val="0F1115"/>
         </w:rPr>
-        <w:t>. 2021. Acesso em: 19 out. 2025.</w:t>
+        <w:t>. 2021. Acesso em: 19 ago. 2026.</w:t>
       </w:r>
     </w:p>
     <w:p>
@@ -28628,7 +28603,7 @@
           <w:rFonts w:ascii="Segoe UI" w:hAnsi="Segoe UI" w:cs="Segoe UI"/>
           <w:color w:val="0F1115"/>
         </w:rPr>
-        <w:t>. 2016. Acesso em: 20 set. 2025.</w:t>
+        <w:t>. 2016. Acesso em: 20 set. 2026.</w:t>
       </w:r>
     </w:p>
     <w:p>
@@ -28661,7 +28636,7 @@
           <w:rFonts w:ascii="Segoe UI" w:hAnsi="Segoe UI" w:cs="Segoe UI"/>
           <w:color w:val="0F1115"/>
         </w:rPr>
-        <w:t>. 2022. Acesso em: 20 set. 2025.</w:t>
+        <w:t>. 2022. Acesso em: 20 set. 2026.</w:t>
       </w:r>
     </w:p>
     <w:p>
@@ -28737,7 +28712,7 @@
           <w:rFonts w:ascii="Segoe UI" w:hAnsi="Segoe UI" w:cs="Segoe UI"/>
           <w:color w:val="0F1115"/>
         </w:rPr>
-        <w:t>. 2024. Acesso em: 13 maio 2025.</w:t>
+        <w:t>. 2024. Acesso em: 13 ago. 2026.</w:t>
       </w:r>
     </w:p>
     <w:p>
@@ -29070,7 +29045,7 @@
           <w:rFonts w:ascii="Segoe UI" w:hAnsi="Segoe UI" w:cs="Segoe UI"/>
           <w:color w:val="0F1115"/>
         </w:rPr>
-        <w:t>. 2024. Acesso em: 19 out. 2026.</w:t>
+        <w:t>. 2024. Acesso em: 19 ago. 2026.</w:t>
       </w:r>
     </w:p>
     <w:p>
@@ -29472,7 +29447,7 @@
           <w:rFonts w:ascii="Segoe UI" w:hAnsi="Segoe UI" w:cs="Segoe UI"/>
           <w:color w:val="0F1115"/>
         </w:rPr>
-        <w:t>. 2024. Acesso em: 19 maio 2025.</w:t>
+        <w:t>. 2024. Acesso em: 19 ago. 2026.</w:t>
       </w:r>
     </w:p>
     <w:p>
@@ -29505,7 +29480,7 @@
           <w:rFonts w:ascii="Segoe UI" w:hAnsi="Segoe UI" w:cs="Segoe UI"/>
           <w:color w:val="0F1115"/>
         </w:rPr>
-        <w:t>. 2023. Acesso em: 19 mar. 2025.</w:t>
+        <w:t>. 2023. Acesso em: 19 ago. 2026.</w:t>
       </w:r>
     </w:p>
     <w:p>
@@ -29866,7 +29841,7 @@
           <w:rFonts w:ascii="Segoe UI" w:hAnsi="Segoe UI" w:cs="Segoe UI"/>
           <w:color w:val="0F1115"/>
         </w:rPr>
-        <w:t xml:space="preserve"> 2025. Acesso em: 20 jun. 2025.</w:t>
+        <w:t xml:space="preserve"> 2025. Acesso em: 20 ago. 2026.</w:t>
       </w:r>
     </w:p>
     <w:p>
@@ -29917,7 +29892,7 @@
           <w:rFonts w:ascii="Segoe UI" w:hAnsi="Segoe UI" w:cs="Segoe UI"/>
           <w:color w:val="0F1115"/>
         </w:rPr>
-        <w:t>. 2023. Acesso em: 20 set. 2025.</w:t>
+        <w:t>. 2023. Acesso em: 20 set. 2026.</w:t>
       </w:r>
     </w:p>
     <w:p>
@@ -29983,7 +29958,7 @@
           <w:rFonts w:ascii="Segoe UI" w:hAnsi="Segoe UI" w:cs="Segoe UI"/>
           <w:color w:val="0F1115"/>
         </w:rPr>
-        <w:t>. 2022. Acesso em: 17 jun. 2025.</w:t>
+        <w:t>. 2022. Acesso em: 17 ago. 2026.</w:t>
       </w:r>
     </w:p>
     <w:p>
@@ -30112,7 +30087,7 @@
           <w:rFonts w:ascii="Segoe UI" w:hAnsi="Segoe UI" w:cs="Segoe UI"/>
           <w:color w:val="0F1115"/>
         </w:rPr>
-        <w:t>. 2024. Acesso em: 13 maio 2025.</w:t>
+        <w:t>. 2024. Acesso em: 13 ago. 2026.</w:t>
       </w:r>
     </w:p>
     <w:p>
@@ -30322,7 +30297,7 @@
           <w:rFonts w:ascii="Segoe UI" w:hAnsi="Segoe UI" w:cs="Segoe UI"/>
           <w:color w:val="0F1115"/>
         </w:rPr>
-        <w:t>. 2023. Acesso em: 11 mar. 2025.</w:t>
+        <w:t>. 2023. Acesso em: 11 ago. 2026.</w:t>
       </w:r>
     </w:p>
     <w:p>
@@ -30411,7 +30386,7 @@
           <w:rFonts w:ascii="Segoe UI" w:hAnsi="Segoe UI" w:cs="Segoe UI"/>
           <w:color w:val="0F1115"/>
         </w:rPr>
-        <w:t>. 2024. Acesso em: 13 maio 2025.</w:t>
+        <w:t>. 2024. Acesso em: 13 ago. 2026.</w:t>
       </w:r>
     </w:p>
     <w:p>
@@ -30472,7 +30447,7 @@
           <w:rFonts w:ascii="Segoe UI" w:hAnsi="Segoe UI" w:cs="Segoe UI"/>
           <w:color w:val="0F1115"/>
         </w:rPr>
-        <w:t>. 2025. Acesso em: 20 jun. 2025.</w:t>
+        <w:t>. 2025. Acesso em: 20 ago. 2026</w:t>
       </w:r>
     </w:p>
     <w:p>
@@ -30482,8 +30457,6 @@
           <w:rFonts w:cs="Arial"/>
         </w:rPr>
       </w:pPr>
-      <w:bookmarkStart w:id="0" w:name="_GoBack"/>
-      <w:bookmarkEnd w:id="0"/>
     </w:p>
     <w:sectPr>
       <w:headerReference w:type="default" r:id="rId20"/>
@@ -30554,7 +30527,7 @@
       <w:rPr>
         <w:noProof/>
       </w:rPr>
-      <w:t>82</w:t>
+      <w:t>83</w:t>
     </w:r>
     <w:r>
       <w:fldChar w:fldCharType="end"/>
@@ -32256,4 +32229,16 @@
     </a:ext>
   </a:extLst>
 </a:theme>
+</file>
+
+<file path=customXml/item1.xml><?xml version="1.0" encoding="utf-8"?>
+<b:Sources xmlns:b="http://schemas.openxmlformats.org/officeDocument/2006/bibliography" xmlns="http://schemas.openxmlformats.org/officeDocument/2006/bibliography" SelectedStyle="\APASixthEditionOfficeOnline.xsl" StyleName="APA" Version="6"/>
+</file>
+
+<file path=customXml/itemProps1.xml><?xml version="1.0" encoding="utf-8"?>
+<ds:datastoreItem xmlns:ds="http://schemas.openxmlformats.org/officeDocument/2006/customXml" ds:itemID="{1C116CF1-05B6-43FA-9893-7CD37DDC0441}">
+  <ds:schemaRefs>
+    <ds:schemaRef ds:uri="http://schemas.openxmlformats.org/officeDocument/2006/bibliography"/>
+  </ds:schemaRefs>
+</ds:datastoreItem>
 </file>
--- a/MOVIPAY_TCC_ABNT.docx
+++ b/MOVIPAY_TCC_ABNT.docx
@@ -953,14 +953,6318 @@
         <w:br w:type="page"/>
       </w:r>
     </w:p>
+    <w:sdt>
+      <w:sdtPr>
+        <w:id w:val="-26798320"/>
+        <w:docPartObj>
+          <w:docPartGallery w:val="Table of Contents"/>
+          <w:docPartUnique/>
+        </w:docPartObj>
+      </w:sdtPr>
+      <w:sdtContent>
+        <w:p>
+          <w:pPr>
+            <w:pStyle w:val="Ttulo1"/>
+          </w:pPr>
+          <w:r>
+            <w:t>SUMARIO</w:t>
+          </w:r>
+        </w:p>
+        <w:p>
+          <w:pPr>
+            <w:pStyle w:val="Sumrio1"/>
+            <w:tabs>
+              <w:tab w:val="right" w:leader="dot" w:pos="9061"/>
+            </w:tabs>
+            <w:rPr>
+              <w:noProof/>
+            </w:rPr>
+          </w:pPr>
+          <w:r>
+            <w:fldChar w:fldCharType="begin"/>
+          </w:r>
+          <w:r>
+            <w:instrText xml:space="preserve"> TOC \o "1-3" \h \z \u </w:instrText>
+          </w:r>
+          <w:r>
+            <w:fldChar w:fldCharType="separate"/>
+          </w:r>
+          <w:hyperlink w:anchor="_Toc240284610" w:history="1">
+            <w:r>
+              <w:rPr>
+                <w:rStyle w:val="Hyperlink"/>
+                <w:noProof/>
+              </w:rPr>
+              <w:t>DEDICATÓRIA</w:t>
+            </w:r>
+            <w:r>
+              <w:rPr>
+                <w:noProof/>
+                <w:webHidden/>
+              </w:rPr>
+              <w:tab/>
+            </w:r>
+            <w:r>
+              <w:rPr>
+                <w:noProof/>
+                <w:webHidden/>
+              </w:rPr>
+              <w:fldChar w:fldCharType="begin"/>
+            </w:r>
+            <w:r>
+              <w:rPr>
+                <w:noProof/>
+                <w:webHidden/>
+              </w:rPr>
+              <w:instrText xml:space="preserve"> PAGEREF _Toc240284610 \h </w:instrText>
+            </w:r>
+            <w:r>
+              <w:rPr>
+                <w:noProof/>
+                <w:webHidden/>
+              </w:rPr>
+            </w:r>
+            <w:r>
+              <w:rPr>
+                <w:noProof/>
+                <w:webHidden/>
+              </w:rPr>
+              <w:fldChar w:fldCharType="separate"/>
+            </w:r>
+            <w:r>
+              <w:rPr>
+                <w:noProof/>
+                <w:webHidden/>
+              </w:rPr>
+              <w:t>7</w:t>
+            </w:r>
+            <w:r>
+              <w:rPr>
+                <w:noProof/>
+                <w:webHidden/>
+              </w:rPr>
+              <w:fldChar w:fldCharType="end"/>
+            </w:r>
+          </w:hyperlink>
+        </w:p>
+        <w:p>
+          <w:pPr>
+            <w:pStyle w:val="Sumrio1"/>
+            <w:tabs>
+              <w:tab w:val="right" w:leader="dot" w:pos="9061"/>
+            </w:tabs>
+            <w:rPr>
+              <w:noProof/>
+            </w:rPr>
+          </w:pPr>
+          <w:hyperlink w:anchor="_Toc240284611" w:history="1">
+            <w:r>
+              <w:rPr>
+                <w:rStyle w:val="Hyperlink"/>
+                <w:noProof/>
+              </w:rPr>
+              <w:t>AGRADECIMENTOS</w:t>
+            </w:r>
+            <w:r>
+              <w:rPr>
+                <w:noProof/>
+                <w:webHidden/>
+              </w:rPr>
+              <w:tab/>
+            </w:r>
+            <w:r>
+              <w:rPr>
+                <w:noProof/>
+                <w:webHidden/>
+              </w:rPr>
+              <w:fldChar w:fldCharType="begin"/>
+            </w:r>
+            <w:r>
+              <w:rPr>
+                <w:noProof/>
+                <w:webHidden/>
+              </w:rPr>
+              <w:instrText xml:space="preserve"> PAGEREF _Toc240284611 \h </w:instrText>
+            </w:r>
+            <w:r>
+              <w:rPr>
+                <w:noProof/>
+                <w:webHidden/>
+              </w:rPr>
+            </w:r>
+            <w:r>
+              <w:rPr>
+                <w:noProof/>
+                <w:webHidden/>
+              </w:rPr>
+              <w:fldChar w:fldCharType="separate"/>
+            </w:r>
+            <w:r>
+              <w:rPr>
+                <w:noProof/>
+                <w:webHidden/>
+              </w:rPr>
+              <w:t>8</w:t>
+            </w:r>
+            <w:r>
+              <w:rPr>
+                <w:noProof/>
+                <w:webHidden/>
+              </w:rPr>
+              <w:fldChar w:fldCharType="end"/>
+            </w:r>
+          </w:hyperlink>
+        </w:p>
+        <w:p>
+          <w:pPr>
+            <w:pStyle w:val="Sumrio1"/>
+            <w:tabs>
+              <w:tab w:val="right" w:leader="dot" w:pos="9061"/>
+            </w:tabs>
+            <w:rPr>
+              <w:noProof/>
+            </w:rPr>
+          </w:pPr>
+          <w:hyperlink w:anchor="_Toc240284612" w:history="1">
+            <w:r>
+              <w:rPr>
+                <w:rStyle w:val="Hyperlink"/>
+                <w:noProof/>
+              </w:rPr>
+              <w:t>EPÍGRAFE</w:t>
+            </w:r>
+            <w:r>
+              <w:rPr>
+                <w:noProof/>
+                <w:webHidden/>
+              </w:rPr>
+              <w:tab/>
+            </w:r>
+            <w:r>
+              <w:rPr>
+                <w:noProof/>
+                <w:webHidden/>
+              </w:rPr>
+              <w:fldChar w:fldCharType="begin"/>
+            </w:r>
+            <w:r>
+              <w:rPr>
+                <w:noProof/>
+                <w:webHidden/>
+              </w:rPr>
+              <w:instrText xml:space="preserve"> PAGEREF _Toc240284612 \h </w:instrText>
+            </w:r>
+            <w:r>
+              <w:rPr>
+                <w:noProof/>
+                <w:webHidden/>
+              </w:rPr>
+            </w:r>
+            <w:r>
+              <w:rPr>
+                <w:noProof/>
+                <w:webHidden/>
+              </w:rPr>
+              <w:fldChar w:fldCharType="separate"/>
+            </w:r>
+            <w:r>
+              <w:rPr>
+                <w:noProof/>
+                <w:webHidden/>
+              </w:rPr>
+              <w:t>9</w:t>
+            </w:r>
+            <w:r>
+              <w:rPr>
+                <w:noProof/>
+                <w:webHidden/>
+              </w:rPr>
+              <w:fldChar w:fldCharType="end"/>
+            </w:r>
+          </w:hyperlink>
+        </w:p>
+        <w:p>
+          <w:pPr>
+            <w:pStyle w:val="Sumrio1"/>
+            <w:tabs>
+              <w:tab w:val="right" w:leader="dot" w:pos="9061"/>
+            </w:tabs>
+            <w:rPr>
+              <w:noProof/>
+            </w:rPr>
+          </w:pPr>
+          <w:hyperlink w:anchor="_Toc240284613" w:history="1">
+            <w:r>
+              <w:rPr>
+                <w:rStyle w:val="Hyperlink"/>
+                <w:noProof/>
+              </w:rPr>
+              <w:t>RESUMO</w:t>
+            </w:r>
+            <w:r>
+              <w:rPr>
+                <w:noProof/>
+                <w:webHidden/>
+              </w:rPr>
+              <w:tab/>
+            </w:r>
+            <w:r>
+              <w:rPr>
+                <w:noProof/>
+                <w:webHidden/>
+              </w:rPr>
+              <w:fldChar w:fldCharType="begin"/>
+            </w:r>
+            <w:r>
+              <w:rPr>
+                <w:noProof/>
+                <w:webHidden/>
+              </w:rPr>
+              <w:instrText xml:space="preserve"> PAGEREF _Toc240284613 \h </w:instrText>
+            </w:r>
+            <w:r>
+              <w:rPr>
+                <w:noProof/>
+                <w:webHidden/>
+              </w:rPr>
+            </w:r>
+            <w:r>
+              <w:rPr>
+                <w:noProof/>
+                <w:webHidden/>
+              </w:rPr>
+              <w:fldChar w:fldCharType="separate"/>
+            </w:r>
+            <w:r>
+              <w:rPr>
+                <w:noProof/>
+                <w:webHidden/>
+              </w:rPr>
+              <w:t>10</w:t>
+            </w:r>
+            <w:r>
+              <w:rPr>
+                <w:noProof/>
+                <w:webHidden/>
+              </w:rPr>
+              <w:fldChar w:fldCharType="end"/>
+            </w:r>
+          </w:hyperlink>
+        </w:p>
+        <w:p>
+          <w:pPr>
+            <w:pStyle w:val="Sumrio1"/>
+            <w:tabs>
+              <w:tab w:val="right" w:leader="dot" w:pos="9061"/>
+            </w:tabs>
+            <w:rPr>
+              <w:noProof/>
+            </w:rPr>
+          </w:pPr>
+          <w:hyperlink w:anchor="_Toc240284614" w:history="1">
+            <w:r>
+              <w:rPr>
+                <w:rStyle w:val="Hyperlink"/>
+                <w:noProof/>
+              </w:rPr>
+              <w:t>ABSTRACT</w:t>
+            </w:r>
+            <w:r>
+              <w:rPr>
+                <w:noProof/>
+                <w:webHidden/>
+              </w:rPr>
+              <w:tab/>
+            </w:r>
+            <w:r>
+              <w:rPr>
+                <w:noProof/>
+                <w:webHidden/>
+              </w:rPr>
+              <w:fldChar w:fldCharType="begin"/>
+            </w:r>
+            <w:r>
+              <w:rPr>
+                <w:noProof/>
+                <w:webHidden/>
+              </w:rPr>
+              <w:instrText xml:space="preserve"> PAGEREF _Toc240284614 \h </w:instrText>
+            </w:r>
+            <w:r>
+              <w:rPr>
+                <w:noProof/>
+                <w:webHidden/>
+              </w:rPr>
+            </w:r>
+            <w:r>
+              <w:rPr>
+                <w:noProof/>
+                <w:webHidden/>
+              </w:rPr>
+              <w:fldChar w:fldCharType="separate"/>
+            </w:r>
+            <w:r>
+              <w:rPr>
+                <w:noProof/>
+                <w:webHidden/>
+              </w:rPr>
+              <w:t>12</w:t>
+            </w:r>
+            <w:r>
+              <w:rPr>
+                <w:noProof/>
+                <w:webHidden/>
+              </w:rPr>
+              <w:fldChar w:fldCharType="end"/>
+            </w:r>
+          </w:hyperlink>
+        </w:p>
+        <w:p>
+          <w:pPr>
+            <w:pStyle w:val="Sumrio1"/>
+            <w:tabs>
+              <w:tab w:val="right" w:leader="dot" w:pos="9061"/>
+            </w:tabs>
+            <w:rPr>
+              <w:noProof/>
+            </w:rPr>
+          </w:pPr>
+          <w:hyperlink w:anchor="_Toc240284615" w:history="1">
+            <w:r>
+              <w:rPr>
+                <w:rStyle w:val="Hyperlink"/>
+                <w:noProof/>
+              </w:rPr>
+              <w:t>1. INTRODUÇÃO</w:t>
+            </w:r>
+            <w:r>
+              <w:rPr>
+                <w:noProof/>
+                <w:webHidden/>
+              </w:rPr>
+              <w:tab/>
+            </w:r>
+            <w:r>
+              <w:rPr>
+                <w:noProof/>
+                <w:webHidden/>
+              </w:rPr>
+              <w:fldChar w:fldCharType="begin"/>
+            </w:r>
+            <w:r>
+              <w:rPr>
+                <w:noProof/>
+                <w:webHidden/>
+              </w:rPr>
+              <w:instrText xml:space="preserve"> PAGEREF _Toc240284615 \h </w:instrText>
+            </w:r>
+            <w:r>
+              <w:rPr>
+                <w:noProof/>
+                <w:webHidden/>
+              </w:rPr>
+            </w:r>
+            <w:r>
+              <w:rPr>
+                <w:noProof/>
+                <w:webHidden/>
+              </w:rPr>
+              <w:fldChar w:fldCharType="separate"/>
+            </w:r>
+            <w:r>
+              <w:rPr>
+                <w:noProof/>
+                <w:webHidden/>
+              </w:rPr>
+              <w:t>13</w:t>
+            </w:r>
+            <w:r>
+              <w:rPr>
+                <w:noProof/>
+                <w:webHidden/>
+              </w:rPr>
+              <w:fldChar w:fldCharType="end"/>
+            </w:r>
+          </w:hyperlink>
+        </w:p>
+        <w:p>
+          <w:pPr>
+            <w:pStyle w:val="Sumrio2"/>
+            <w:tabs>
+              <w:tab w:val="right" w:leader="dot" w:pos="9061"/>
+            </w:tabs>
+            <w:rPr>
+              <w:noProof/>
+            </w:rPr>
+          </w:pPr>
+          <w:hyperlink w:anchor="_Toc240284616" w:history="1">
+            <w:r>
+              <w:rPr>
+                <w:rStyle w:val="Hyperlink"/>
+                <w:noProof/>
+              </w:rPr>
+              <w:t>1.1. Problemática</w:t>
+            </w:r>
+            <w:r>
+              <w:rPr>
+                <w:noProof/>
+                <w:webHidden/>
+              </w:rPr>
+              <w:tab/>
+            </w:r>
+            <w:r>
+              <w:rPr>
+                <w:noProof/>
+                <w:webHidden/>
+              </w:rPr>
+              <w:fldChar w:fldCharType="begin"/>
+            </w:r>
+            <w:r>
+              <w:rPr>
+                <w:noProof/>
+                <w:webHidden/>
+              </w:rPr>
+              <w:instrText xml:space="preserve"> PAGEREF _Toc240284616 \h </w:instrText>
+            </w:r>
+            <w:r>
+              <w:rPr>
+                <w:noProof/>
+                <w:webHidden/>
+              </w:rPr>
+            </w:r>
+            <w:r>
+              <w:rPr>
+                <w:noProof/>
+                <w:webHidden/>
+              </w:rPr>
+              <w:fldChar w:fldCharType="separate"/>
+            </w:r>
+            <w:r>
+              <w:rPr>
+                <w:noProof/>
+                <w:webHidden/>
+              </w:rPr>
+              <w:t>13</w:t>
+            </w:r>
+            <w:r>
+              <w:rPr>
+                <w:noProof/>
+                <w:webHidden/>
+              </w:rPr>
+              <w:fldChar w:fldCharType="end"/>
+            </w:r>
+          </w:hyperlink>
+        </w:p>
+        <w:p>
+          <w:pPr>
+            <w:pStyle w:val="Sumrio2"/>
+            <w:tabs>
+              <w:tab w:val="right" w:leader="dot" w:pos="9061"/>
+            </w:tabs>
+            <w:rPr>
+              <w:noProof/>
+            </w:rPr>
+          </w:pPr>
+          <w:hyperlink w:anchor="_Toc240284617" w:history="1">
+            <w:r>
+              <w:rPr>
+                <w:rStyle w:val="Hyperlink"/>
+                <w:noProof/>
+              </w:rPr>
+              <w:t>1.2. Justificativa</w:t>
+            </w:r>
+            <w:r>
+              <w:rPr>
+                <w:noProof/>
+                <w:webHidden/>
+              </w:rPr>
+              <w:tab/>
+            </w:r>
+            <w:r>
+              <w:rPr>
+                <w:noProof/>
+                <w:webHidden/>
+              </w:rPr>
+              <w:fldChar w:fldCharType="begin"/>
+            </w:r>
+            <w:r>
+              <w:rPr>
+                <w:noProof/>
+                <w:webHidden/>
+              </w:rPr>
+              <w:instrText xml:space="preserve"> PAGEREF _Toc240284617 \h </w:instrText>
+            </w:r>
+            <w:r>
+              <w:rPr>
+                <w:noProof/>
+                <w:webHidden/>
+              </w:rPr>
+            </w:r>
+            <w:r>
+              <w:rPr>
+                <w:noProof/>
+                <w:webHidden/>
+              </w:rPr>
+              <w:fldChar w:fldCharType="separate"/>
+            </w:r>
+            <w:r>
+              <w:rPr>
+                <w:noProof/>
+                <w:webHidden/>
+              </w:rPr>
+              <w:t>14</w:t>
+            </w:r>
+            <w:r>
+              <w:rPr>
+                <w:noProof/>
+                <w:webHidden/>
+              </w:rPr>
+              <w:fldChar w:fldCharType="end"/>
+            </w:r>
+          </w:hyperlink>
+        </w:p>
+        <w:p>
+          <w:pPr>
+            <w:pStyle w:val="Sumrio2"/>
+            <w:tabs>
+              <w:tab w:val="right" w:leader="dot" w:pos="9061"/>
+            </w:tabs>
+            <w:rPr>
+              <w:noProof/>
+            </w:rPr>
+          </w:pPr>
+          <w:hyperlink w:anchor="_Toc240284618" w:history="1">
+            <w:r>
+              <w:rPr>
+                <w:rStyle w:val="Hyperlink"/>
+                <w:noProof/>
+              </w:rPr>
+              <w:t>1.3. Objetivos</w:t>
+            </w:r>
+            <w:r>
+              <w:rPr>
+                <w:noProof/>
+                <w:webHidden/>
+              </w:rPr>
+              <w:tab/>
+            </w:r>
+            <w:r>
+              <w:rPr>
+                <w:noProof/>
+                <w:webHidden/>
+              </w:rPr>
+              <w:fldChar w:fldCharType="begin"/>
+            </w:r>
+            <w:r>
+              <w:rPr>
+                <w:noProof/>
+                <w:webHidden/>
+              </w:rPr>
+              <w:instrText xml:space="preserve"> PAGEREF _Toc240284618 \h </w:instrText>
+            </w:r>
+            <w:r>
+              <w:rPr>
+                <w:noProof/>
+                <w:webHidden/>
+              </w:rPr>
+            </w:r>
+            <w:r>
+              <w:rPr>
+                <w:noProof/>
+                <w:webHidden/>
+              </w:rPr>
+              <w:fldChar w:fldCharType="separate"/>
+            </w:r>
+            <w:r>
+              <w:rPr>
+                <w:noProof/>
+                <w:webHidden/>
+              </w:rPr>
+              <w:t>15</w:t>
+            </w:r>
+            <w:r>
+              <w:rPr>
+                <w:noProof/>
+                <w:webHidden/>
+              </w:rPr>
+              <w:fldChar w:fldCharType="end"/>
+            </w:r>
+          </w:hyperlink>
+        </w:p>
+        <w:p>
+          <w:pPr>
+            <w:pStyle w:val="Sumrio3"/>
+            <w:tabs>
+              <w:tab w:val="right" w:leader="dot" w:pos="9061"/>
+            </w:tabs>
+            <w:rPr>
+              <w:noProof/>
+            </w:rPr>
+          </w:pPr>
+          <w:hyperlink w:anchor="_Toc240284619" w:history="1">
+            <w:r>
+              <w:rPr>
+                <w:rStyle w:val="Hyperlink"/>
+                <w:noProof/>
+              </w:rPr>
+              <w:t>1.3.1. Objetivo Geral</w:t>
+            </w:r>
+            <w:r>
+              <w:rPr>
+                <w:noProof/>
+                <w:webHidden/>
+              </w:rPr>
+              <w:tab/>
+            </w:r>
+            <w:r>
+              <w:rPr>
+                <w:noProof/>
+                <w:webHidden/>
+              </w:rPr>
+              <w:fldChar w:fldCharType="begin"/>
+            </w:r>
+            <w:r>
+              <w:rPr>
+                <w:noProof/>
+                <w:webHidden/>
+              </w:rPr>
+              <w:instrText xml:space="preserve"> PAGEREF _Toc240284619 \h </w:instrText>
+            </w:r>
+            <w:r>
+              <w:rPr>
+                <w:noProof/>
+                <w:webHidden/>
+              </w:rPr>
+            </w:r>
+            <w:r>
+              <w:rPr>
+                <w:noProof/>
+                <w:webHidden/>
+              </w:rPr>
+              <w:fldChar w:fldCharType="separate"/>
+            </w:r>
+            <w:r>
+              <w:rPr>
+                <w:noProof/>
+                <w:webHidden/>
+              </w:rPr>
+              <w:t>15</w:t>
+            </w:r>
+            <w:r>
+              <w:rPr>
+                <w:noProof/>
+                <w:webHidden/>
+              </w:rPr>
+              <w:fldChar w:fldCharType="end"/>
+            </w:r>
+          </w:hyperlink>
+        </w:p>
+        <w:p>
+          <w:pPr>
+            <w:pStyle w:val="Sumrio3"/>
+            <w:tabs>
+              <w:tab w:val="right" w:leader="dot" w:pos="9061"/>
+            </w:tabs>
+            <w:rPr>
+              <w:noProof/>
+            </w:rPr>
+          </w:pPr>
+          <w:hyperlink w:anchor="_Toc240284620" w:history="1">
+            <w:r>
+              <w:rPr>
+                <w:rStyle w:val="Hyperlink"/>
+                <w:noProof/>
+              </w:rPr>
+              <w:t>1.3.2. Objetivos Específicos</w:t>
+            </w:r>
+            <w:r>
+              <w:rPr>
+                <w:noProof/>
+                <w:webHidden/>
+              </w:rPr>
+              <w:tab/>
+            </w:r>
+            <w:r>
+              <w:rPr>
+                <w:noProof/>
+                <w:webHidden/>
+              </w:rPr>
+              <w:fldChar w:fldCharType="begin"/>
+            </w:r>
+            <w:r>
+              <w:rPr>
+                <w:noProof/>
+                <w:webHidden/>
+              </w:rPr>
+              <w:instrText xml:space="preserve"> PAGEREF _Toc240284620 \h </w:instrText>
+            </w:r>
+            <w:r>
+              <w:rPr>
+                <w:noProof/>
+                <w:webHidden/>
+              </w:rPr>
+            </w:r>
+            <w:r>
+              <w:rPr>
+                <w:noProof/>
+                <w:webHidden/>
+              </w:rPr>
+              <w:fldChar w:fldCharType="separate"/>
+            </w:r>
+            <w:r>
+              <w:rPr>
+                <w:noProof/>
+                <w:webHidden/>
+              </w:rPr>
+              <w:t>15</w:t>
+            </w:r>
+            <w:r>
+              <w:rPr>
+                <w:noProof/>
+                <w:webHidden/>
+              </w:rPr>
+              <w:fldChar w:fldCharType="end"/>
+            </w:r>
+          </w:hyperlink>
+        </w:p>
+        <w:p>
+          <w:pPr>
+            <w:pStyle w:val="Sumrio2"/>
+            <w:tabs>
+              <w:tab w:val="right" w:leader="dot" w:pos="9061"/>
+            </w:tabs>
+            <w:rPr>
+              <w:noProof/>
+            </w:rPr>
+          </w:pPr>
+          <w:hyperlink w:anchor="_Toc240284621" w:history="1">
+            <w:r>
+              <w:rPr>
+                <w:rStyle w:val="Hyperlink"/>
+                <w:noProof/>
+              </w:rPr>
+              <w:t>1.4. Metodologia</w:t>
+            </w:r>
+            <w:r>
+              <w:rPr>
+                <w:noProof/>
+                <w:webHidden/>
+              </w:rPr>
+              <w:tab/>
+            </w:r>
+            <w:r>
+              <w:rPr>
+                <w:noProof/>
+                <w:webHidden/>
+              </w:rPr>
+              <w:fldChar w:fldCharType="begin"/>
+            </w:r>
+            <w:r>
+              <w:rPr>
+                <w:noProof/>
+                <w:webHidden/>
+              </w:rPr>
+              <w:instrText xml:space="preserve"> PAGEREF _Toc240284621 \h </w:instrText>
+            </w:r>
+            <w:r>
+              <w:rPr>
+                <w:noProof/>
+                <w:webHidden/>
+              </w:rPr>
+            </w:r>
+            <w:r>
+              <w:rPr>
+                <w:noProof/>
+                <w:webHidden/>
+              </w:rPr>
+              <w:fldChar w:fldCharType="separate"/>
+            </w:r>
+            <w:r>
+              <w:rPr>
+                <w:noProof/>
+                <w:webHidden/>
+              </w:rPr>
+              <w:t>16</w:t>
+            </w:r>
+            <w:r>
+              <w:rPr>
+                <w:noProof/>
+                <w:webHidden/>
+              </w:rPr>
+              <w:fldChar w:fldCharType="end"/>
+            </w:r>
+          </w:hyperlink>
+        </w:p>
+        <w:p>
+          <w:pPr>
+            <w:pStyle w:val="Sumrio2"/>
+            <w:tabs>
+              <w:tab w:val="right" w:leader="dot" w:pos="9061"/>
+            </w:tabs>
+            <w:rPr>
+              <w:noProof/>
+            </w:rPr>
+          </w:pPr>
+          <w:hyperlink w:anchor="_Toc240284622" w:history="1">
+            <w:r>
+              <w:rPr>
+                <w:rStyle w:val="Hyperlink"/>
+                <w:noProof/>
+              </w:rPr>
+              <w:t>1.5. Resultados Esperados</w:t>
+            </w:r>
+            <w:r>
+              <w:rPr>
+                <w:noProof/>
+                <w:webHidden/>
+              </w:rPr>
+              <w:tab/>
+            </w:r>
+            <w:r>
+              <w:rPr>
+                <w:noProof/>
+                <w:webHidden/>
+              </w:rPr>
+              <w:fldChar w:fldCharType="begin"/>
+            </w:r>
+            <w:r>
+              <w:rPr>
+                <w:noProof/>
+                <w:webHidden/>
+              </w:rPr>
+              <w:instrText xml:space="preserve"> PAGEREF _Toc240284622 \h </w:instrText>
+            </w:r>
+            <w:r>
+              <w:rPr>
+                <w:noProof/>
+                <w:webHidden/>
+              </w:rPr>
+            </w:r>
+            <w:r>
+              <w:rPr>
+                <w:noProof/>
+                <w:webHidden/>
+              </w:rPr>
+              <w:fldChar w:fldCharType="separate"/>
+            </w:r>
+            <w:r>
+              <w:rPr>
+                <w:noProof/>
+                <w:webHidden/>
+              </w:rPr>
+              <w:t>17</w:t>
+            </w:r>
+            <w:r>
+              <w:rPr>
+                <w:noProof/>
+                <w:webHidden/>
+              </w:rPr>
+              <w:fldChar w:fldCharType="end"/>
+            </w:r>
+          </w:hyperlink>
+        </w:p>
+        <w:p>
+          <w:pPr>
+            <w:pStyle w:val="Sumrio1"/>
+            <w:tabs>
+              <w:tab w:val="right" w:leader="dot" w:pos="9061"/>
+            </w:tabs>
+            <w:rPr>
+              <w:noProof/>
+            </w:rPr>
+          </w:pPr>
+          <w:hyperlink w:anchor="_Toc240284623" w:history="1">
+            <w:r>
+              <w:rPr>
+                <w:rStyle w:val="Hyperlink"/>
+                <w:noProof/>
+              </w:rPr>
+              <w:t>2. REFERENCIAL TEÓRICO</w:t>
+            </w:r>
+            <w:r>
+              <w:rPr>
+                <w:noProof/>
+                <w:webHidden/>
+              </w:rPr>
+              <w:tab/>
+            </w:r>
+            <w:r>
+              <w:rPr>
+                <w:noProof/>
+                <w:webHidden/>
+              </w:rPr>
+              <w:fldChar w:fldCharType="begin"/>
+            </w:r>
+            <w:r>
+              <w:rPr>
+                <w:noProof/>
+                <w:webHidden/>
+              </w:rPr>
+              <w:instrText xml:space="preserve"> PAGEREF _Toc240284623 \h </w:instrText>
+            </w:r>
+            <w:r>
+              <w:rPr>
+                <w:noProof/>
+                <w:webHidden/>
+              </w:rPr>
+            </w:r>
+            <w:r>
+              <w:rPr>
+                <w:noProof/>
+                <w:webHidden/>
+              </w:rPr>
+              <w:fldChar w:fldCharType="separate"/>
+            </w:r>
+            <w:r>
+              <w:rPr>
+                <w:noProof/>
+                <w:webHidden/>
+              </w:rPr>
+              <w:t>18</w:t>
+            </w:r>
+            <w:r>
+              <w:rPr>
+                <w:noProof/>
+                <w:webHidden/>
+              </w:rPr>
+              <w:fldChar w:fldCharType="end"/>
+            </w:r>
+          </w:hyperlink>
+        </w:p>
+        <w:p>
+          <w:pPr>
+            <w:pStyle w:val="Sumrio2"/>
+            <w:tabs>
+              <w:tab w:val="right" w:leader="dot" w:pos="9061"/>
+            </w:tabs>
+            <w:rPr>
+              <w:noProof/>
+            </w:rPr>
+          </w:pPr>
+          <w:hyperlink w:anchor="_Toc240284624" w:history="1">
+            <w:r>
+              <w:rPr>
+                <w:rStyle w:val="Hyperlink"/>
+                <w:noProof/>
+              </w:rPr>
+              <w:t>2.1 Economia de Plataforma e Precarização do Trabalho</w:t>
+            </w:r>
+            <w:r>
+              <w:rPr>
+                <w:noProof/>
+                <w:webHidden/>
+              </w:rPr>
+              <w:tab/>
+            </w:r>
+            <w:r>
+              <w:rPr>
+                <w:noProof/>
+                <w:webHidden/>
+              </w:rPr>
+              <w:fldChar w:fldCharType="begin"/>
+            </w:r>
+            <w:r>
+              <w:rPr>
+                <w:noProof/>
+                <w:webHidden/>
+              </w:rPr>
+              <w:instrText xml:space="preserve"> PAGEREF _Toc240284624 \h </w:instrText>
+            </w:r>
+            <w:r>
+              <w:rPr>
+                <w:noProof/>
+                <w:webHidden/>
+              </w:rPr>
+            </w:r>
+            <w:r>
+              <w:rPr>
+                <w:noProof/>
+                <w:webHidden/>
+              </w:rPr>
+              <w:fldChar w:fldCharType="separate"/>
+            </w:r>
+            <w:r>
+              <w:rPr>
+                <w:noProof/>
+                <w:webHidden/>
+              </w:rPr>
+              <w:t>18</w:t>
+            </w:r>
+            <w:r>
+              <w:rPr>
+                <w:noProof/>
+                <w:webHidden/>
+              </w:rPr>
+              <w:fldChar w:fldCharType="end"/>
+            </w:r>
+          </w:hyperlink>
+        </w:p>
+        <w:p>
+          <w:pPr>
+            <w:pStyle w:val="Sumrio3"/>
+            <w:tabs>
+              <w:tab w:val="right" w:leader="dot" w:pos="9061"/>
+            </w:tabs>
+            <w:rPr>
+              <w:noProof/>
+            </w:rPr>
+          </w:pPr>
+          <w:hyperlink w:anchor="_Toc240284625" w:history="1">
+            <w:r>
+              <w:rPr>
+                <w:rStyle w:val="Hyperlink"/>
+                <w:noProof/>
+              </w:rPr>
+              <w:t>2.1.1 O Contexto do Trabalho Autônomo no Brasil</w:t>
+            </w:r>
+            <w:r>
+              <w:rPr>
+                <w:noProof/>
+                <w:webHidden/>
+              </w:rPr>
+              <w:tab/>
+            </w:r>
+            <w:r>
+              <w:rPr>
+                <w:noProof/>
+                <w:webHidden/>
+              </w:rPr>
+              <w:fldChar w:fldCharType="begin"/>
+            </w:r>
+            <w:r>
+              <w:rPr>
+                <w:noProof/>
+                <w:webHidden/>
+              </w:rPr>
+              <w:instrText xml:space="preserve"> PAGEREF _Toc240284625 \h </w:instrText>
+            </w:r>
+            <w:r>
+              <w:rPr>
+                <w:noProof/>
+                <w:webHidden/>
+              </w:rPr>
+            </w:r>
+            <w:r>
+              <w:rPr>
+                <w:noProof/>
+                <w:webHidden/>
+              </w:rPr>
+              <w:fldChar w:fldCharType="separate"/>
+            </w:r>
+            <w:r>
+              <w:rPr>
+                <w:noProof/>
+                <w:webHidden/>
+              </w:rPr>
+              <w:t>18</w:t>
+            </w:r>
+            <w:r>
+              <w:rPr>
+                <w:noProof/>
+                <w:webHidden/>
+              </w:rPr>
+              <w:fldChar w:fldCharType="end"/>
+            </w:r>
+          </w:hyperlink>
+        </w:p>
+        <w:p>
+          <w:pPr>
+            <w:pStyle w:val="Sumrio3"/>
+            <w:tabs>
+              <w:tab w:val="right" w:leader="dot" w:pos="9061"/>
+            </w:tabs>
+            <w:rPr>
+              <w:noProof/>
+            </w:rPr>
+          </w:pPr>
+          <w:hyperlink w:anchor="_Toc240284626" w:history="1">
+            <w:r>
+              <w:rPr>
+                <w:rStyle w:val="Hyperlink"/>
+                <w:noProof/>
+              </w:rPr>
+              <w:t>2.1.2 A Uberização do Trabalho e o Trabalhador Just-in-Time</w:t>
+            </w:r>
+            <w:r>
+              <w:rPr>
+                <w:noProof/>
+                <w:webHidden/>
+              </w:rPr>
+              <w:tab/>
+            </w:r>
+            <w:r>
+              <w:rPr>
+                <w:noProof/>
+                <w:webHidden/>
+              </w:rPr>
+              <w:fldChar w:fldCharType="begin"/>
+            </w:r>
+            <w:r>
+              <w:rPr>
+                <w:noProof/>
+                <w:webHidden/>
+              </w:rPr>
+              <w:instrText xml:space="preserve"> PAGEREF _Toc240284626 \h </w:instrText>
+            </w:r>
+            <w:r>
+              <w:rPr>
+                <w:noProof/>
+                <w:webHidden/>
+              </w:rPr>
+            </w:r>
+            <w:r>
+              <w:rPr>
+                <w:noProof/>
+                <w:webHidden/>
+              </w:rPr>
+              <w:fldChar w:fldCharType="separate"/>
+            </w:r>
+            <w:r>
+              <w:rPr>
+                <w:noProof/>
+                <w:webHidden/>
+              </w:rPr>
+              <w:t>18</w:t>
+            </w:r>
+            <w:r>
+              <w:rPr>
+                <w:noProof/>
+                <w:webHidden/>
+              </w:rPr>
+              <w:fldChar w:fldCharType="end"/>
+            </w:r>
+          </w:hyperlink>
+        </w:p>
+        <w:p>
+          <w:pPr>
+            <w:pStyle w:val="Sumrio3"/>
+            <w:tabs>
+              <w:tab w:val="right" w:leader="dot" w:pos="9061"/>
+            </w:tabs>
+            <w:rPr>
+              <w:noProof/>
+            </w:rPr>
+          </w:pPr>
+          <w:hyperlink w:anchor="_Toc240284627" w:history="1">
+            <w:r>
+              <w:rPr>
+                <w:rStyle w:val="Hyperlink"/>
+                <w:noProof/>
+              </w:rPr>
+              <w:t>2.1.3 Evidências Empíricas da Precarização</w:t>
+            </w:r>
+            <w:r>
+              <w:rPr>
+                <w:noProof/>
+                <w:webHidden/>
+              </w:rPr>
+              <w:tab/>
+            </w:r>
+            <w:r>
+              <w:rPr>
+                <w:noProof/>
+                <w:webHidden/>
+              </w:rPr>
+              <w:fldChar w:fldCharType="begin"/>
+            </w:r>
+            <w:r>
+              <w:rPr>
+                <w:noProof/>
+                <w:webHidden/>
+              </w:rPr>
+              <w:instrText xml:space="preserve"> PAGEREF _Toc240284627 \h </w:instrText>
+            </w:r>
+            <w:r>
+              <w:rPr>
+                <w:noProof/>
+                <w:webHidden/>
+              </w:rPr>
+            </w:r>
+            <w:r>
+              <w:rPr>
+                <w:noProof/>
+                <w:webHidden/>
+              </w:rPr>
+              <w:fldChar w:fldCharType="separate"/>
+            </w:r>
+            <w:r>
+              <w:rPr>
+                <w:noProof/>
+                <w:webHidden/>
+              </w:rPr>
+              <w:t>19</w:t>
+            </w:r>
+            <w:r>
+              <w:rPr>
+                <w:noProof/>
+                <w:webHidden/>
+              </w:rPr>
+              <w:fldChar w:fldCharType="end"/>
+            </w:r>
+          </w:hyperlink>
+        </w:p>
+        <w:p>
+          <w:pPr>
+            <w:pStyle w:val="Sumrio3"/>
+            <w:tabs>
+              <w:tab w:val="right" w:leader="dot" w:pos="9061"/>
+            </w:tabs>
+            <w:rPr>
+              <w:noProof/>
+            </w:rPr>
+          </w:pPr>
+          <w:hyperlink w:anchor="_Toc240284628" w:history="1">
+            <w:r>
+              <w:rPr>
+                <w:rStyle w:val="Hyperlink"/>
+                <w:noProof/>
+              </w:rPr>
+              <w:t>2.1.4 Dados do IPEA sobre a Plataformização</w:t>
+            </w:r>
+            <w:r>
+              <w:rPr>
+                <w:noProof/>
+                <w:webHidden/>
+              </w:rPr>
+              <w:tab/>
+            </w:r>
+            <w:r>
+              <w:rPr>
+                <w:noProof/>
+                <w:webHidden/>
+              </w:rPr>
+              <w:fldChar w:fldCharType="begin"/>
+            </w:r>
+            <w:r>
+              <w:rPr>
+                <w:noProof/>
+                <w:webHidden/>
+              </w:rPr>
+              <w:instrText xml:space="preserve"> PAGEREF _Toc240284628 \h </w:instrText>
+            </w:r>
+            <w:r>
+              <w:rPr>
+                <w:noProof/>
+                <w:webHidden/>
+              </w:rPr>
+            </w:r>
+            <w:r>
+              <w:rPr>
+                <w:noProof/>
+                <w:webHidden/>
+              </w:rPr>
+              <w:fldChar w:fldCharType="separate"/>
+            </w:r>
+            <w:r>
+              <w:rPr>
+                <w:noProof/>
+                <w:webHidden/>
+              </w:rPr>
+              <w:t>20</w:t>
+            </w:r>
+            <w:r>
+              <w:rPr>
+                <w:noProof/>
+                <w:webHidden/>
+              </w:rPr>
+              <w:fldChar w:fldCharType="end"/>
+            </w:r>
+          </w:hyperlink>
+        </w:p>
+        <w:p>
+          <w:pPr>
+            <w:pStyle w:val="Sumrio3"/>
+            <w:tabs>
+              <w:tab w:val="right" w:leader="dot" w:pos="9061"/>
+            </w:tabs>
+            <w:rPr>
+              <w:noProof/>
+            </w:rPr>
+          </w:pPr>
+          <w:hyperlink w:anchor="_Toc240284629" w:history="1">
+            <w:r>
+              <w:rPr>
+                <w:rStyle w:val="Hyperlink"/>
+                <w:noProof/>
+              </w:rPr>
+              <w:t>2.1.5 A Lógica Estrutural do Capitalismo de Plataforma</w:t>
+            </w:r>
+            <w:r>
+              <w:rPr>
+                <w:noProof/>
+                <w:webHidden/>
+              </w:rPr>
+              <w:tab/>
+            </w:r>
+            <w:r>
+              <w:rPr>
+                <w:noProof/>
+                <w:webHidden/>
+              </w:rPr>
+              <w:fldChar w:fldCharType="begin"/>
+            </w:r>
+            <w:r>
+              <w:rPr>
+                <w:noProof/>
+                <w:webHidden/>
+              </w:rPr>
+              <w:instrText xml:space="preserve"> PAGEREF _Toc240284629 \h </w:instrText>
+            </w:r>
+            <w:r>
+              <w:rPr>
+                <w:noProof/>
+                <w:webHidden/>
+              </w:rPr>
+            </w:r>
+            <w:r>
+              <w:rPr>
+                <w:noProof/>
+                <w:webHidden/>
+              </w:rPr>
+              <w:fldChar w:fldCharType="separate"/>
+            </w:r>
+            <w:r>
+              <w:rPr>
+                <w:noProof/>
+                <w:webHidden/>
+              </w:rPr>
+              <w:t>21</w:t>
+            </w:r>
+            <w:r>
+              <w:rPr>
+                <w:noProof/>
+                <w:webHidden/>
+              </w:rPr>
+              <w:fldChar w:fldCharType="end"/>
+            </w:r>
+          </w:hyperlink>
+        </w:p>
+        <w:p>
+          <w:pPr>
+            <w:pStyle w:val="Sumrio2"/>
+            <w:tabs>
+              <w:tab w:val="right" w:leader="dot" w:pos="9061"/>
+            </w:tabs>
+            <w:rPr>
+              <w:noProof/>
+            </w:rPr>
+          </w:pPr>
+          <w:hyperlink w:anchor="_Toc240284630" w:history="1">
+            <w:r>
+              <w:rPr>
+                <w:rStyle w:val="Hyperlink"/>
+                <w:noProof/>
+              </w:rPr>
+              <w:t>2.2 Distributivismo e Alternativas</w:t>
+            </w:r>
+            <w:r>
+              <w:rPr>
+                <w:noProof/>
+                <w:webHidden/>
+              </w:rPr>
+              <w:tab/>
+            </w:r>
+            <w:r>
+              <w:rPr>
+                <w:noProof/>
+                <w:webHidden/>
+              </w:rPr>
+              <w:fldChar w:fldCharType="begin"/>
+            </w:r>
+            <w:r>
+              <w:rPr>
+                <w:noProof/>
+                <w:webHidden/>
+              </w:rPr>
+              <w:instrText xml:space="preserve"> PAGEREF _Toc240284630 \h </w:instrText>
+            </w:r>
+            <w:r>
+              <w:rPr>
+                <w:noProof/>
+                <w:webHidden/>
+              </w:rPr>
+            </w:r>
+            <w:r>
+              <w:rPr>
+                <w:noProof/>
+                <w:webHidden/>
+              </w:rPr>
+              <w:fldChar w:fldCharType="separate"/>
+            </w:r>
+            <w:r>
+              <w:rPr>
+                <w:noProof/>
+                <w:webHidden/>
+              </w:rPr>
+              <w:t>21</w:t>
+            </w:r>
+            <w:r>
+              <w:rPr>
+                <w:noProof/>
+                <w:webHidden/>
+              </w:rPr>
+              <w:fldChar w:fldCharType="end"/>
+            </w:r>
+          </w:hyperlink>
+        </w:p>
+        <w:p>
+          <w:pPr>
+            <w:pStyle w:val="Sumrio3"/>
+            <w:tabs>
+              <w:tab w:val="right" w:leader="dot" w:pos="9061"/>
+            </w:tabs>
+            <w:rPr>
+              <w:noProof/>
+            </w:rPr>
+          </w:pPr>
+          <w:hyperlink w:anchor="_Toc240284631" w:history="1">
+            <w:r>
+              <w:rPr>
+                <w:rStyle w:val="Hyperlink"/>
+                <w:noProof/>
+              </w:rPr>
+              <w:t>2.2.1 Origens e Fundamentos do Distributivismo</w:t>
+            </w:r>
+            <w:r>
+              <w:rPr>
+                <w:noProof/>
+                <w:webHidden/>
+              </w:rPr>
+              <w:tab/>
+            </w:r>
+            <w:r>
+              <w:rPr>
+                <w:noProof/>
+                <w:webHidden/>
+              </w:rPr>
+              <w:fldChar w:fldCharType="begin"/>
+            </w:r>
+            <w:r>
+              <w:rPr>
+                <w:noProof/>
+                <w:webHidden/>
+              </w:rPr>
+              <w:instrText xml:space="preserve"> PAGEREF _Toc240284631 \h </w:instrText>
+            </w:r>
+            <w:r>
+              <w:rPr>
+                <w:noProof/>
+                <w:webHidden/>
+              </w:rPr>
+            </w:r>
+            <w:r>
+              <w:rPr>
+                <w:noProof/>
+                <w:webHidden/>
+              </w:rPr>
+              <w:fldChar w:fldCharType="separate"/>
+            </w:r>
+            <w:r>
+              <w:rPr>
+                <w:noProof/>
+                <w:webHidden/>
+              </w:rPr>
+              <w:t>22</w:t>
+            </w:r>
+            <w:r>
+              <w:rPr>
+                <w:noProof/>
+                <w:webHidden/>
+              </w:rPr>
+              <w:fldChar w:fldCharType="end"/>
+            </w:r>
+          </w:hyperlink>
+        </w:p>
+        <w:p>
+          <w:pPr>
+            <w:pStyle w:val="Sumrio3"/>
+            <w:tabs>
+              <w:tab w:val="right" w:leader="dot" w:pos="9061"/>
+            </w:tabs>
+            <w:rPr>
+              <w:noProof/>
+            </w:rPr>
+          </w:pPr>
+          <w:hyperlink w:anchor="_Toc240284632" w:history="1">
+            <w:r>
+              <w:rPr>
+                <w:rStyle w:val="Hyperlink"/>
+                <w:noProof/>
+              </w:rPr>
+              <w:t>2.2.2 O Pensamento de Hilaire Belloc</w:t>
+            </w:r>
+            <w:r>
+              <w:rPr>
+                <w:noProof/>
+                <w:webHidden/>
+              </w:rPr>
+              <w:tab/>
+            </w:r>
+            <w:r>
+              <w:rPr>
+                <w:noProof/>
+                <w:webHidden/>
+              </w:rPr>
+              <w:fldChar w:fldCharType="begin"/>
+            </w:r>
+            <w:r>
+              <w:rPr>
+                <w:noProof/>
+                <w:webHidden/>
+              </w:rPr>
+              <w:instrText xml:space="preserve"> PAGEREF _Toc240284632 \h </w:instrText>
+            </w:r>
+            <w:r>
+              <w:rPr>
+                <w:noProof/>
+                <w:webHidden/>
+              </w:rPr>
+            </w:r>
+            <w:r>
+              <w:rPr>
+                <w:noProof/>
+                <w:webHidden/>
+              </w:rPr>
+              <w:fldChar w:fldCharType="separate"/>
+            </w:r>
+            <w:r>
+              <w:rPr>
+                <w:noProof/>
+                <w:webHidden/>
+              </w:rPr>
+              <w:t>22</w:t>
+            </w:r>
+            <w:r>
+              <w:rPr>
+                <w:noProof/>
+                <w:webHidden/>
+              </w:rPr>
+              <w:fldChar w:fldCharType="end"/>
+            </w:r>
+          </w:hyperlink>
+        </w:p>
+        <w:p>
+          <w:pPr>
+            <w:pStyle w:val="Sumrio3"/>
+            <w:tabs>
+              <w:tab w:val="right" w:leader="dot" w:pos="9061"/>
+            </w:tabs>
+            <w:rPr>
+              <w:noProof/>
+            </w:rPr>
+          </w:pPr>
+          <w:hyperlink w:anchor="_Toc240284633" w:history="1">
+            <w:r>
+              <w:rPr>
+                <w:rStyle w:val="Hyperlink"/>
+                <w:noProof/>
+              </w:rPr>
+              <w:t>2.2.3 O Pensamento de G.K. Chesterton</w:t>
+            </w:r>
+            <w:r>
+              <w:rPr>
+                <w:noProof/>
+                <w:webHidden/>
+              </w:rPr>
+              <w:tab/>
+            </w:r>
+            <w:r>
+              <w:rPr>
+                <w:noProof/>
+                <w:webHidden/>
+              </w:rPr>
+              <w:fldChar w:fldCharType="begin"/>
+            </w:r>
+            <w:r>
+              <w:rPr>
+                <w:noProof/>
+                <w:webHidden/>
+              </w:rPr>
+              <w:instrText xml:space="preserve"> PAGEREF _Toc240284633 \h </w:instrText>
+            </w:r>
+            <w:r>
+              <w:rPr>
+                <w:noProof/>
+                <w:webHidden/>
+              </w:rPr>
+            </w:r>
+            <w:r>
+              <w:rPr>
+                <w:noProof/>
+                <w:webHidden/>
+              </w:rPr>
+              <w:fldChar w:fldCharType="separate"/>
+            </w:r>
+            <w:r>
+              <w:rPr>
+                <w:noProof/>
+                <w:webHidden/>
+              </w:rPr>
+              <w:t>22</w:t>
+            </w:r>
+            <w:r>
+              <w:rPr>
+                <w:noProof/>
+                <w:webHidden/>
+              </w:rPr>
+              <w:fldChar w:fldCharType="end"/>
+            </w:r>
+          </w:hyperlink>
+        </w:p>
+        <w:p>
+          <w:pPr>
+            <w:pStyle w:val="Sumrio3"/>
+            <w:tabs>
+              <w:tab w:val="right" w:leader="dot" w:pos="9061"/>
+            </w:tabs>
+            <w:rPr>
+              <w:noProof/>
+            </w:rPr>
+          </w:pPr>
+          <w:hyperlink w:anchor="_Toc240284634" w:history="1">
+            <w:r>
+              <w:rPr>
+                <w:rStyle w:val="Hyperlink"/>
+                <w:noProof/>
+              </w:rPr>
+              <w:t>2.2.4 Características do Distributismo</w:t>
+            </w:r>
+            <w:r>
+              <w:rPr>
+                <w:noProof/>
+                <w:webHidden/>
+              </w:rPr>
+              <w:tab/>
+            </w:r>
+            <w:r>
+              <w:rPr>
+                <w:noProof/>
+                <w:webHidden/>
+              </w:rPr>
+              <w:fldChar w:fldCharType="begin"/>
+            </w:r>
+            <w:r>
+              <w:rPr>
+                <w:noProof/>
+                <w:webHidden/>
+              </w:rPr>
+              <w:instrText xml:space="preserve"> PAGEREF _Toc240284634 \h </w:instrText>
+            </w:r>
+            <w:r>
+              <w:rPr>
+                <w:noProof/>
+                <w:webHidden/>
+              </w:rPr>
+            </w:r>
+            <w:r>
+              <w:rPr>
+                <w:noProof/>
+                <w:webHidden/>
+              </w:rPr>
+              <w:fldChar w:fldCharType="separate"/>
+            </w:r>
+            <w:r>
+              <w:rPr>
+                <w:noProof/>
+                <w:webHidden/>
+              </w:rPr>
+              <w:t>23</w:t>
+            </w:r>
+            <w:r>
+              <w:rPr>
+                <w:noProof/>
+                <w:webHidden/>
+              </w:rPr>
+              <w:fldChar w:fldCharType="end"/>
+            </w:r>
+          </w:hyperlink>
+        </w:p>
+        <w:p>
+          <w:pPr>
+            <w:pStyle w:val="Sumrio3"/>
+            <w:tabs>
+              <w:tab w:val="right" w:leader="dot" w:pos="9061"/>
+            </w:tabs>
+            <w:rPr>
+              <w:noProof/>
+            </w:rPr>
+          </w:pPr>
+          <w:hyperlink w:anchor="_Toc240284635" w:history="1">
+            <w:r>
+              <w:rPr>
+                <w:rStyle w:val="Hyperlink"/>
+                <w:noProof/>
+              </w:rPr>
+              <w:t>2.2.5 Schumacher e a Economia como se Pessoas Importassem</w:t>
+            </w:r>
+            <w:r>
+              <w:rPr>
+                <w:noProof/>
+                <w:webHidden/>
+              </w:rPr>
+              <w:tab/>
+            </w:r>
+            <w:r>
+              <w:rPr>
+                <w:noProof/>
+                <w:webHidden/>
+              </w:rPr>
+              <w:fldChar w:fldCharType="begin"/>
+            </w:r>
+            <w:r>
+              <w:rPr>
+                <w:noProof/>
+                <w:webHidden/>
+              </w:rPr>
+              <w:instrText xml:space="preserve"> PAGEREF _Toc240284635 \h </w:instrText>
+            </w:r>
+            <w:r>
+              <w:rPr>
+                <w:noProof/>
+                <w:webHidden/>
+              </w:rPr>
+            </w:r>
+            <w:r>
+              <w:rPr>
+                <w:noProof/>
+                <w:webHidden/>
+              </w:rPr>
+              <w:fldChar w:fldCharType="separate"/>
+            </w:r>
+            <w:r>
+              <w:rPr>
+                <w:noProof/>
+                <w:webHidden/>
+              </w:rPr>
+              <w:t>23</w:t>
+            </w:r>
+            <w:r>
+              <w:rPr>
+                <w:noProof/>
+                <w:webHidden/>
+              </w:rPr>
+              <w:fldChar w:fldCharType="end"/>
+            </w:r>
+          </w:hyperlink>
+        </w:p>
+        <w:p>
+          <w:pPr>
+            <w:pStyle w:val="Sumrio2"/>
+            <w:tabs>
+              <w:tab w:val="right" w:leader="dot" w:pos="9061"/>
+            </w:tabs>
+            <w:rPr>
+              <w:noProof/>
+            </w:rPr>
+          </w:pPr>
+          <w:hyperlink w:anchor="_Toc240284636" w:history="1">
+            <w:r>
+              <w:rPr>
+                <w:rStyle w:val="Hyperlink"/>
+                <w:noProof/>
+              </w:rPr>
+              <w:t>2.3 Cooperativismo de Plataforma e Cosmolocalismo</w:t>
+            </w:r>
+            <w:r>
+              <w:rPr>
+                <w:noProof/>
+                <w:webHidden/>
+              </w:rPr>
+              <w:tab/>
+            </w:r>
+            <w:r>
+              <w:rPr>
+                <w:noProof/>
+                <w:webHidden/>
+              </w:rPr>
+              <w:fldChar w:fldCharType="begin"/>
+            </w:r>
+            <w:r>
+              <w:rPr>
+                <w:noProof/>
+                <w:webHidden/>
+              </w:rPr>
+              <w:instrText xml:space="preserve"> PAGEREF _Toc240284636 \h </w:instrText>
+            </w:r>
+            <w:r>
+              <w:rPr>
+                <w:noProof/>
+                <w:webHidden/>
+              </w:rPr>
+            </w:r>
+            <w:r>
+              <w:rPr>
+                <w:noProof/>
+                <w:webHidden/>
+              </w:rPr>
+              <w:fldChar w:fldCharType="separate"/>
+            </w:r>
+            <w:r>
+              <w:rPr>
+                <w:noProof/>
+                <w:webHidden/>
+              </w:rPr>
+              <w:t>24</w:t>
+            </w:r>
+            <w:r>
+              <w:rPr>
+                <w:noProof/>
+                <w:webHidden/>
+              </w:rPr>
+              <w:fldChar w:fldCharType="end"/>
+            </w:r>
+          </w:hyperlink>
+        </w:p>
+        <w:p>
+          <w:pPr>
+            <w:pStyle w:val="Sumrio3"/>
+            <w:tabs>
+              <w:tab w:val="right" w:leader="dot" w:pos="9061"/>
+            </w:tabs>
+            <w:rPr>
+              <w:noProof/>
+            </w:rPr>
+          </w:pPr>
+          <w:hyperlink w:anchor="_Toc240284637" w:history="1">
+            <w:r>
+              <w:rPr>
+                <w:rStyle w:val="Hyperlink"/>
+                <w:noProof/>
+              </w:rPr>
+              <w:t>2.3.1 Cooperativismo de Plataforma como Aplicação Contemporânea</w:t>
+            </w:r>
+            <w:r>
+              <w:rPr>
+                <w:noProof/>
+                <w:webHidden/>
+              </w:rPr>
+              <w:tab/>
+            </w:r>
+            <w:r>
+              <w:rPr>
+                <w:noProof/>
+                <w:webHidden/>
+              </w:rPr>
+              <w:fldChar w:fldCharType="begin"/>
+            </w:r>
+            <w:r>
+              <w:rPr>
+                <w:noProof/>
+                <w:webHidden/>
+              </w:rPr>
+              <w:instrText xml:space="preserve"> PAGEREF _Toc240284637 \h </w:instrText>
+            </w:r>
+            <w:r>
+              <w:rPr>
+                <w:noProof/>
+                <w:webHidden/>
+              </w:rPr>
+            </w:r>
+            <w:r>
+              <w:rPr>
+                <w:noProof/>
+                <w:webHidden/>
+              </w:rPr>
+              <w:fldChar w:fldCharType="separate"/>
+            </w:r>
+            <w:r>
+              <w:rPr>
+                <w:noProof/>
+                <w:webHidden/>
+              </w:rPr>
+              <w:t>24</w:t>
+            </w:r>
+            <w:r>
+              <w:rPr>
+                <w:noProof/>
+                <w:webHidden/>
+              </w:rPr>
+              <w:fldChar w:fldCharType="end"/>
+            </w:r>
+          </w:hyperlink>
+        </w:p>
+        <w:p>
+          <w:pPr>
+            <w:pStyle w:val="Sumrio3"/>
+            <w:tabs>
+              <w:tab w:val="right" w:leader="dot" w:pos="9061"/>
+            </w:tabs>
+            <w:rPr>
+              <w:noProof/>
+            </w:rPr>
+          </w:pPr>
+          <w:hyperlink w:anchor="_Toc240284638" w:history="1">
+            <w:r>
+              <w:rPr>
+                <w:rStyle w:val="Hyperlink"/>
+                <w:noProof/>
+              </w:rPr>
+              <w:t>2.3.2 Experiências de Cooperativismo de Plataforma no Brasil</w:t>
+            </w:r>
+            <w:r>
+              <w:rPr>
+                <w:noProof/>
+                <w:webHidden/>
+              </w:rPr>
+              <w:tab/>
+            </w:r>
+            <w:r>
+              <w:rPr>
+                <w:noProof/>
+                <w:webHidden/>
+              </w:rPr>
+              <w:fldChar w:fldCharType="begin"/>
+            </w:r>
+            <w:r>
+              <w:rPr>
+                <w:noProof/>
+                <w:webHidden/>
+              </w:rPr>
+              <w:instrText xml:space="preserve"> PAGEREF _Toc240284638 \h </w:instrText>
+            </w:r>
+            <w:r>
+              <w:rPr>
+                <w:noProof/>
+                <w:webHidden/>
+              </w:rPr>
+            </w:r>
+            <w:r>
+              <w:rPr>
+                <w:noProof/>
+                <w:webHidden/>
+              </w:rPr>
+              <w:fldChar w:fldCharType="separate"/>
+            </w:r>
+            <w:r>
+              <w:rPr>
+                <w:noProof/>
+                <w:webHidden/>
+              </w:rPr>
+              <w:t>25</w:t>
+            </w:r>
+            <w:r>
+              <w:rPr>
+                <w:noProof/>
+                <w:webHidden/>
+              </w:rPr>
+              <w:fldChar w:fldCharType="end"/>
+            </w:r>
+          </w:hyperlink>
+        </w:p>
+        <w:p>
+          <w:pPr>
+            <w:pStyle w:val="Sumrio3"/>
+            <w:tabs>
+              <w:tab w:val="right" w:leader="dot" w:pos="9061"/>
+            </w:tabs>
+            <w:rPr>
+              <w:noProof/>
+            </w:rPr>
+          </w:pPr>
+          <w:hyperlink w:anchor="_Toc240284639" w:history="1">
+            <w:r>
+              <w:rPr>
+                <w:rStyle w:val="Hyperlink"/>
+                <w:noProof/>
+              </w:rPr>
+              <w:t>2.3.3 Cosmolocalismo: Integrando o Global e o Local</w:t>
+            </w:r>
+            <w:r>
+              <w:rPr>
+                <w:noProof/>
+                <w:webHidden/>
+              </w:rPr>
+              <w:tab/>
+            </w:r>
+            <w:r>
+              <w:rPr>
+                <w:noProof/>
+                <w:webHidden/>
+              </w:rPr>
+              <w:fldChar w:fldCharType="begin"/>
+            </w:r>
+            <w:r>
+              <w:rPr>
+                <w:noProof/>
+                <w:webHidden/>
+              </w:rPr>
+              <w:instrText xml:space="preserve"> PAGEREF _Toc240284639 \h </w:instrText>
+            </w:r>
+            <w:r>
+              <w:rPr>
+                <w:noProof/>
+                <w:webHidden/>
+              </w:rPr>
+            </w:r>
+            <w:r>
+              <w:rPr>
+                <w:noProof/>
+                <w:webHidden/>
+              </w:rPr>
+              <w:fldChar w:fldCharType="separate"/>
+            </w:r>
+            <w:r>
+              <w:rPr>
+                <w:noProof/>
+                <w:webHidden/>
+              </w:rPr>
+              <w:t>25</w:t>
+            </w:r>
+            <w:r>
+              <w:rPr>
+                <w:noProof/>
+                <w:webHidden/>
+              </w:rPr>
+              <w:fldChar w:fldCharType="end"/>
+            </w:r>
+          </w:hyperlink>
+        </w:p>
+        <w:p>
+          <w:pPr>
+            <w:pStyle w:val="Sumrio3"/>
+            <w:tabs>
+              <w:tab w:val="right" w:leader="dot" w:pos="9061"/>
+            </w:tabs>
+            <w:rPr>
+              <w:noProof/>
+            </w:rPr>
+          </w:pPr>
+          <w:hyperlink w:anchor="_Toc240284640" w:history="1">
+            <w:r>
+              <w:rPr>
+                <w:rStyle w:val="Hyperlink"/>
+                <w:noProof/>
+              </w:rPr>
+              <w:t>2.3.4 Cosmolocalismo e Commons Digitais</w:t>
+            </w:r>
+            <w:r>
+              <w:rPr>
+                <w:noProof/>
+                <w:webHidden/>
+              </w:rPr>
+              <w:tab/>
+            </w:r>
+            <w:r>
+              <w:rPr>
+                <w:noProof/>
+                <w:webHidden/>
+              </w:rPr>
+              <w:fldChar w:fldCharType="begin"/>
+            </w:r>
+            <w:r>
+              <w:rPr>
+                <w:noProof/>
+                <w:webHidden/>
+              </w:rPr>
+              <w:instrText xml:space="preserve"> PAGEREF _Toc240284640 \h </w:instrText>
+            </w:r>
+            <w:r>
+              <w:rPr>
+                <w:noProof/>
+                <w:webHidden/>
+              </w:rPr>
+            </w:r>
+            <w:r>
+              <w:rPr>
+                <w:noProof/>
+                <w:webHidden/>
+              </w:rPr>
+              <w:fldChar w:fldCharType="separate"/>
+            </w:r>
+            <w:r>
+              <w:rPr>
+                <w:noProof/>
+                <w:webHidden/>
+              </w:rPr>
+              <w:t>26</w:t>
+            </w:r>
+            <w:r>
+              <w:rPr>
+                <w:noProof/>
+                <w:webHidden/>
+              </w:rPr>
+              <w:fldChar w:fldCharType="end"/>
+            </w:r>
+          </w:hyperlink>
+        </w:p>
+        <w:p>
+          <w:pPr>
+            <w:pStyle w:val="Sumrio3"/>
+            <w:tabs>
+              <w:tab w:val="right" w:leader="dot" w:pos="9061"/>
+            </w:tabs>
+            <w:rPr>
+              <w:noProof/>
+            </w:rPr>
+          </w:pPr>
+          <w:hyperlink w:anchor="_Toc240284641" w:history="1">
+            <w:r>
+              <w:rPr>
+                <w:rStyle w:val="Hyperlink"/>
+                <w:noProof/>
+              </w:rPr>
+              <w:t>2.3.5 Confiança Comunitária e Sistemas de Reputação Distribuída</w:t>
+            </w:r>
+            <w:r>
+              <w:rPr>
+                <w:noProof/>
+                <w:webHidden/>
+              </w:rPr>
+              <w:tab/>
+            </w:r>
+            <w:r>
+              <w:rPr>
+                <w:noProof/>
+                <w:webHidden/>
+              </w:rPr>
+              <w:fldChar w:fldCharType="begin"/>
+            </w:r>
+            <w:r>
+              <w:rPr>
+                <w:noProof/>
+                <w:webHidden/>
+              </w:rPr>
+              <w:instrText xml:space="preserve"> PAGEREF _Toc240284641 \h </w:instrText>
+            </w:r>
+            <w:r>
+              <w:rPr>
+                <w:noProof/>
+                <w:webHidden/>
+              </w:rPr>
+            </w:r>
+            <w:r>
+              <w:rPr>
+                <w:noProof/>
+                <w:webHidden/>
+              </w:rPr>
+              <w:fldChar w:fldCharType="separate"/>
+            </w:r>
+            <w:r>
+              <w:rPr>
+                <w:noProof/>
+                <w:webHidden/>
+              </w:rPr>
+              <w:t>26</w:t>
+            </w:r>
+            <w:r>
+              <w:rPr>
+                <w:noProof/>
+                <w:webHidden/>
+              </w:rPr>
+              <w:fldChar w:fldCharType="end"/>
+            </w:r>
+          </w:hyperlink>
+        </w:p>
+        <w:p>
+          <w:pPr>
+            <w:pStyle w:val="Sumrio3"/>
+            <w:tabs>
+              <w:tab w:val="right" w:leader="dot" w:pos="9061"/>
+            </w:tabs>
+            <w:rPr>
+              <w:noProof/>
+            </w:rPr>
+          </w:pPr>
+          <w:hyperlink w:anchor="_Toc240284642" w:history="1">
+            <w:r>
+              <w:rPr>
+                <w:rStyle w:val="Hyperlink"/>
+                <w:noProof/>
+              </w:rPr>
+              <w:t>2.3.6 Fortalecimento da Economia Local por Meio de Plataformas Digitais</w:t>
+            </w:r>
+            <w:r>
+              <w:rPr>
+                <w:noProof/>
+                <w:webHidden/>
+              </w:rPr>
+              <w:tab/>
+            </w:r>
+            <w:r>
+              <w:rPr>
+                <w:noProof/>
+                <w:webHidden/>
+              </w:rPr>
+              <w:fldChar w:fldCharType="begin"/>
+            </w:r>
+            <w:r>
+              <w:rPr>
+                <w:noProof/>
+                <w:webHidden/>
+              </w:rPr>
+              <w:instrText xml:space="preserve"> PAGEREF _Toc240284642 \h </w:instrText>
+            </w:r>
+            <w:r>
+              <w:rPr>
+                <w:noProof/>
+                <w:webHidden/>
+              </w:rPr>
+            </w:r>
+            <w:r>
+              <w:rPr>
+                <w:noProof/>
+                <w:webHidden/>
+              </w:rPr>
+              <w:fldChar w:fldCharType="separate"/>
+            </w:r>
+            <w:r>
+              <w:rPr>
+                <w:noProof/>
+                <w:webHidden/>
+              </w:rPr>
+              <w:t>27</w:t>
+            </w:r>
+            <w:r>
+              <w:rPr>
+                <w:noProof/>
+                <w:webHidden/>
+              </w:rPr>
+              <w:fldChar w:fldCharType="end"/>
+            </w:r>
+          </w:hyperlink>
+        </w:p>
+        <w:p>
+          <w:pPr>
+            <w:pStyle w:val="Sumrio2"/>
+            <w:tabs>
+              <w:tab w:val="right" w:leader="dot" w:pos="9061"/>
+            </w:tabs>
+            <w:rPr>
+              <w:noProof/>
+            </w:rPr>
+          </w:pPr>
+          <w:hyperlink w:anchor="_Toc240284643" w:history="1">
+            <w:r>
+              <w:rPr>
+                <w:rStyle w:val="Hyperlink"/>
+                <w:noProof/>
+              </w:rPr>
+              <w:t>2.4 Síntese do Referencial Teórico</w:t>
+            </w:r>
+            <w:r>
+              <w:rPr>
+                <w:noProof/>
+                <w:webHidden/>
+              </w:rPr>
+              <w:tab/>
+            </w:r>
+            <w:r>
+              <w:rPr>
+                <w:noProof/>
+                <w:webHidden/>
+              </w:rPr>
+              <w:fldChar w:fldCharType="begin"/>
+            </w:r>
+            <w:r>
+              <w:rPr>
+                <w:noProof/>
+                <w:webHidden/>
+              </w:rPr>
+              <w:instrText xml:space="preserve"> PAGEREF _Toc240284643 \h </w:instrText>
+            </w:r>
+            <w:r>
+              <w:rPr>
+                <w:noProof/>
+                <w:webHidden/>
+              </w:rPr>
+            </w:r>
+            <w:r>
+              <w:rPr>
+                <w:noProof/>
+                <w:webHidden/>
+              </w:rPr>
+              <w:fldChar w:fldCharType="separate"/>
+            </w:r>
+            <w:r>
+              <w:rPr>
+                <w:noProof/>
+                <w:webHidden/>
+              </w:rPr>
+              <w:t>27</w:t>
+            </w:r>
+            <w:r>
+              <w:rPr>
+                <w:noProof/>
+                <w:webHidden/>
+              </w:rPr>
+              <w:fldChar w:fldCharType="end"/>
+            </w:r>
+          </w:hyperlink>
+        </w:p>
+        <w:p>
+          <w:pPr>
+            <w:pStyle w:val="Sumrio1"/>
+            <w:tabs>
+              <w:tab w:val="right" w:leader="dot" w:pos="9061"/>
+            </w:tabs>
+            <w:rPr>
+              <w:noProof/>
+            </w:rPr>
+          </w:pPr>
+          <w:hyperlink w:anchor="_Toc240284644" w:history="1">
+            <w:r>
+              <w:rPr>
+                <w:rStyle w:val="Hyperlink"/>
+                <w:noProof/>
+              </w:rPr>
+              <w:t>3. IMERSÃO</w:t>
+            </w:r>
+            <w:r>
+              <w:rPr>
+                <w:noProof/>
+                <w:webHidden/>
+              </w:rPr>
+              <w:tab/>
+            </w:r>
+            <w:r>
+              <w:rPr>
+                <w:noProof/>
+                <w:webHidden/>
+              </w:rPr>
+              <w:fldChar w:fldCharType="begin"/>
+            </w:r>
+            <w:r>
+              <w:rPr>
+                <w:noProof/>
+                <w:webHidden/>
+              </w:rPr>
+              <w:instrText xml:space="preserve"> PAGEREF _Toc240284644 \h </w:instrText>
+            </w:r>
+            <w:r>
+              <w:rPr>
+                <w:noProof/>
+                <w:webHidden/>
+              </w:rPr>
+            </w:r>
+            <w:r>
+              <w:rPr>
+                <w:noProof/>
+                <w:webHidden/>
+              </w:rPr>
+              <w:fldChar w:fldCharType="separate"/>
+            </w:r>
+            <w:r>
+              <w:rPr>
+                <w:noProof/>
+                <w:webHidden/>
+              </w:rPr>
+              <w:t>29</w:t>
+            </w:r>
+            <w:r>
+              <w:rPr>
+                <w:noProof/>
+                <w:webHidden/>
+              </w:rPr>
+              <w:fldChar w:fldCharType="end"/>
+            </w:r>
+          </w:hyperlink>
+        </w:p>
+        <w:p>
+          <w:pPr>
+            <w:pStyle w:val="Sumrio2"/>
+            <w:tabs>
+              <w:tab w:val="right" w:leader="dot" w:pos="9061"/>
+            </w:tabs>
+            <w:rPr>
+              <w:noProof/>
+            </w:rPr>
+          </w:pPr>
+          <w:hyperlink w:anchor="_Toc240284645" w:history="1">
+            <w:r>
+              <w:rPr>
+                <w:rStyle w:val="Hyperlink"/>
+                <w:noProof/>
+              </w:rPr>
+              <w:t>3.1 Design Thinking e a Abordagem Metodológica</w:t>
+            </w:r>
+            <w:r>
+              <w:rPr>
+                <w:noProof/>
+                <w:webHidden/>
+              </w:rPr>
+              <w:tab/>
+            </w:r>
+            <w:r>
+              <w:rPr>
+                <w:noProof/>
+                <w:webHidden/>
+              </w:rPr>
+              <w:fldChar w:fldCharType="begin"/>
+            </w:r>
+            <w:r>
+              <w:rPr>
+                <w:noProof/>
+                <w:webHidden/>
+              </w:rPr>
+              <w:instrText xml:space="preserve"> PAGEREF _Toc240284645 \h </w:instrText>
+            </w:r>
+            <w:r>
+              <w:rPr>
+                <w:noProof/>
+                <w:webHidden/>
+              </w:rPr>
+            </w:r>
+            <w:r>
+              <w:rPr>
+                <w:noProof/>
+                <w:webHidden/>
+              </w:rPr>
+              <w:fldChar w:fldCharType="separate"/>
+            </w:r>
+            <w:r>
+              <w:rPr>
+                <w:noProof/>
+                <w:webHidden/>
+              </w:rPr>
+              <w:t>29</w:t>
+            </w:r>
+            <w:r>
+              <w:rPr>
+                <w:noProof/>
+                <w:webHidden/>
+              </w:rPr>
+              <w:fldChar w:fldCharType="end"/>
+            </w:r>
+          </w:hyperlink>
+        </w:p>
+        <w:p>
+          <w:pPr>
+            <w:pStyle w:val="Sumrio2"/>
+            <w:tabs>
+              <w:tab w:val="right" w:leader="dot" w:pos="9061"/>
+            </w:tabs>
+            <w:rPr>
+              <w:noProof/>
+            </w:rPr>
+          </w:pPr>
+          <w:hyperlink w:anchor="_Toc240284646" w:history="1">
+            <w:r>
+              <w:rPr>
+                <w:rStyle w:val="Hyperlink"/>
+                <w:noProof/>
+              </w:rPr>
+              <w:t>3.2 Caderno de Sensibilidade</w:t>
+            </w:r>
+            <w:r>
+              <w:rPr>
+                <w:noProof/>
+                <w:webHidden/>
+              </w:rPr>
+              <w:tab/>
+            </w:r>
+            <w:r>
+              <w:rPr>
+                <w:noProof/>
+                <w:webHidden/>
+              </w:rPr>
+              <w:fldChar w:fldCharType="begin"/>
+            </w:r>
+            <w:r>
+              <w:rPr>
+                <w:noProof/>
+                <w:webHidden/>
+              </w:rPr>
+              <w:instrText xml:space="preserve"> PAGEREF _Toc240284646 \h </w:instrText>
+            </w:r>
+            <w:r>
+              <w:rPr>
+                <w:noProof/>
+                <w:webHidden/>
+              </w:rPr>
+            </w:r>
+            <w:r>
+              <w:rPr>
+                <w:noProof/>
+                <w:webHidden/>
+              </w:rPr>
+              <w:fldChar w:fldCharType="separate"/>
+            </w:r>
+            <w:r>
+              <w:rPr>
+                <w:noProof/>
+                <w:webHidden/>
+              </w:rPr>
+              <w:t>30</w:t>
+            </w:r>
+            <w:r>
+              <w:rPr>
+                <w:noProof/>
+                <w:webHidden/>
+              </w:rPr>
+              <w:fldChar w:fldCharType="end"/>
+            </w:r>
+          </w:hyperlink>
+        </w:p>
+        <w:p>
+          <w:pPr>
+            <w:pStyle w:val="Sumrio3"/>
+            <w:tabs>
+              <w:tab w:val="right" w:leader="dot" w:pos="9061"/>
+            </w:tabs>
+            <w:rPr>
+              <w:noProof/>
+            </w:rPr>
+          </w:pPr>
+          <w:hyperlink w:anchor="_Toc240284647" w:history="1">
+            <w:r>
+              <w:rPr>
+                <w:rStyle w:val="Hyperlink"/>
+                <w:noProof/>
+              </w:rPr>
+              <w:t>3.2.1 Metodologia do Caderno</w:t>
+            </w:r>
+            <w:r>
+              <w:rPr>
+                <w:noProof/>
+                <w:webHidden/>
+              </w:rPr>
+              <w:tab/>
+            </w:r>
+            <w:r>
+              <w:rPr>
+                <w:noProof/>
+                <w:webHidden/>
+              </w:rPr>
+              <w:fldChar w:fldCharType="begin"/>
+            </w:r>
+            <w:r>
+              <w:rPr>
+                <w:noProof/>
+                <w:webHidden/>
+              </w:rPr>
+              <w:instrText xml:space="preserve"> PAGEREF _Toc240284647 \h </w:instrText>
+            </w:r>
+            <w:r>
+              <w:rPr>
+                <w:noProof/>
+                <w:webHidden/>
+              </w:rPr>
+            </w:r>
+            <w:r>
+              <w:rPr>
+                <w:noProof/>
+                <w:webHidden/>
+              </w:rPr>
+              <w:fldChar w:fldCharType="separate"/>
+            </w:r>
+            <w:r>
+              <w:rPr>
+                <w:noProof/>
+                <w:webHidden/>
+              </w:rPr>
+              <w:t>30</w:t>
+            </w:r>
+            <w:r>
+              <w:rPr>
+                <w:noProof/>
+                <w:webHidden/>
+              </w:rPr>
+              <w:fldChar w:fldCharType="end"/>
+            </w:r>
+          </w:hyperlink>
+        </w:p>
+        <w:p>
+          <w:pPr>
+            <w:pStyle w:val="Sumrio3"/>
+            <w:tabs>
+              <w:tab w:val="right" w:leader="dot" w:pos="9061"/>
+            </w:tabs>
+            <w:rPr>
+              <w:noProof/>
+            </w:rPr>
+          </w:pPr>
+          <w:hyperlink w:anchor="_Toc240284648" w:history="1">
+            <w:r>
+              <w:rPr>
+                <w:rStyle w:val="Hyperlink"/>
+                <w:noProof/>
+              </w:rPr>
+              <w:t>3.2.2 Resultados e Análise do Caderno de Sensibilidade</w:t>
+            </w:r>
+            <w:r>
+              <w:rPr>
+                <w:noProof/>
+                <w:webHidden/>
+              </w:rPr>
+              <w:tab/>
+            </w:r>
+            <w:r>
+              <w:rPr>
+                <w:noProof/>
+                <w:webHidden/>
+              </w:rPr>
+              <w:fldChar w:fldCharType="begin"/>
+            </w:r>
+            <w:r>
+              <w:rPr>
+                <w:noProof/>
+                <w:webHidden/>
+              </w:rPr>
+              <w:instrText xml:space="preserve"> PAGEREF _Toc240284648 \h </w:instrText>
+            </w:r>
+            <w:r>
+              <w:rPr>
+                <w:noProof/>
+                <w:webHidden/>
+              </w:rPr>
+            </w:r>
+            <w:r>
+              <w:rPr>
+                <w:noProof/>
+                <w:webHidden/>
+              </w:rPr>
+              <w:fldChar w:fldCharType="separate"/>
+            </w:r>
+            <w:r>
+              <w:rPr>
+                <w:noProof/>
+                <w:webHidden/>
+              </w:rPr>
+              <w:t>31</w:t>
+            </w:r>
+            <w:r>
+              <w:rPr>
+                <w:noProof/>
+                <w:webHidden/>
+              </w:rPr>
+              <w:fldChar w:fldCharType="end"/>
+            </w:r>
+          </w:hyperlink>
+        </w:p>
+        <w:p>
+          <w:pPr>
+            <w:pStyle w:val="Sumrio2"/>
+            <w:tabs>
+              <w:tab w:val="right" w:leader="dot" w:pos="9061"/>
+            </w:tabs>
+            <w:rPr>
+              <w:noProof/>
+            </w:rPr>
+          </w:pPr>
+          <w:hyperlink w:anchor="_Toc240284649" w:history="1">
+            <w:r>
+              <w:rPr>
+                <w:rStyle w:val="Hyperlink"/>
+                <w:noProof/>
+              </w:rPr>
+              <w:t>Quadro 3.1 – Caderno de Sensibilidade</w:t>
+            </w:r>
+            <w:r>
+              <w:rPr>
+                <w:noProof/>
+                <w:webHidden/>
+              </w:rPr>
+              <w:tab/>
+            </w:r>
+            <w:r>
+              <w:rPr>
+                <w:noProof/>
+                <w:webHidden/>
+              </w:rPr>
+              <w:fldChar w:fldCharType="begin"/>
+            </w:r>
+            <w:r>
+              <w:rPr>
+                <w:noProof/>
+                <w:webHidden/>
+              </w:rPr>
+              <w:instrText xml:space="preserve"> PAGEREF _Toc240284649 \h </w:instrText>
+            </w:r>
+            <w:r>
+              <w:rPr>
+                <w:noProof/>
+                <w:webHidden/>
+              </w:rPr>
+            </w:r>
+            <w:r>
+              <w:rPr>
+                <w:noProof/>
+                <w:webHidden/>
+              </w:rPr>
+              <w:fldChar w:fldCharType="separate"/>
+            </w:r>
+            <w:r>
+              <w:rPr>
+                <w:noProof/>
+                <w:webHidden/>
+              </w:rPr>
+              <w:t>31</w:t>
+            </w:r>
+            <w:r>
+              <w:rPr>
+                <w:noProof/>
+                <w:webHidden/>
+              </w:rPr>
+              <w:fldChar w:fldCharType="end"/>
+            </w:r>
+          </w:hyperlink>
+        </w:p>
+        <w:p>
+          <w:pPr>
+            <w:pStyle w:val="Sumrio2"/>
+            <w:tabs>
+              <w:tab w:val="right" w:leader="dot" w:pos="9061"/>
+            </w:tabs>
+            <w:rPr>
+              <w:noProof/>
+            </w:rPr>
+          </w:pPr>
+          <w:hyperlink w:anchor="_Toc240284650" w:history="1">
+            <w:r>
+              <w:rPr>
+                <w:rStyle w:val="Hyperlink"/>
+                <w:noProof/>
+              </w:rPr>
+              <w:t>3.3 Pesquisa de Campo</w:t>
+            </w:r>
+            <w:r>
+              <w:rPr>
+                <w:noProof/>
+                <w:webHidden/>
+              </w:rPr>
+              <w:tab/>
+            </w:r>
+            <w:r>
+              <w:rPr>
+                <w:noProof/>
+                <w:webHidden/>
+              </w:rPr>
+              <w:fldChar w:fldCharType="begin"/>
+            </w:r>
+            <w:r>
+              <w:rPr>
+                <w:noProof/>
+                <w:webHidden/>
+              </w:rPr>
+              <w:instrText xml:space="preserve"> PAGEREF _Toc240284650 \h </w:instrText>
+            </w:r>
+            <w:r>
+              <w:rPr>
+                <w:noProof/>
+                <w:webHidden/>
+              </w:rPr>
+            </w:r>
+            <w:r>
+              <w:rPr>
+                <w:noProof/>
+                <w:webHidden/>
+              </w:rPr>
+              <w:fldChar w:fldCharType="separate"/>
+            </w:r>
+            <w:r>
+              <w:rPr>
+                <w:noProof/>
+                <w:webHidden/>
+              </w:rPr>
+              <w:t>33</w:t>
+            </w:r>
+            <w:r>
+              <w:rPr>
+                <w:noProof/>
+                <w:webHidden/>
+              </w:rPr>
+              <w:fldChar w:fldCharType="end"/>
+            </w:r>
+          </w:hyperlink>
+        </w:p>
+        <w:p>
+          <w:pPr>
+            <w:pStyle w:val="Sumrio3"/>
+            <w:tabs>
+              <w:tab w:val="right" w:leader="dot" w:pos="9061"/>
+            </w:tabs>
+            <w:rPr>
+              <w:noProof/>
+            </w:rPr>
+          </w:pPr>
+          <w:hyperlink w:anchor="_Toc240284651" w:history="1">
+            <w:r>
+              <w:rPr>
+                <w:rStyle w:val="Hyperlink"/>
+                <w:noProof/>
+              </w:rPr>
+              <w:t>3.3.1 Metodologia da Pesquisa de Campo</w:t>
+            </w:r>
+            <w:r>
+              <w:rPr>
+                <w:noProof/>
+                <w:webHidden/>
+              </w:rPr>
+              <w:tab/>
+            </w:r>
+            <w:r>
+              <w:rPr>
+                <w:noProof/>
+                <w:webHidden/>
+              </w:rPr>
+              <w:fldChar w:fldCharType="begin"/>
+            </w:r>
+            <w:r>
+              <w:rPr>
+                <w:noProof/>
+                <w:webHidden/>
+              </w:rPr>
+              <w:instrText xml:space="preserve"> PAGEREF _Toc240284651 \h </w:instrText>
+            </w:r>
+            <w:r>
+              <w:rPr>
+                <w:noProof/>
+                <w:webHidden/>
+              </w:rPr>
+            </w:r>
+            <w:r>
+              <w:rPr>
+                <w:noProof/>
+                <w:webHidden/>
+              </w:rPr>
+              <w:fldChar w:fldCharType="separate"/>
+            </w:r>
+            <w:r>
+              <w:rPr>
+                <w:noProof/>
+                <w:webHidden/>
+              </w:rPr>
+              <w:t>34</w:t>
+            </w:r>
+            <w:r>
+              <w:rPr>
+                <w:noProof/>
+                <w:webHidden/>
+              </w:rPr>
+              <w:fldChar w:fldCharType="end"/>
+            </w:r>
+          </w:hyperlink>
+        </w:p>
+        <w:p>
+          <w:pPr>
+            <w:pStyle w:val="Sumrio3"/>
+            <w:tabs>
+              <w:tab w:val="right" w:leader="dot" w:pos="9061"/>
+            </w:tabs>
+            <w:rPr>
+              <w:noProof/>
+            </w:rPr>
+          </w:pPr>
+          <w:hyperlink w:anchor="_Toc240284652" w:history="1">
+            <w:r>
+              <w:rPr>
+                <w:rStyle w:val="Hyperlink"/>
+                <w:noProof/>
+              </w:rPr>
+              <w:t>3.3.2 Perfil dos Respondentes</w:t>
+            </w:r>
+            <w:r>
+              <w:rPr>
+                <w:noProof/>
+                <w:webHidden/>
+              </w:rPr>
+              <w:tab/>
+            </w:r>
+            <w:r>
+              <w:rPr>
+                <w:noProof/>
+                <w:webHidden/>
+              </w:rPr>
+              <w:fldChar w:fldCharType="begin"/>
+            </w:r>
+            <w:r>
+              <w:rPr>
+                <w:noProof/>
+                <w:webHidden/>
+              </w:rPr>
+              <w:instrText xml:space="preserve"> PAGEREF _Toc240284652 \h </w:instrText>
+            </w:r>
+            <w:r>
+              <w:rPr>
+                <w:noProof/>
+                <w:webHidden/>
+              </w:rPr>
+            </w:r>
+            <w:r>
+              <w:rPr>
+                <w:noProof/>
+                <w:webHidden/>
+              </w:rPr>
+              <w:fldChar w:fldCharType="separate"/>
+            </w:r>
+            <w:r>
+              <w:rPr>
+                <w:noProof/>
+                <w:webHidden/>
+              </w:rPr>
+              <w:t>34</w:t>
+            </w:r>
+            <w:r>
+              <w:rPr>
+                <w:noProof/>
+                <w:webHidden/>
+              </w:rPr>
+              <w:fldChar w:fldCharType="end"/>
+            </w:r>
+          </w:hyperlink>
+        </w:p>
+        <w:p>
+          <w:pPr>
+            <w:pStyle w:val="Sumrio3"/>
+            <w:tabs>
+              <w:tab w:val="right" w:leader="dot" w:pos="9061"/>
+            </w:tabs>
+            <w:rPr>
+              <w:noProof/>
+            </w:rPr>
+          </w:pPr>
+          <w:hyperlink w:anchor="_Toc240284653" w:history="1">
+            <w:r>
+              <w:rPr>
+                <w:rStyle w:val="Hyperlink"/>
+                <w:noProof/>
+              </w:rPr>
+              <w:t>3.3.3 Pesquisa com Prestadores de Serviços</w:t>
+            </w:r>
+            <w:r>
+              <w:rPr>
+                <w:noProof/>
+                <w:webHidden/>
+              </w:rPr>
+              <w:tab/>
+            </w:r>
+            <w:r>
+              <w:rPr>
+                <w:noProof/>
+                <w:webHidden/>
+              </w:rPr>
+              <w:fldChar w:fldCharType="begin"/>
+            </w:r>
+            <w:r>
+              <w:rPr>
+                <w:noProof/>
+                <w:webHidden/>
+              </w:rPr>
+              <w:instrText xml:space="preserve"> PAGEREF _Toc240284653 \h </w:instrText>
+            </w:r>
+            <w:r>
+              <w:rPr>
+                <w:noProof/>
+                <w:webHidden/>
+              </w:rPr>
+            </w:r>
+            <w:r>
+              <w:rPr>
+                <w:noProof/>
+                <w:webHidden/>
+              </w:rPr>
+              <w:fldChar w:fldCharType="separate"/>
+            </w:r>
+            <w:r>
+              <w:rPr>
+                <w:noProof/>
+                <w:webHidden/>
+              </w:rPr>
+              <w:t>36</w:t>
+            </w:r>
+            <w:r>
+              <w:rPr>
+                <w:noProof/>
+                <w:webHidden/>
+              </w:rPr>
+              <w:fldChar w:fldCharType="end"/>
+            </w:r>
+          </w:hyperlink>
+        </w:p>
+        <w:p>
+          <w:pPr>
+            <w:pStyle w:val="Sumrio3"/>
+            <w:tabs>
+              <w:tab w:val="right" w:leader="dot" w:pos="9061"/>
+            </w:tabs>
+            <w:rPr>
+              <w:noProof/>
+            </w:rPr>
+          </w:pPr>
+          <w:hyperlink w:anchor="_Toc240284654" w:history="1">
+            <w:r>
+              <w:rPr>
+                <w:rStyle w:val="Hyperlink"/>
+                <w:noProof/>
+              </w:rPr>
+              <w:t>3.3.4. Análise Comparativa e Correlações</w:t>
+            </w:r>
+            <w:r>
+              <w:rPr>
+                <w:noProof/>
+                <w:webHidden/>
+              </w:rPr>
+              <w:tab/>
+            </w:r>
+            <w:r>
+              <w:rPr>
+                <w:noProof/>
+                <w:webHidden/>
+              </w:rPr>
+              <w:fldChar w:fldCharType="begin"/>
+            </w:r>
+            <w:r>
+              <w:rPr>
+                <w:noProof/>
+                <w:webHidden/>
+              </w:rPr>
+              <w:instrText xml:space="preserve"> PAGEREF _Toc240284654 \h </w:instrText>
+            </w:r>
+            <w:r>
+              <w:rPr>
+                <w:noProof/>
+                <w:webHidden/>
+              </w:rPr>
+            </w:r>
+            <w:r>
+              <w:rPr>
+                <w:noProof/>
+                <w:webHidden/>
+              </w:rPr>
+              <w:fldChar w:fldCharType="separate"/>
+            </w:r>
+            <w:r>
+              <w:rPr>
+                <w:noProof/>
+                <w:webHidden/>
+              </w:rPr>
+              <w:t>42</w:t>
+            </w:r>
+            <w:r>
+              <w:rPr>
+                <w:noProof/>
+                <w:webHidden/>
+              </w:rPr>
+              <w:fldChar w:fldCharType="end"/>
+            </w:r>
+          </w:hyperlink>
+        </w:p>
+        <w:p>
+          <w:pPr>
+            <w:pStyle w:val="Sumrio3"/>
+            <w:tabs>
+              <w:tab w:val="right" w:leader="dot" w:pos="9061"/>
+            </w:tabs>
+            <w:rPr>
+              <w:noProof/>
+            </w:rPr>
+          </w:pPr>
+          <w:hyperlink w:anchor="_Toc240284655" w:history="1">
+            <w:r>
+              <w:rPr>
+                <w:rStyle w:val="Hyperlink"/>
+                <w:noProof/>
+              </w:rPr>
+              <w:t>3.3.6. Conclusão da Pesquisa de Campo</w:t>
+            </w:r>
+            <w:r>
+              <w:rPr>
+                <w:noProof/>
+                <w:webHidden/>
+              </w:rPr>
+              <w:tab/>
+            </w:r>
+            <w:r>
+              <w:rPr>
+                <w:noProof/>
+                <w:webHidden/>
+              </w:rPr>
+              <w:fldChar w:fldCharType="begin"/>
+            </w:r>
+            <w:r>
+              <w:rPr>
+                <w:noProof/>
+                <w:webHidden/>
+              </w:rPr>
+              <w:instrText xml:space="preserve"> PAGEREF _Toc240284655 \h </w:instrText>
+            </w:r>
+            <w:r>
+              <w:rPr>
+                <w:noProof/>
+                <w:webHidden/>
+              </w:rPr>
+            </w:r>
+            <w:r>
+              <w:rPr>
+                <w:noProof/>
+                <w:webHidden/>
+              </w:rPr>
+              <w:fldChar w:fldCharType="separate"/>
+            </w:r>
+            <w:r>
+              <w:rPr>
+                <w:noProof/>
+                <w:webHidden/>
+              </w:rPr>
+              <w:t>43</w:t>
+            </w:r>
+            <w:r>
+              <w:rPr>
+                <w:noProof/>
+                <w:webHidden/>
+              </w:rPr>
+              <w:fldChar w:fldCharType="end"/>
+            </w:r>
+          </w:hyperlink>
+        </w:p>
+        <w:p>
+          <w:pPr>
+            <w:pStyle w:val="Sumrio1"/>
+            <w:tabs>
+              <w:tab w:val="right" w:leader="dot" w:pos="9061"/>
+            </w:tabs>
+            <w:rPr>
+              <w:noProof/>
+            </w:rPr>
+          </w:pPr>
+          <w:hyperlink w:anchor="_Toc240284656" w:history="1">
+            <w:r>
+              <w:rPr>
+                <w:rStyle w:val="Hyperlink"/>
+                <w:noProof/>
+              </w:rPr>
+              <w:t>4. ANÁLISE E SÍNTESE</w:t>
+            </w:r>
+            <w:r>
+              <w:rPr>
+                <w:noProof/>
+                <w:webHidden/>
+              </w:rPr>
+              <w:tab/>
+            </w:r>
+            <w:r>
+              <w:rPr>
+                <w:noProof/>
+                <w:webHidden/>
+              </w:rPr>
+              <w:fldChar w:fldCharType="begin"/>
+            </w:r>
+            <w:r>
+              <w:rPr>
+                <w:noProof/>
+                <w:webHidden/>
+              </w:rPr>
+              <w:instrText xml:space="preserve"> PAGEREF _Toc240284656 \h </w:instrText>
+            </w:r>
+            <w:r>
+              <w:rPr>
+                <w:noProof/>
+                <w:webHidden/>
+              </w:rPr>
+            </w:r>
+            <w:r>
+              <w:rPr>
+                <w:noProof/>
+                <w:webHidden/>
+              </w:rPr>
+              <w:fldChar w:fldCharType="separate"/>
+            </w:r>
+            <w:r>
+              <w:rPr>
+                <w:noProof/>
+                <w:webHidden/>
+              </w:rPr>
+              <w:t>44</w:t>
+            </w:r>
+            <w:r>
+              <w:rPr>
+                <w:noProof/>
+                <w:webHidden/>
+              </w:rPr>
+              <w:fldChar w:fldCharType="end"/>
+            </w:r>
+          </w:hyperlink>
+        </w:p>
+        <w:p>
+          <w:pPr>
+            <w:pStyle w:val="Sumrio2"/>
+            <w:tabs>
+              <w:tab w:val="right" w:leader="dot" w:pos="9061"/>
+            </w:tabs>
+            <w:rPr>
+              <w:noProof/>
+            </w:rPr>
+          </w:pPr>
+          <w:hyperlink w:anchor="_Toc240284657" w:history="1">
+            <w:r>
+              <w:rPr>
+                <w:rStyle w:val="Hyperlink"/>
+                <w:noProof/>
+              </w:rPr>
+              <w:t>4.1. Persona</w:t>
+            </w:r>
+            <w:r>
+              <w:rPr>
+                <w:noProof/>
+                <w:webHidden/>
+              </w:rPr>
+              <w:tab/>
+            </w:r>
+            <w:r>
+              <w:rPr>
+                <w:noProof/>
+                <w:webHidden/>
+              </w:rPr>
+              <w:fldChar w:fldCharType="begin"/>
+            </w:r>
+            <w:r>
+              <w:rPr>
+                <w:noProof/>
+                <w:webHidden/>
+              </w:rPr>
+              <w:instrText xml:space="preserve"> PAGEREF _Toc240284657 \h </w:instrText>
+            </w:r>
+            <w:r>
+              <w:rPr>
+                <w:noProof/>
+                <w:webHidden/>
+              </w:rPr>
+            </w:r>
+            <w:r>
+              <w:rPr>
+                <w:noProof/>
+                <w:webHidden/>
+              </w:rPr>
+              <w:fldChar w:fldCharType="separate"/>
+            </w:r>
+            <w:r>
+              <w:rPr>
+                <w:noProof/>
+                <w:webHidden/>
+              </w:rPr>
+              <w:t>44</w:t>
+            </w:r>
+            <w:r>
+              <w:rPr>
+                <w:noProof/>
+                <w:webHidden/>
+              </w:rPr>
+              <w:fldChar w:fldCharType="end"/>
+            </w:r>
+          </w:hyperlink>
+        </w:p>
+        <w:p>
+          <w:pPr>
+            <w:pStyle w:val="Sumrio2"/>
+            <w:tabs>
+              <w:tab w:val="right" w:leader="dot" w:pos="9061"/>
+            </w:tabs>
+            <w:rPr>
+              <w:noProof/>
+            </w:rPr>
+          </w:pPr>
+          <w:hyperlink w:anchor="_Toc240284658" w:history="1">
+            <w:r>
+              <w:rPr>
+                <w:rStyle w:val="Hyperlink"/>
+                <w:rFonts w:cs="Arial"/>
+                <w:noProof/>
+              </w:rPr>
+              <w:t>4.2. Jornada do Usuário</w:t>
+            </w:r>
+            <w:r>
+              <w:rPr>
+                <w:noProof/>
+                <w:webHidden/>
+              </w:rPr>
+              <w:tab/>
+            </w:r>
+            <w:r>
+              <w:rPr>
+                <w:noProof/>
+                <w:webHidden/>
+              </w:rPr>
+              <w:fldChar w:fldCharType="begin"/>
+            </w:r>
+            <w:r>
+              <w:rPr>
+                <w:noProof/>
+                <w:webHidden/>
+              </w:rPr>
+              <w:instrText xml:space="preserve"> PAGEREF _Toc240284658 \h </w:instrText>
+            </w:r>
+            <w:r>
+              <w:rPr>
+                <w:noProof/>
+                <w:webHidden/>
+              </w:rPr>
+            </w:r>
+            <w:r>
+              <w:rPr>
+                <w:noProof/>
+                <w:webHidden/>
+              </w:rPr>
+              <w:fldChar w:fldCharType="separate"/>
+            </w:r>
+            <w:r>
+              <w:rPr>
+                <w:noProof/>
+                <w:webHidden/>
+              </w:rPr>
+              <w:t>46</w:t>
+            </w:r>
+            <w:r>
+              <w:rPr>
+                <w:noProof/>
+                <w:webHidden/>
+              </w:rPr>
+              <w:fldChar w:fldCharType="end"/>
+            </w:r>
+          </w:hyperlink>
+        </w:p>
+        <w:p>
+          <w:pPr>
+            <w:pStyle w:val="Sumrio2"/>
+            <w:tabs>
+              <w:tab w:val="right" w:leader="dot" w:pos="9061"/>
+            </w:tabs>
+            <w:rPr>
+              <w:noProof/>
+            </w:rPr>
+          </w:pPr>
+          <w:hyperlink w:anchor="_Toc240284659" w:history="1">
+            <w:r>
+              <w:rPr>
+                <w:rStyle w:val="Hyperlink"/>
+                <w:noProof/>
+              </w:rPr>
+              <w:t>4.3. Diagrama de Afinidade</w:t>
+            </w:r>
+            <w:r>
+              <w:rPr>
+                <w:noProof/>
+                <w:webHidden/>
+              </w:rPr>
+              <w:tab/>
+            </w:r>
+            <w:r>
+              <w:rPr>
+                <w:noProof/>
+                <w:webHidden/>
+              </w:rPr>
+              <w:fldChar w:fldCharType="begin"/>
+            </w:r>
+            <w:r>
+              <w:rPr>
+                <w:noProof/>
+                <w:webHidden/>
+              </w:rPr>
+              <w:instrText xml:space="preserve"> PAGEREF _Toc240284659 \h </w:instrText>
+            </w:r>
+            <w:r>
+              <w:rPr>
+                <w:noProof/>
+                <w:webHidden/>
+              </w:rPr>
+            </w:r>
+            <w:r>
+              <w:rPr>
+                <w:noProof/>
+                <w:webHidden/>
+              </w:rPr>
+              <w:fldChar w:fldCharType="separate"/>
+            </w:r>
+            <w:r>
+              <w:rPr>
+                <w:noProof/>
+                <w:webHidden/>
+              </w:rPr>
+              <w:t>48</w:t>
+            </w:r>
+            <w:r>
+              <w:rPr>
+                <w:noProof/>
+                <w:webHidden/>
+              </w:rPr>
+              <w:fldChar w:fldCharType="end"/>
+            </w:r>
+          </w:hyperlink>
+        </w:p>
+        <w:p>
+          <w:pPr>
+            <w:pStyle w:val="Sumrio2"/>
+            <w:tabs>
+              <w:tab w:val="right" w:leader="dot" w:pos="9061"/>
+            </w:tabs>
+            <w:rPr>
+              <w:noProof/>
+            </w:rPr>
+          </w:pPr>
+          <w:hyperlink w:anchor="_Toc240284660" w:history="1">
+            <w:r>
+              <w:rPr>
+                <w:rStyle w:val="Hyperlink"/>
+                <w:noProof/>
+              </w:rPr>
+              <w:t>4.4. Mapa de Empatia</w:t>
+            </w:r>
+            <w:r>
+              <w:rPr>
+                <w:noProof/>
+                <w:webHidden/>
+              </w:rPr>
+              <w:tab/>
+            </w:r>
+            <w:r>
+              <w:rPr>
+                <w:noProof/>
+                <w:webHidden/>
+              </w:rPr>
+              <w:fldChar w:fldCharType="begin"/>
+            </w:r>
+            <w:r>
+              <w:rPr>
+                <w:noProof/>
+                <w:webHidden/>
+              </w:rPr>
+              <w:instrText xml:space="preserve"> PAGEREF _Toc240284660 \h </w:instrText>
+            </w:r>
+            <w:r>
+              <w:rPr>
+                <w:noProof/>
+                <w:webHidden/>
+              </w:rPr>
+            </w:r>
+            <w:r>
+              <w:rPr>
+                <w:noProof/>
+                <w:webHidden/>
+              </w:rPr>
+              <w:fldChar w:fldCharType="separate"/>
+            </w:r>
+            <w:r>
+              <w:rPr>
+                <w:noProof/>
+                <w:webHidden/>
+              </w:rPr>
+              <w:t>50</w:t>
+            </w:r>
+            <w:r>
+              <w:rPr>
+                <w:noProof/>
+                <w:webHidden/>
+              </w:rPr>
+              <w:fldChar w:fldCharType="end"/>
+            </w:r>
+          </w:hyperlink>
+        </w:p>
+        <w:p>
+          <w:pPr>
+            <w:pStyle w:val="Sumrio1"/>
+            <w:tabs>
+              <w:tab w:val="right" w:leader="dot" w:pos="9061"/>
+            </w:tabs>
+            <w:rPr>
+              <w:noProof/>
+            </w:rPr>
+          </w:pPr>
+          <w:hyperlink w:anchor="_Toc240284661" w:history="1">
+            <w:r>
+              <w:rPr>
+                <w:rStyle w:val="Hyperlink"/>
+                <w:noProof/>
+              </w:rPr>
+              <w:t>5. IDEAÇÃO</w:t>
+            </w:r>
+            <w:r>
+              <w:rPr>
+                <w:noProof/>
+                <w:webHidden/>
+              </w:rPr>
+              <w:tab/>
+            </w:r>
+            <w:r>
+              <w:rPr>
+                <w:noProof/>
+                <w:webHidden/>
+              </w:rPr>
+              <w:fldChar w:fldCharType="begin"/>
+            </w:r>
+            <w:r>
+              <w:rPr>
+                <w:noProof/>
+                <w:webHidden/>
+              </w:rPr>
+              <w:instrText xml:space="preserve"> PAGEREF _Toc240284661 \h </w:instrText>
+            </w:r>
+            <w:r>
+              <w:rPr>
+                <w:noProof/>
+                <w:webHidden/>
+              </w:rPr>
+            </w:r>
+            <w:r>
+              <w:rPr>
+                <w:noProof/>
+                <w:webHidden/>
+              </w:rPr>
+              <w:fldChar w:fldCharType="separate"/>
+            </w:r>
+            <w:r>
+              <w:rPr>
+                <w:noProof/>
+                <w:webHidden/>
+              </w:rPr>
+              <w:t>53</w:t>
+            </w:r>
+            <w:r>
+              <w:rPr>
+                <w:noProof/>
+                <w:webHidden/>
+              </w:rPr>
+              <w:fldChar w:fldCharType="end"/>
+            </w:r>
+          </w:hyperlink>
+        </w:p>
+        <w:p>
+          <w:pPr>
+            <w:pStyle w:val="Sumrio2"/>
+            <w:tabs>
+              <w:tab w:val="right" w:leader="dot" w:pos="9061"/>
+            </w:tabs>
+            <w:rPr>
+              <w:noProof/>
+            </w:rPr>
+          </w:pPr>
+          <w:hyperlink w:anchor="_Toc240284662" w:history="1">
+            <w:r>
+              <w:rPr>
+                <w:rStyle w:val="Hyperlink"/>
+                <w:noProof/>
+              </w:rPr>
+              <w:t>5.1. Brainstorm</w:t>
+            </w:r>
+            <w:r>
+              <w:rPr>
+                <w:noProof/>
+                <w:webHidden/>
+              </w:rPr>
+              <w:tab/>
+            </w:r>
+            <w:r>
+              <w:rPr>
+                <w:noProof/>
+                <w:webHidden/>
+              </w:rPr>
+              <w:fldChar w:fldCharType="begin"/>
+            </w:r>
+            <w:r>
+              <w:rPr>
+                <w:noProof/>
+                <w:webHidden/>
+              </w:rPr>
+              <w:instrText xml:space="preserve"> PAGEREF _Toc240284662 \h </w:instrText>
+            </w:r>
+            <w:r>
+              <w:rPr>
+                <w:noProof/>
+                <w:webHidden/>
+              </w:rPr>
+            </w:r>
+            <w:r>
+              <w:rPr>
+                <w:noProof/>
+                <w:webHidden/>
+              </w:rPr>
+              <w:fldChar w:fldCharType="separate"/>
+            </w:r>
+            <w:r>
+              <w:rPr>
+                <w:noProof/>
+                <w:webHidden/>
+              </w:rPr>
+              <w:t>53</w:t>
+            </w:r>
+            <w:r>
+              <w:rPr>
+                <w:noProof/>
+                <w:webHidden/>
+              </w:rPr>
+              <w:fldChar w:fldCharType="end"/>
+            </w:r>
+          </w:hyperlink>
+        </w:p>
+        <w:p>
+          <w:pPr>
+            <w:pStyle w:val="Sumrio2"/>
+            <w:tabs>
+              <w:tab w:val="right" w:leader="dot" w:pos="9061"/>
+            </w:tabs>
+            <w:rPr>
+              <w:noProof/>
+            </w:rPr>
+          </w:pPr>
+          <w:hyperlink w:anchor="_Toc240284663" w:history="1">
+            <w:r>
+              <w:rPr>
+                <w:rStyle w:val="Hyperlink"/>
+                <w:noProof/>
+              </w:rPr>
+              <w:t>5.2. Golden Circle</w:t>
+            </w:r>
+            <w:r>
+              <w:rPr>
+                <w:noProof/>
+                <w:webHidden/>
+              </w:rPr>
+              <w:tab/>
+            </w:r>
+            <w:r>
+              <w:rPr>
+                <w:noProof/>
+                <w:webHidden/>
+              </w:rPr>
+              <w:fldChar w:fldCharType="begin"/>
+            </w:r>
+            <w:r>
+              <w:rPr>
+                <w:noProof/>
+                <w:webHidden/>
+              </w:rPr>
+              <w:instrText xml:space="preserve"> PAGEREF _Toc240284663 \h </w:instrText>
+            </w:r>
+            <w:r>
+              <w:rPr>
+                <w:noProof/>
+                <w:webHidden/>
+              </w:rPr>
+            </w:r>
+            <w:r>
+              <w:rPr>
+                <w:noProof/>
+                <w:webHidden/>
+              </w:rPr>
+              <w:fldChar w:fldCharType="separate"/>
+            </w:r>
+            <w:r>
+              <w:rPr>
+                <w:noProof/>
+                <w:webHidden/>
+              </w:rPr>
+              <w:t>55</w:t>
+            </w:r>
+            <w:r>
+              <w:rPr>
+                <w:noProof/>
+                <w:webHidden/>
+              </w:rPr>
+              <w:fldChar w:fldCharType="end"/>
+            </w:r>
+          </w:hyperlink>
+        </w:p>
+        <w:p>
+          <w:pPr>
+            <w:pStyle w:val="Sumrio2"/>
+            <w:tabs>
+              <w:tab w:val="right" w:leader="dot" w:pos="9061"/>
+            </w:tabs>
+            <w:rPr>
+              <w:noProof/>
+            </w:rPr>
+          </w:pPr>
+          <w:hyperlink w:anchor="_Toc240284664" w:history="1">
+            <w:r>
+              <w:rPr>
+                <w:rStyle w:val="Hyperlink"/>
+                <w:noProof/>
+              </w:rPr>
+              <w:t>5.3. Cardápio de Ideias</w:t>
+            </w:r>
+            <w:r>
+              <w:rPr>
+                <w:noProof/>
+                <w:webHidden/>
+              </w:rPr>
+              <w:tab/>
+            </w:r>
+            <w:r>
+              <w:rPr>
+                <w:noProof/>
+                <w:webHidden/>
+              </w:rPr>
+              <w:fldChar w:fldCharType="begin"/>
+            </w:r>
+            <w:r>
+              <w:rPr>
+                <w:noProof/>
+                <w:webHidden/>
+              </w:rPr>
+              <w:instrText xml:space="preserve"> PAGEREF _Toc240284664 \h </w:instrText>
+            </w:r>
+            <w:r>
+              <w:rPr>
+                <w:noProof/>
+                <w:webHidden/>
+              </w:rPr>
+            </w:r>
+            <w:r>
+              <w:rPr>
+                <w:noProof/>
+                <w:webHidden/>
+              </w:rPr>
+              <w:fldChar w:fldCharType="separate"/>
+            </w:r>
+            <w:r>
+              <w:rPr>
+                <w:noProof/>
+                <w:webHidden/>
+              </w:rPr>
+              <w:t>56</w:t>
+            </w:r>
+            <w:r>
+              <w:rPr>
+                <w:noProof/>
+                <w:webHidden/>
+              </w:rPr>
+              <w:fldChar w:fldCharType="end"/>
+            </w:r>
+          </w:hyperlink>
+        </w:p>
+        <w:p>
+          <w:pPr>
+            <w:pStyle w:val="Sumrio1"/>
+            <w:tabs>
+              <w:tab w:val="right" w:leader="dot" w:pos="9061"/>
+            </w:tabs>
+            <w:rPr>
+              <w:noProof/>
+            </w:rPr>
+          </w:pPr>
+          <w:hyperlink w:anchor="_Toc240284665" w:history="1">
+            <w:r>
+              <w:rPr>
+                <w:rStyle w:val="Hyperlink"/>
+                <w:noProof/>
+              </w:rPr>
+              <w:t>6. ASPECTOS ESTRATÉGICOS</w:t>
+            </w:r>
+            <w:r>
+              <w:rPr>
+                <w:noProof/>
+                <w:webHidden/>
+              </w:rPr>
+              <w:tab/>
+            </w:r>
+            <w:r>
+              <w:rPr>
+                <w:noProof/>
+                <w:webHidden/>
+              </w:rPr>
+              <w:fldChar w:fldCharType="begin"/>
+            </w:r>
+            <w:r>
+              <w:rPr>
+                <w:noProof/>
+                <w:webHidden/>
+              </w:rPr>
+              <w:instrText xml:space="preserve"> PAGEREF _Toc240284665 \h </w:instrText>
+            </w:r>
+            <w:r>
+              <w:rPr>
+                <w:noProof/>
+                <w:webHidden/>
+              </w:rPr>
+            </w:r>
+            <w:r>
+              <w:rPr>
+                <w:noProof/>
+                <w:webHidden/>
+              </w:rPr>
+              <w:fldChar w:fldCharType="separate"/>
+            </w:r>
+            <w:r>
+              <w:rPr>
+                <w:noProof/>
+                <w:webHidden/>
+              </w:rPr>
+              <w:t>60</w:t>
+            </w:r>
+            <w:r>
+              <w:rPr>
+                <w:noProof/>
+                <w:webHidden/>
+              </w:rPr>
+              <w:fldChar w:fldCharType="end"/>
+            </w:r>
+          </w:hyperlink>
+        </w:p>
+        <w:p>
+          <w:pPr>
+            <w:pStyle w:val="Sumrio2"/>
+            <w:tabs>
+              <w:tab w:val="right" w:leader="dot" w:pos="9061"/>
+            </w:tabs>
+            <w:rPr>
+              <w:noProof/>
+            </w:rPr>
+          </w:pPr>
+          <w:hyperlink w:anchor="_Toc240284666" w:history="1">
+            <w:r>
+              <w:rPr>
+                <w:rStyle w:val="Hyperlink"/>
+                <w:noProof/>
+              </w:rPr>
+              <w:t>6.1. Análise de Concorrentes</w:t>
+            </w:r>
+            <w:r>
+              <w:rPr>
+                <w:noProof/>
+                <w:webHidden/>
+              </w:rPr>
+              <w:tab/>
+            </w:r>
+            <w:r>
+              <w:rPr>
+                <w:noProof/>
+                <w:webHidden/>
+              </w:rPr>
+              <w:fldChar w:fldCharType="begin"/>
+            </w:r>
+            <w:r>
+              <w:rPr>
+                <w:noProof/>
+                <w:webHidden/>
+              </w:rPr>
+              <w:instrText xml:space="preserve"> PAGEREF _Toc240284666 \h </w:instrText>
+            </w:r>
+            <w:r>
+              <w:rPr>
+                <w:noProof/>
+                <w:webHidden/>
+              </w:rPr>
+            </w:r>
+            <w:r>
+              <w:rPr>
+                <w:noProof/>
+                <w:webHidden/>
+              </w:rPr>
+              <w:fldChar w:fldCharType="separate"/>
+            </w:r>
+            <w:r>
+              <w:rPr>
+                <w:noProof/>
+                <w:webHidden/>
+              </w:rPr>
+              <w:t>60</w:t>
+            </w:r>
+            <w:r>
+              <w:rPr>
+                <w:noProof/>
+                <w:webHidden/>
+              </w:rPr>
+              <w:fldChar w:fldCharType="end"/>
+            </w:r>
+          </w:hyperlink>
+        </w:p>
+        <w:p>
+          <w:pPr>
+            <w:pStyle w:val="Sumrio2"/>
+            <w:tabs>
+              <w:tab w:val="right" w:leader="dot" w:pos="9061"/>
+            </w:tabs>
+            <w:rPr>
+              <w:noProof/>
+            </w:rPr>
+          </w:pPr>
+          <w:hyperlink w:anchor="_Toc240284667" w:history="1">
+            <w:r>
+              <w:rPr>
+                <w:rStyle w:val="Hyperlink"/>
+                <w:noProof/>
+              </w:rPr>
+              <w:t>6.2. Business Model Canvas</w:t>
+            </w:r>
+            <w:r>
+              <w:rPr>
+                <w:noProof/>
+                <w:webHidden/>
+              </w:rPr>
+              <w:tab/>
+            </w:r>
+            <w:r>
+              <w:rPr>
+                <w:noProof/>
+                <w:webHidden/>
+              </w:rPr>
+              <w:fldChar w:fldCharType="begin"/>
+            </w:r>
+            <w:r>
+              <w:rPr>
+                <w:noProof/>
+                <w:webHidden/>
+              </w:rPr>
+              <w:instrText xml:space="preserve"> PAGEREF _Toc240284667 \h </w:instrText>
+            </w:r>
+            <w:r>
+              <w:rPr>
+                <w:noProof/>
+                <w:webHidden/>
+              </w:rPr>
+            </w:r>
+            <w:r>
+              <w:rPr>
+                <w:noProof/>
+                <w:webHidden/>
+              </w:rPr>
+              <w:fldChar w:fldCharType="separate"/>
+            </w:r>
+            <w:r>
+              <w:rPr>
+                <w:noProof/>
+                <w:webHidden/>
+              </w:rPr>
+              <w:t>61</w:t>
+            </w:r>
+            <w:r>
+              <w:rPr>
+                <w:noProof/>
+                <w:webHidden/>
+              </w:rPr>
+              <w:fldChar w:fldCharType="end"/>
+            </w:r>
+          </w:hyperlink>
+        </w:p>
+        <w:p>
+          <w:pPr>
+            <w:pStyle w:val="Sumrio2"/>
+            <w:tabs>
+              <w:tab w:val="right" w:leader="dot" w:pos="9061"/>
+            </w:tabs>
+            <w:rPr>
+              <w:noProof/>
+            </w:rPr>
+          </w:pPr>
+          <w:hyperlink w:anchor="_Toc240284668" w:history="1">
+            <w:r>
+              <w:rPr>
+                <w:rStyle w:val="Hyperlink"/>
+                <w:noProof/>
+              </w:rPr>
+              <w:t>6.3. Planejamento Financeiro</w:t>
+            </w:r>
+            <w:r>
+              <w:rPr>
+                <w:noProof/>
+                <w:webHidden/>
+              </w:rPr>
+              <w:tab/>
+            </w:r>
+            <w:r>
+              <w:rPr>
+                <w:noProof/>
+                <w:webHidden/>
+              </w:rPr>
+              <w:fldChar w:fldCharType="begin"/>
+            </w:r>
+            <w:r>
+              <w:rPr>
+                <w:noProof/>
+                <w:webHidden/>
+              </w:rPr>
+              <w:instrText xml:space="preserve"> PAGEREF _Toc240284668 \h </w:instrText>
+            </w:r>
+            <w:r>
+              <w:rPr>
+                <w:noProof/>
+                <w:webHidden/>
+              </w:rPr>
+            </w:r>
+            <w:r>
+              <w:rPr>
+                <w:noProof/>
+                <w:webHidden/>
+              </w:rPr>
+              <w:fldChar w:fldCharType="separate"/>
+            </w:r>
+            <w:r>
+              <w:rPr>
+                <w:noProof/>
+                <w:webHidden/>
+              </w:rPr>
+              <w:t>63</w:t>
+            </w:r>
+            <w:r>
+              <w:rPr>
+                <w:noProof/>
+                <w:webHidden/>
+              </w:rPr>
+              <w:fldChar w:fldCharType="end"/>
+            </w:r>
+          </w:hyperlink>
+        </w:p>
+        <w:p>
+          <w:pPr>
+            <w:pStyle w:val="Sumrio3"/>
+            <w:tabs>
+              <w:tab w:val="right" w:leader="dot" w:pos="9061"/>
+            </w:tabs>
+            <w:rPr>
+              <w:noProof/>
+            </w:rPr>
+          </w:pPr>
+          <w:hyperlink w:anchor="_Toc240284669" w:history="1">
+            <w:r>
+              <w:rPr>
+                <w:rStyle w:val="Hyperlink"/>
+                <w:noProof/>
+              </w:rPr>
+              <w:t>6.3.1. Investimentos Necessários</w:t>
+            </w:r>
+            <w:r>
+              <w:rPr>
+                <w:noProof/>
+                <w:webHidden/>
+              </w:rPr>
+              <w:tab/>
+            </w:r>
+            <w:r>
+              <w:rPr>
+                <w:noProof/>
+                <w:webHidden/>
+              </w:rPr>
+              <w:fldChar w:fldCharType="begin"/>
+            </w:r>
+            <w:r>
+              <w:rPr>
+                <w:noProof/>
+                <w:webHidden/>
+              </w:rPr>
+              <w:instrText xml:space="preserve"> PAGEREF _Toc240284669 \h </w:instrText>
+            </w:r>
+            <w:r>
+              <w:rPr>
+                <w:noProof/>
+                <w:webHidden/>
+              </w:rPr>
+            </w:r>
+            <w:r>
+              <w:rPr>
+                <w:noProof/>
+                <w:webHidden/>
+              </w:rPr>
+              <w:fldChar w:fldCharType="separate"/>
+            </w:r>
+            <w:r>
+              <w:rPr>
+                <w:noProof/>
+                <w:webHidden/>
+              </w:rPr>
+              <w:t>63</w:t>
+            </w:r>
+            <w:r>
+              <w:rPr>
+                <w:noProof/>
+                <w:webHidden/>
+              </w:rPr>
+              <w:fldChar w:fldCharType="end"/>
+            </w:r>
+          </w:hyperlink>
+        </w:p>
+        <w:p>
+          <w:pPr>
+            <w:pStyle w:val="Sumrio3"/>
+            <w:tabs>
+              <w:tab w:val="right" w:leader="dot" w:pos="9061"/>
+            </w:tabs>
+            <w:rPr>
+              <w:noProof/>
+            </w:rPr>
+          </w:pPr>
+          <w:hyperlink w:anchor="_Toc240284670" w:history="1">
+            <w:r>
+              <w:rPr>
+                <w:rStyle w:val="Hyperlink"/>
+                <w:noProof/>
+              </w:rPr>
+              <w:t>6.3.2. Fonte de Receita</w:t>
+            </w:r>
+            <w:r>
+              <w:rPr>
+                <w:noProof/>
+                <w:webHidden/>
+              </w:rPr>
+              <w:tab/>
+            </w:r>
+            <w:r>
+              <w:rPr>
+                <w:noProof/>
+                <w:webHidden/>
+              </w:rPr>
+              <w:fldChar w:fldCharType="begin"/>
+            </w:r>
+            <w:r>
+              <w:rPr>
+                <w:noProof/>
+                <w:webHidden/>
+              </w:rPr>
+              <w:instrText xml:space="preserve"> PAGEREF _Toc240284670 \h </w:instrText>
+            </w:r>
+            <w:r>
+              <w:rPr>
+                <w:noProof/>
+                <w:webHidden/>
+              </w:rPr>
+            </w:r>
+            <w:r>
+              <w:rPr>
+                <w:noProof/>
+                <w:webHidden/>
+              </w:rPr>
+              <w:fldChar w:fldCharType="separate"/>
+            </w:r>
+            <w:r>
+              <w:rPr>
+                <w:noProof/>
+                <w:webHidden/>
+              </w:rPr>
+              <w:t>64</w:t>
+            </w:r>
+            <w:r>
+              <w:rPr>
+                <w:noProof/>
+                <w:webHidden/>
+              </w:rPr>
+              <w:fldChar w:fldCharType="end"/>
+            </w:r>
+          </w:hyperlink>
+        </w:p>
+        <w:p>
+          <w:pPr>
+            <w:pStyle w:val="Sumrio3"/>
+            <w:tabs>
+              <w:tab w:val="right" w:leader="dot" w:pos="9061"/>
+            </w:tabs>
+            <w:rPr>
+              <w:noProof/>
+            </w:rPr>
+          </w:pPr>
+          <w:hyperlink w:anchor="_Toc240284671" w:history="1">
+            <w:r>
+              <w:rPr>
+                <w:rStyle w:val="Hyperlink"/>
+                <w:noProof/>
+              </w:rPr>
+              <w:t>6.3.3. Estrutura de Custos</w:t>
+            </w:r>
+            <w:r>
+              <w:rPr>
+                <w:noProof/>
+                <w:webHidden/>
+              </w:rPr>
+              <w:tab/>
+            </w:r>
+            <w:r>
+              <w:rPr>
+                <w:noProof/>
+                <w:webHidden/>
+              </w:rPr>
+              <w:fldChar w:fldCharType="begin"/>
+            </w:r>
+            <w:r>
+              <w:rPr>
+                <w:noProof/>
+                <w:webHidden/>
+              </w:rPr>
+              <w:instrText xml:space="preserve"> PAGEREF _Toc240284671 \h </w:instrText>
+            </w:r>
+            <w:r>
+              <w:rPr>
+                <w:noProof/>
+                <w:webHidden/>
+              </w:rPr>
+            </w:r>
+            <w:r>
+              <w:rPr>
+                <w:noProof/>
+                <w:webHidden/>
+              </w:rPr>
+              <w:fldChar w:fldCharType="separate"/>
+            </w:r>
+            <w:r>
+              <w:rPr>
+                <w:noProof/>
+                <w:webHidden/>
+              </w:rPr>
+              <w:t>64</w:t>
+            </w:r>
+            <w:r>
+              <w:rPr>
+                <w:noProof/>
+                <w:webHidden/>
+              </w:rPr>
+              <w:fldChar w:fldCharType="end"/>
+            </w:r>
+          </w:hyperlink>
+        </w:p>
+        <w:p>
+          <w:pPr>
+            <w:pStyle w:val="Sumrio3"/>
+            <w:tabs>
+              <w:tab w:val="right" w:leader="dot" w:pos="9061"/>
+            </w:tabs>
+            <w:rPr>
+              <w:noProof/>
+            </w:rPr>
+          </w:pPr>
+          <w:hyperlink w:anchor="_Toc240284672" w:history="1">
+            <w:r>
+              <w:rPr>
+                <w:rStyle w:val="Hyperlink"/>
+                <w:noProof/>
+              </w:rPr>
+              <w:t>6.3.4. Resultado</w:t>
+            </w:r>
+            <w:r>
+              <w:rPr>
+                <w:noProof/>
+                <w:webHidden/>
+              </w:rPr>
+              <w:tab/>
+            </w:r>
+            <w:r>
+              <w:rPr>
+                <w:noProof/>
+                <w:webHidden/>
+              </w:rPr>
+              <w:fldChar w:fldCharType="begin"/>
+            </w:r>
+            <w:r>
+              <w:rPr>
+                <w:noProof/>
+                <w:webHidden/>
+              </w:rPr>
+              <w:instrText xml:space="preserve"> PAGEREF _Toc240284672 \h </w:instrText>
+            </w:r>
+            <w:r>
+              <w:rPr>
+                <w:noProof/>
+                <w:webHidden/>
+              </w:rPr>
+            </w:r>
+            <w:r>
+              <w:rPr>
+                <w:noProof/>
+                <w:webHidden/>
+              </w:rPr>
+              <w:fldChar w:fldCharType="separate"/>
+            </w:r>
+            <w:r>
+              <w:rPr>
+                <w:noProof/>
+                <w:webHidden/>
+              </w:rPr>
+              <w:t>64</w:t>
+            </w:r>
+            <w:r>
+              <w:rPr>
+                <w:noProof/>
+                <w:webHidden/>
+              </w:rPr>
+              <w:fldChar w:fldCharType="end"/>
+            </w:r>
+          </w:hyperlink>
+        </w:p>
+        <w:p>
+          <w:pPr>
+            <w:pStyle w:val="Sumrio2"/>
+            <w:tabs>
+              <w:tab w:val="right" w:leader="dot" w:pos="9061"/>
+            </w:tabs>
+            <w:rPr>
+              <w:noProof/>
+            </w:rPr>
+          </w:pPr>
+          <w:hyperlink w:anchor="_Toc240284673" w:history="1">
+            <w:r>
+              <w:rPr>
+                <w:rStyle w:val="Hyperlink"/>
+                <w:noProof/>
+              </w:rPr>
+              <w:t>6.4. Cronograma e Metodologia</w:t>
+            </w:r>
+            <w:r>
+              <w:rPr>
+                <w:noProof/>
+                <w:webHidden/>
+              </w:rPr>
+              <w:tab/>
+            </w:r>
+            <w:r>
+              <w:rPr>
+                <w:noProof/>
+                <w:webHidden/>
+              </w:rPr>
+              <w:fldChar w:fldCharType="begin"/>
+            </w:r>
+            <w:r>
+              <w:rPr>
+                <w:noProof/>
+                <w:webHidden/>
+              </w:rPr>
+              <w:instrText xml:space="preserve"> PAGEREF _Toc240284673 \h </w:instrText>
+            </w:r>
+            <w:r>
+              <w:rPr>
+                <w:noProof/>
+                <w:webHidden/>
+              </w:rPr>
+            </w:r>
+            <w:r>
+              <w:rPr>
+                <w:noProof/>
+                <w:webHidden/>
+              </w:rPr>
+              <w:fldChar w:fldCharType="separate"/>
+            </w:r>
+            <w:r>
+              <w:rPr>
+                <w:noProof/>
+                <w:webHidden/>
+              </w:rPr>
+              <w:t>65</w:t>
+            </w:r>
+            <w:r>
+              <w:rPr>
+                <w:noProof/>
+                <w:webHidden/>
+              </w:rPr>
+              <w:fldChar w:fldCharType="end"/>
+            </w:r>
+          </w:hyperlink>
+        </w:p>
+        <w:p>
+          <w:pPr>
+            <w:pStyle w:val="Sumrio3"/>
+            <w:tabs>
+              <w:tab w:val="right" w:leader="dot" w:pos="9061"/>
+            </w:tabs>
+            <w:rPr>
+              <w:noProof/>
+            </w:rPr>
+          </w:pPr>
+          <w:hyperlink w:anchor="_Toc240284674" w:history="1">
+            <w:r>
+              <w:rPr>
+                <w:rStyle w:val="Hyperlink"/>
+                <w:noProof/>
+              </w:rPr>
+              <w:t>6.4.1. Fases do Projeto</w:t>
+            </w:r>
+            <w:r>
+              <w:rPr>
+                <w:noProof/>
+                <w:webHidden/>
+              </w:rPr>
+              <w:tab/>
+            </w:r>
+            <w:r>
+              <w:rPr>
+                <w:noProof/>
+                <w:webHidden/>
+              </w:rPr>
+              <w:fldChar w:fldCharType="begin"/>
+            </w:r>
+            <w:r>
+              <w:rPr>
+                <w:noProof/>
+                <w:webHidden/>
+              </w:rPr>
+              <w:instrText xml:space="preserve"> PAGEREF _Toc240284674 \h </w:instrText>
+            </w:r>
+            <w:r>
+              <w:rPr>
+                <w:noProof/>
+                <w:webHidden/>
+              </w:rPr>
+            </w:r>
+            <w:r>
+              <w:rPr>
+                <w:noProof/>
+                <w:webHidden/>
+              </w:rPr>
+              <w:fldChar w:fldCharType="separate"/>
+            </w:r>
+            <w:r>
+              <w:rPr>
+                <w:noProof/>
+                <w:webHidden/>
+              </w:rPr>
+              <w:t>65</w:t>
+            </w:r>
+            <w:r>
+              <w:rPr>
+                <w:noProof/>
+                <w:webHidden/>
+              </w:rPr>
+              <w:fldChar w:fldCharType="end"/>
+            </w:r>
+          </w:hyperlink>
+        </w:p>
+        <w:p>
+          <w:pPr>
+            <w:pStyle w:val="Sumrio3"/>
+            <w:tabs>
+              <w:tab w:val="right" w:leader="dot" w:pos="9061"/>
+            </w:tabs>
+            <w:rPr>
+              <w:noProof/>
+            </w:rPr>
+          </w:pPr>
+          <w:hyperlink w:anchor="_Toc240284675" w:history="1">
+            <w:r>
+              <w:rPr>
+                <w:rStyle w:val="Hyperlink"/>
+                <w:noProof/>
+              </w:rPr>
+              <w:t>6.4.2. Equipe e Responsabilidades</w:t>
+            </w:r>
+            <w:r>
+              <w:rPr>
+                <w:noProof/>
+                <w:webHidden/>
+              </w:rPr>
+              <w:tab/>
+            </w:r>
+            <w:r>
+              <w:rPr>
+                <w:noProof/>
+                <w:webHidden/>
+              </w:rPr>
+              <w:fldChar w:fldCharType="begin"/>
+            </w:r>
+            <w:r>
+              <w:rPr>
+                <w:noProof/>
+                <w:webHidden/>
+              </w:rPr>
+              <w:instrText xml:space="preserve"> PAGEREF _Toc240284675 \h </w:instrText>
+            </w:r>
+            <w:r>
+              <w:rPr>
+                <w:noProof/>
+                <w:webHidden/>
+              </w:rPr>
+            </w:r>
+            <w:r>
+              <w:rPr>
+                <w:noProof/>
+                <w:webHidden/>
+              </w:rPr>
+              <w:fldChar w:fldCharType="separate"/>
+            </w:r>
+            <w:r>
+              <w:rPr>
+                <w:noProof/>
+                <w:webHidden/>
+              </w:rPr>
+              <w:t>65</w:t>
+            </w:r>
+            <w:r>
+              <w:rPr>
+                <w:noProof/>
+                <w:webHidden/>
+              </w:rPr>
+              <w:fldChar w:fldCharType="end"/>
+            </w:r>
+          </w:hyperlink>
+        </w:p>
+        <w:p>
+          <w:pPr>
+            <w:pStyle w:val="Sumrio3"/>
+            <w:tabs>
+              <w:tab w:val="right" w:leader="dot" w:pos="9061"/>
+            </w:tabs>
+            <w:rPr>
+              <w:noProof/>
+            </w:rPr>
+          </w:pPr>
+          <w:hyperlink w:anchor="_Toc240284676" w:history="1">
+            <w:r>
+              <w:rPr>
+                <w:rStyle w:val="Hyperlink"/>
+                <w:noProof/>
+              </w:rPr>
+              <w:t>6.4.3. Pesquisa de Campo e Coleta de Dados</w:t>
+            </w:r>
+            <w:r>
+              <w:rPr>
+                <w:noProof/>
+                <w:webHidden/>
+              </w:rPr>
+              <w:tab/>
+            </w:r>
+            <w:r>
+              <w:rPr>
+                <w:noProof/>
+                <w:webHidden/>
+              </w:rPr>
+              <w:fldChar w:fldCharType="begin"/>
+            </w:r>
+            <w:r>
+              <w:rPr>
+                <w:noProof/>
+                <w:webHidden/>
+              </w:rPr>
+              <w:instrText xml:space="preserve"> PAGEREF _Toc240284676 \h </w:instrText>
+            </w:r>
+            <w:r>
+              <w:rPr>
+                <w:noProof/>
+                <w:webHidden/>
+              </w:rPr>
+            </w:r>
+            <w:r>
+              <w:rPr>
+                <w:noProof/>
+                <w:webHidden/>
+              </w:rPr>
+              <w:fldChar w:fldCharType="separate"/>
+            </w:r>
+            <w:r>
+              <w:rPr>
+                <w:noProof/>
+                <w:webHidden/>
+              </w:rPr>
+              <w:t>66</w:t>
+            </w:r>
+            <w:r>
+              <w:rPr>
+                <w:noProof/>
+                <w:webHidden/>
+              </w:rPr>
+              <w:fldChar w:fldCharType="end"/>
+            </w:r>
+          </w:hyperlink>
+        </w:p>
+        <w:p>
+          <w:pPr>
+            <w:pStyle w:val="Sumrio3"/>
+            <w:tabs>
+              <w:tab w:val="right" w:leader="dot" w:pos="9061"/>
+            </w:tabs>
+            <w:rPr>
+              <w:noProof/>
+            </w:rPr>
+          </w:pPr>
+          <w:hyperlink w:anchor="_Toc240284677" w:history="1">
+            <w:r>
+              <w:rPr>
+                <w:rStyle w:val="Hyperlink"/>
+                <w:noProof/>
+              </w:rPr>
+              <w:t>6.4.4. Metodologias e Ferramentas</w:t>
+            </w:r>
+            <w:r>
+              <w:rPr>
+                <w:noProof/>
+                <w:webHidden/>
+              </w:rPr>
+              <w:tab/>
+            </w:r>
+            <w:r>
+              <w:rPr>
+                <w:noProof/>
+                <w:webHidden/>
+              </w:rPr>
+              <w:fldChar w:fldCharType="begin"/>
+            </w:r>
+            <w:r>
+              <w:rPr>
+                <w:noProof/>
+                <w:webHidden/>
+              </w:rPr>
+              <w:instrText xml:space="preserve"> PAGEREF _Toc240284677 \h </w:instrText>
+            </w:r>
+            <w:r>
+              <w:rPr>
+                <w:noProof/>
+                <w:webHidden/>
+              </w:rPr>
+            </w:r>
+            <w:r>
+              <w:rPr>
+                <w:noProof/>
+                <w:webHidden/>
+              </w:rPr>
+              <w:fldChar w:fldCharType="separate"/>
+            </w:r>
+            <w:r>
+              <w:rPr>
+                <w:noProof/>
+                <w:webHidden/>
+              </w:rPr>
+              <w:t>66</w:t>
+            </w:r>
+            <w:r>
+              <w:rPr>
+                <w:noProof/>
+                <w:webHidden/>
+              </w:rPr>
+              <w:fldChar w:fldCharType="end"/>
+            </w:r>
+          </w:hyperlink>
+        </w:p>
+        <w:p>
+          <w:pPr>
+            <w:pStyle w:val="Sumrio3"/>
+            <w:tabs>
+              <w:tab w:val="right" w:leader="dot" w:pos="9061"/>
+            </w:tabs>
+            <w:rPr>
+              <w:noProof/>
+            </w:rPr>
+          </w:pPr>
+          <w:hyperlink w:anchor="_Toc240284678" w:history="1">
+            <w:r>
+              <w:rPr>
+                <w:rStyle w:val="Hyperlink"/>
+                <w:noProof/>
+              </w:rPr>
+              <w:t>6.4.5. Análise de SWOT</w:t>
+            </w:r>
+            <w:r>
+              <w:rPr>
+                <w:noProof/>
+                <w:webHidden/>
+              </w:rPr>
+              <w:tab/>
+            </w:r>
+            <w:r>
+              <w:rPr>
+                <w:noProof/>
+                <w:webHidden/>
+              </w:rPr>
+              <w:fldChar w:fldCharType="begin"/>
+            </w:r>
+            <w:r>
+              <w:rPr>
+                <w:noProof/>
+                <w:webHidden/>
+              </w:rPr>
+              <w:instrText xml:space="preserve"> PAGEREF _Toc240284678 \h </w:instrText>
+            </w:r>
+            <w:r>
+              <w:rPr>
+                <w:noProof/>
+                <w:webHidden/>
+              </w:rPr>
+            </w:r>
+            <w:r>
+              <w:rPr>
+                <w:noProof/>
+                <w:webHidden/>
+              </w:rPr>
+              <w:fldChar w:fldCharType="separate"/>
+            </w:r>
+            <w:r>
+              <w:rPr>
+                <w:noProof/>
+                <w:webHidden/>
+              </w:rPr>
+              <w:t>66</w:t>
+            </w:r>
+            <w:r>
+              <w:rPr>
+                <w:noProof/>
+                <w:webHidden/>
+              </w:rPr>
+              <w:fldChar w:fldCharType="end"/>
+            </w:r>
+          </w:hyperlink>
+        </w:p>
+        <w:p>
+          <w:pPr>
+            <w:pStyle w:val="Sumrio2"/>
+            <w:tabs>
+              <w:tab w:val="right" w:leader="dot" w:pos="9061"/>
+            </w:tabs>
+            <w:rPr>
+              <w:noProof/>
+            </w:rPr>
+          </w:pPr>
+          <w:hyperlink w:anchor="_Toc240284679" w:history="1">
+            <w:r>
+              <w:rPr>
+                <w:rStyle w:val="Hyperlink"/>
+                <w:noProof/>
+              </w:rPr>
+              <w:t>6.5. Plano de Mercado</w:t>
+            </w:r>
+            <w:r>
+              <w:rPr>
+                <w:noProof/>
+                <w:webHidden/>
+              </w:rPr>
+              <w:tab/>
+            </w:r>
+            <w:r>
+              <w:rPr>
+                <w:noProof/>
+                <w:webHidden/>
+              </w:rPr>
+              <w:fldChar w:fldCharType="begin"/>
+            </w:r>
+            <w:r>
+              <w:rPr>
+                <w:noProof/>
+                <w:webHidden/>
+              </w:rPr>
+              <w:instrText xml:space="preserve"> PAGEREF _Toc240284679 \h </w:instrText>
+            </w:r>
+            <w:r>
+              <w:rPr>
+                <w:noProof/>
+                <w:webHidden/>
+              </w:rPr>
+            </w:r>
+            <w:r>
+              <w:rPr>
+                <w:noProof/>
+                <w:webHidden/>
+              </w:rPr>
+              <w:fldChar w:fldCharType="separate"/>
+            </w:r>
+            <w:r>
+              <w:rPr>
+                <w:noProof/>
+                <w:webHidden/>
+              </w:rPr>
+              <w:t>68</w:t>
+            </w:r>
+            <w:r>
+              <w:rPr>
+                <w:noProof/>
+                <w:webHidden/>
+              </w:rPr>
+              <w:fldChar w:fldCharType="end"/>
+            </w:r>
+          </w:hyperlink>
+        </w:p>
+        <w:p>
+          <w:pPr>
+            <w:pStyle w:val="Sumrio3"/>
+            <w:tabs>
+              <w:tab w:val="right" w:leader="dot" w:pos="9061"/>
+            </w:tabs>
+            <w:rPr>
+              <w:noProof/>
+            </w:rPr>
+          </w:pPr>
+          <w:hyperlink w:anchor="_Toc240284680" w:history="1">
+            <w:r>
+              <w:rPr>
+                <w:rStyle w:val="Hyperlink"/>
+                <w:noProof/>
+              </w:rPr>
+              <w:t>6.5.1. Análise de Mercado</w:t>
+            </w:r>
+            <w:r>
+              <w:rPr>
+                <w:noProof/>
+                <w:webHidden/>
+              </w:rPr>
+              <w:tab/>
+            </w:r>
+            <w:r>
+              <w:rPr>
+                <w:noProof/>
+                <w:webHidden/>
+              </w:rPr>
+              <w:fldChar w:fldCharType="begin"/>
+            </w:r>
+            <w:r>
+              <w:rPr>
+                <w:noProof/>
+                <w:webHidden/>
+              </w:rPr>
+              <w:instrText xml:space="preserve"> PAGEREF _Toc240284680 \h </w:instrText>
+            </w:r>
+            <w:r>
+              <w:rPr>
+                <w:noProof/>
+                <w:webHidden/>
+              </w:rPr>
+            </w:r>
+            <w:r>
+              <w:rPr>
+                <w:noProof/>
+                <w:webHidden/>
+              </w:rPr>
+              <w:fldChar w:fldCharType="separate"/>
+            </w:r>
+            <w:r>
+              <w:rPr>
+                <w:noProof/>
+                <w:webHidden/>
+              </w:rPr>
+              <w:t>68</w:t>
+            </w:r>
+            <w:r>
+              <w:rPr>
+                <w:noProof/>
+                <w:webHidden/>
+              </w:rPr>
+              <w:fldChar w:fldCharType="end"/>
+            </w:r>
+          </w:hyperlink>
+        </w:p>
+        <w:p>
+          <w:pPr>
+            <w:pStyle w:val="Sumrio3"/>
+            <w:tabs>
+              <w:tab w:val="right" w:leader="dot" w:pos="9061"/>
+            </w:tabs>
+            <w:rPr>
+              <w:noProof/>
+            </w:rPr>
+          </w:pPr>
+          <w:hyperlink w:anchor="_Toc240284681" w:history="1">
+            <w:r>
+              <w:rPr>
+                <w:rStyle w:val="Hyperlink"/>
+                <w:noProof/>
+              </w:rPr>
+              <w:t>6.5.2. Posicionamento</w:t>
+            </w:r>
+            <w:r>
+              <w:rPr>
+                <w:noProof/>
+                <w:webHidden/>
+              </w:rPr>
+              <w:tab/>
+            </w:r>
+            <w:r>
+              <w:rPr>
+                <w:noProof/>
+                <w:webHidden/>
+              </w:rPr>
+              <w:fldChar w:fldCharType="begin"/>
+            </w:r>
+            <w:r>
+              <w:rPr>
+                <w:noProof/>
+                <w:webHidden/>
+              </w:rPr>
+              <w:instrText xml:space="preserve"> PAGEREF _Toc240284681 \h </w:instrText>
+            </w:r>
+            <w:r>
+              <w:rPr>
+                <w:noProof/>
+                <w:webHidden/>
+              </w:rPr>
+            </w:r>
+            <w:r>
+              <w:rPr>
+                <w:noProof/>
+                <w:webHidden/>
+              </w:rPr>
+              <w:fldChar w:fldCharType="separate"/>
+            </w:r>
+            <w:r>
+              <w:rPr>
+                <w:noProof/>
+                <w:webHidden/>
+              </w:rPr>
+              <w:t>68</w:t>
+            </w:r>
+            <w:r>
+              <w:rPr>
+                <w:noProof/>
+                <w:webHidden/>
+              </w:rPr>
+              <w:fldChar w:fldCharType="end"/>
+            </w:r>
+          </w:hyperlink>
+        </w:p>
+        <w:p>
+          <w:pPr>
+            <w:pStyle w:val="Sumrio3"/>
+            <w:tabs>
+              <w:tab w:val="right" w:leader="dot" w:pos="9061"/>
+            </w:tabs>
+            <w:rPr>
+              <w:noProof/>
+            </w:rPr>
+          </w:pPr>
+          <w:hyperlink w:anchor="_Toc240284682" w:history="1">
+            <w:r>
+              <w:rPr>
+                <w:rStyle w:val="Hyperlink"/>
+                <w:noProof/>
+              </w:rPr>
+              <w:t>6.5.3. Estratégias de Marketing</w:t>
+            </w:r>
+            <w:r>
+              <w:rPr>
+                <w:noProof/>
+                <w:webHidden/>
+              </w:rPr>
+              <w:tab/>
+            </w:r>
+            <w:r>
+              <w:rPr>
+                <w:noProof/>
+                <w:webHidden/>
+              </w:rPr>
+              <w:fldChar w:fldCharType="begin"/>
+            </w:r>
+            <w:r>
+              <w:rPr>
+                <w:noProof/>
+                <w:webHidden/>
+              </w:rPr>
+              <w:instrText xml:space="preserve"> PAGEREF _Toc240284682 \h </w:instrText>
+            </w:r>
+            <w:r>
+              <w:rPr>
+                <w:noProof/>
+                <w:webHidden/>
+              </w:rPr>
+            </w:r>
+            <w:r>
+              <w:rPr>
+                <w:noProof/>
+                <w:webHidden/>
+              </w:rPr>
+              <w:fldChar w:fldCharType="separate"/>
+            </w:r>
+            <w:r>
+              <w:rPr>
+                <w:noProof/>
+                <w:webHidden/>
+              </w:rPr>
+              <w:t>69</w:t>
+            </w:r>
+            <w:r>
+              <w:rPr>
+                <w:noProof/>
+                <w:webHidden/>
+              </w:rPr>
+              <w:fldChar w:fldCharType="end"/>
+            </w:r>
+          </w:hyperlink>
+        </w:p>
+        <w:p>
+          <w:pPr>
+            <w:pStyle w:val="Sumrio3"/>
+            <w:tabs>
+              <w:tab w:val="right" w:leader="dot" w:pos="9061"/>
+            </w:tabs>
+            <w:rPr>
+              <w:noProof/>
+            </w:rPr>
+          </w:pPr>
+          <w:hyperlink w:anchor="_Toc240284683" w:history="1">
+            <w:r>
+              <w:rPr>
+                <w:rStyle w:val="Hyperlink"/>
+                <w:noProof/>
+              </w:rPr>
+              <w:t>6.5.4. Canais de Divulgação</w:t>
+            </w:r>
+            <w:r>
+              <w:rPr>
+                <w:noProof/>
+                <w:webHidden/>
+              </w:rPr>
+              <w:tab/>
+            </w:r>
+            <w:r>
+              <w:rPr>
+                <w:noProof/>
+                <w:webHidden/>
+              </w:rPr>
+              <w:fldChar w:fldCharType="begin"/>
+            </w:r>
+            <w:r>
+              <w:rPr>
+                <w:noProof/>
+                <w:webHidden/>
+              </w:rPr>
+              <w:instrText xml:space="preserve"> PAGEREF _Toc240284683 \h </w:instrText>
+            </w:r>
+            <w:r>
+              <w:rPr>
+                <w:noProof/>
+                <w:webHidden/>
+              </w:rPr>
+            </w:r>
+            <w:r>
+              <w:rPr>
+                <w:noProof/>
+                <w:webHidden/>
+              </w:rPr>
+              <w:fldChar w:fldCharType="separate"/>
+            </w:r>
+            <w:r>
+              <w:rPr>
+                <w:noProof/>
+                <w:webHidden/>
+              </w:rPr>
+              <w:t>69</w:t>
+            </w:r>
+            <w:r>
+              <w:rPr>
+                <w:noProof/>
+                <w:webHidden/>
+              </w:rPr>
+              <w:fldChar w:fldCharType="end"/>
+            </w:r>
+          </w:hyperlink>
+        </w:p>
+        <w:p>
+          <w:pPr>
+            <w:pStyle w:val="Sumrio3"/>
+            <w:tabs>
+              <w:tab w:val="right" w:leader="dot" w:pos="9061"/>
+            </w:tabs>
+            <w:rPr>
+              <w:noProof/>
+            </w:rPr>
+          </w:pPr>
+          <w:hyperlink w:anchor="_Toc240284684" w:history="1">
+            <w:r>
+              <w:rPr>
+                <w:rStyle w:val="Hyperlink"/>
+                <w:noProof/>
+              </w:rPr>
+              <w:t>6.5.5. Métricas de Acompanhamento</w:t>
+            </w:r>
+            <w:r>
+              <w:rPr>
+                <w:noProof/>
+                <w:webHidden/>
+              </w:rPr>
+              <w:tab/>
+            </w:r>
+            <w:r>
+              <w:rPr>
+                <w:noProof/>
+                <w:webHidden/>
+              </w:rPr>
+              <w:fldChar w:fldCharType="begin"/>
+            </w:r>
+            <w:r>
+              <w:rPr>
+                <w:noProof/>
+                <w:webHidden/>
+              </w:rPr>
+              <w:instrText xml:space="preserve"> PAGEREF _Toc240284684 \h </w:instrText>
+            </w:r>
+            <w:r>
+              <w:rPr>
+                <w:noProof/>
+                <w:webHidden/>
+              </w:rPr>
+            </w:r>
+            <w:r>
+              <w:rPr>
+                <w:noProof/>
+                <w:webHidden/>
+              </w:rPr>
+              <w:fldChar w:fldCharType="separate"/>
+            </w:r>
+            <w:r>
+              <w:rPr>
+                <w:noProof/>
+                <w:webHidden/>
+              </w:rPr>
+              <w:t>70</w:t>
+            </w:r>
+            <w:r>
+              <w:rPr>
+                <w:noProof/>
+                <w:webHidden/>
+              </w:rPr>
+              <w:fldChar w:fldCharType="end"/>
+            </w:r>
+          </w:hyperlink>
+        </w:p>
+        <w:p>
+          <w:pPr>
+            <w:pStyle w:val="Sumrio3"/>
+            <w:tabs>
+              <w:tab w:val="right" w:leader="dot" w:pos="9061"/>
+            </w:tabs>
+            <w:rPr>
+              <w:noProof/>
+            </w:rPr>
+          </w:pPr>
+          <w:hyperlink w:anchor="_Toc240284685" w:history="1">
+            <w:r>
+              <w:rPr>
+                <w:rStyle w:val="Hyperlink"/>
+                <w:noProof/>
+              </w:rPr>
+              <w:t>6.5.6. Considerações Finais sobre o Plano de Mercado</w:t>
+            </w:r>
+            <w:r>
+              <w:rPr>
+                <w:noProof/>
+                <w:webHidden/>
+              </w:rPr>
+              <w:tab/>
+            </w:r>
+            <w:r>
+              <w:rPr>
+                <w:noProof/>
+                <w:webHidden/>
+              </w:rPr>
+              <w:fldChar w:fldCharType="begin"/>
+            </w:r>
+            <w:r>
+              <w:rPr>
+                <w:noProof/>
+                <w:webHidden/>
+              </w:rPr>
+              <w:instrText xml:space="preserve"> PAGEREF _Toc240284685 \h </w:instrText>
+            </w:r>
+            <w:r>
+              <w:rPr>
+                <w:noProof/>
+                <w:webHidden/>
+              </w:rPr>
+            </w:r>
+            <w:r>
+              <w:rPr>
+                <w:noProof/>
+                <w:webHidden/>
+              </w:rPr>
+              <w:fldChar w:fldCharType="separate"/>
+            </w:r>
+            <w:r>
+              <w:rPr>
+                <w:noProof/>
+                <w:webHidden/>
+              </w:rPr>
+              <w:t>70</w:t>
+            </w:r>
+            <w:r>
+              <w:rPr>
+                <w:noProof/>
+                <w:webHidden/>
+              </w:rPr>
+              <w:fldChar w:fldCharType="end"/>
+            </w:r>
+          </w:hyperlink>
+        </w:p>
+        <w:p>
+          <w:pPr>
+            <w:pStyle w:val="Sumrio1"/>
+            <w:tabs>
+              <w:tab w:val="right" w:leader="dot" w:pos="9061"/>
+            </w:tabs>
+            <w:rPr>
+              <w:noProof/>
+            </w:rPr>
+          </w:pPr>
+          <w:hyperlink w:anchor="_Toc240284686" w:history="1">
+            <w:r>
+              <w:rPr>
+                <w:rStyle w:val="Hyperlink"/>
+                <w:noProof/>
+              </w:rPr>
+              <w:t>7. PROTÓTIPO</w:t>
+            </w:r>
+            <w:r>
+              <w:rPr>
+                <w:noProof/>
+                <w:webHidden/>
+              </w:rPr>
+              <w:tab/>
+            </w:r>
+            <w:r>
+              <w:rPr>
+                <w:noProof/>
+                <w:webHidden/>
+              </w:rPr>
+              <w:fldChar w:fldCharType="begin"/>
+            </w:r>
+            <w:r>
+              <w:rPr>
+                <w:noProof/>
+                <w:webHidden/>
+              </w:rPr>
+              <w:instrText xml:space="preserve"> PAGEREF _Toc240284686 \h </w:instrText>
+            </w:r>
+            <w:r>
+              <w:rPr>
+                <w:noProof/>
+                <w:webHidden/>
+              </w:rPr>
+            </w:r>
+            <w:r>
+              <w:rPr>
+                <w:noProof/>
+                <w:webHidden/>
+              </w:rPr>
+              <w:fldChar w:fldCharType="separate"/>
+            </w:r>
+            <w:r>
+              <w:rPr>
+                <w:noProof/>
+                <w:webHidden/>
+              </w:rPr>
+              <w:t>71</w:t>
+            </w:r>
+            <w:r>
+              <w:rPr>
+                <w:noProof/>
+                <w:webHidden/>
+              </w:rPr>
+              <w:fldChar w:fldCharType="end"/>
+            </w:r>
+          </w:hyperlink>
+        </w:p>
+        <w:p>
+          <w:pPr>
+            <w:pStyle w:val="Sumrio2"/>
+            <w:tabs>
+              <w:tab w:val="right" w:leader="dot" w:pos="9061"/>
+            </w:tabs>
+            <w:rPr>
+              <w:noProof/>
+            </w:rPr>
+          </w:pPr>
+          <w:hyperlink w:anchor="_Toc240284687" w:history="1">
+            <w:r>
+              <w:rPr>
+                <w:rStyle w:val="Hyperlink"/>
+                <w:noProof/>
+              </w:rPr>
+              <w:t>7.1. Caso de Uso</w:t>
+            </w:r>
+            <w:r>
+              <w:rPr>
+                <w:noProof/>
+                <w:webHidden/>
+              </w:rPr>
+              <w:tab/>
+            </w:r>
+            <w:r>
+              <w:rPr>
+                <w:noProof/>
+                <w:webHidden/>
+              </w:rPr>
+              <w:fldChar w:fldCharType="begin"/>
+            </w:r>
+            <w:r>
+              <w:rPr>
+                <w:noProof/>
+                <w:webHidden/>
+              </w:rPr>
+              <w:instrText xml:space="preserve"> PAGEREF _Toc240284687 \h </w:instrText>
+            </w:r>
+            <w:r>
+              <w:rPr>
+                <w:noProof/>
+                <w:webHidden/>
+              </w:rPr>
+            </w:r>
+            <w:r>
+              <w:rPr>
+                <w:noProof/>
+                <w:webHidden/>
+              </w:rPr>
+              <w:fldChar w:fldCharType="separate"/>
+            </w:r>
+            <w:r>
+              <w:rPr>
+                <w:noProof/>
+                <w:webHidden/>
+              </w:rPr>
+              <w:t>71</w:t>
+            </w:r>
+            <w:r>
+              <w:rPr>
+                <w:noProof/>
+                <w:webHidden/>
+              </w:rPr>
+              <w:fldChar w:fldCharType="end"/>
+            </w:r>
+          </w:hyperlink>
+        </w:p>
+        <w:p>
+          <w:pPr>
+            <w:pStyle w:val="Sumrio2"/>
+            <w:tabs>
+              <w:tab w:val="right" w:leader="dot" w:pos="9061"/>
+            </w:tabs>
+            <w:rPr>
+              <w:noProof/>
+            </w:rPr>
+          </w:pPr>
+          <w:hyperlink w:anchor="_Toc240284688" w:history="1">
+            <w:r>
+              <w:rPr>
+                <w:rStyle w:val="Hyperlink"/>
+                <w:noProof/>
+              </w:rPr>
+              <w:t>7.2. Modelagem do Banco de Dados</w:t>
+            </w:r>
+            <w:r>
+              <w:rPr>
+                <w:noProof/>
+                <w:webHidden/>
+              </w:rPr>
+              <w:tab/>
+            </w:r>
+            <w:r>
+              <w:rPr>
+                <w:noProof/>
+                <w:webHidden/>
+              </w:rPr>
+              <w:fldChar w:fldCharType="begin"/>
+            </w:r>
+            <w:r>
+              <w:rPr>
+                <w:noProof/>
+                <w:webHidden/>
+              </w:rPr>
+              <w:instrText xml:space="preserve"> PAGEREF _Toc240284688 \h </w:instrText>
+            </w:r>
+            <w:r>
+              <w:rPr>
+                <w:noProof/>
+                <w:webHidden/>
+              </w:rPr>
+            </w:r>
+            <w:r>
+              <w:rPr>
+                <w:noProof/>
+                <w:webHidden/>
+              </w:rPr>
+              <w:fldChar w:fldCharType="separate"/>
+            </w:r>
+            <w:r>
+              <w:rPr>
+                <w:noProof/>
+                <w:webHidden/>
+              </w:rPr>
+              <w:t>72</w:t>
+            </w:r>
+            <w:r>
+              <w:rPr>
+                <w:noProof/>
+                <w:webHidden/>
+              </w:rPr>
+              <w:fldChar w:fldCharType="end"/>
+            </w:r>
+          </w:hyperlink>
+        </w:p>
+        <w:p>
+          <w:pPr>
+            <w:pStyle w:val="Sumrio2"/>
+            <w:tabs>
+              <w:tab w:val="right" w:leader="dot" w:pos="9061"/>
+            </w:tabs>
+            <w:rPr>
+              <w:noProof/>
+            </w:rPr>
+          </w:pPr>
+          <w:hyperlink w:anchor="_Toc240284689" w:history="1">
+            <w:r>
+              <w:rPr>
+                <w:rStyle w:val="Hyperlink"/>
+                <w:noProof/>
+              </w:rPr>
+              <w:t>7.3. Plataforma</w:t>
+            </w:r>
+            <w:r>
+              <w:rPr>
+                <w:noProof/>
+                <w:webHidden/>
+              </w:rPr>
+              <w:tab/>
+            </w:r>
+            <w:r>
+              <w:rPr>
+                <w:noProof/>
+                <w:webHidden/>
+              </w:rPr>
+              <w:fldChar w:fldCharType="begin"/>
+            </w:r>
+            <w:r>
+              <w:rPr>
+                <w:noProof/>
+                <w:webHidden/>
+              </w:rPr>
+              <w:instrText xml:space="preserve"> PAGEREF _Toc240284689 \h </w:instrText>
+            </w:r>
+            <w:r>
+              <w:rPr>
+                <w:noProof/>
+                <w:webHidden/>
+              </w:rPr>
+            </w:r>
+            <w:r>
+              <w:rPr>
+                <w:noProof/>
+                <w:webHidden/>
+              </w:rPr>
+              <w:fldChar w:fldCharType="separate"/>
+            </w:r>
+            <w:r>
+              <w:rPr>
+                <w:noProof/>
+                <w:webHidden/>
+              </w:rPr>
+              <w:t>73</w:t>
+            </w:r>
+            <w:r>
+              <w:rPr>
+                <w:noProof/>
+                <w:webHidden/>
+              </w:rPr>
+              <w:fldChar w:fldCharType="end"/>
+            </w:r>
+          </w:hyperlink>
+        </w:p>
+        <w:p>
+          <w:pPr>
+            <w:pStyle w:val="Sumrio3"/>
+            <w:tabs>
+              <w:tab w:val="right" w:leader="dot" w:pos="9061"/>
+            </w:tabs>
+            <w:rPr>
+              <w:noProof/>
+            </w:rPr>
+          </w:pPr>
+          <w:hyperlink w:anchor="_Toc240284690" w:history="1">
+            <w:r>
+              <w:rPr>
+                <w:rStyle w:val="Hyperlink"/>
+                <w:noProof/>
+              </w:rPr>
+              <w:t>7.3.1. Telas de Login e Cadastro</w:t>
+            </w:r>
+            <w:r>
+              <w:rPr>
+                <w:noProof/>
+                <w:webHidden/>
+              </w:rPr>
+              <w:tab/>
+            </w:r>
+            <w:r>
+              <w:rPr>
+                <w:noProof/>
+                <w:webHidden/>
+              </w:rPr>
+              <w:fldChar w:fldCharType="begin"/>
+            </w:r>
+            <w:r>
+              <w:rPr>
+                <w:noProof/>
+                <w:webHidden/>
+              </w:rPr>
+              <w:instrText xml:space="preserve"> PAGEREF _Toc240284690 \h </w:instrText>
+            </w:r>
+            <w:r>
+              <w:rPr>
+                <w:noProof/>
+                <w:webHidden/>
+              </w:rPr>
+            </w:r>
+            <w:r>
+              <w:rPr>
+                <w:noProof/>
+                <w:webHidden/>
+              </w:rPr>
+              <w:fldChar w:fldCharType="separate"/>
+            </w:r>
+            <w:r>
+              <w:rPr>
+                <w:noProof/>
+                <w:webHidden/>
+              </w:rPr>
+              <w:t>74</w:t>
+            </w:r>
+            <w:r>
+              <w:rPr>
+                <w:noProof/>
+                <w:webHidden/>
+              </w:rPr>
+              <w:fldChar w:fldCharType="end"/>
+            </w:r>
+          </w:hyperlink>
+        </w:p>
+        <w:p>
+          <w:pPr>
+            <w:pStyle w:val="Sumrio3"/>
+            <w:tabs>
+              <w:tab w:val="right" w:leader="dot" w:pos="9061"/>
+            </w:tabs>
+            <w:rPr>
+              <w:noProof/>
+            </w:rPr>
+          </w:pPr>
+          <w:hyperlink w:anchor="_Toc240284691" w:history="1">
+            <w:r>
+              <w:rPr>
+                <w:rStyle w:val="Hyperlink"/>
+                <w:noProof/>
+              </w:rPr>
+              <w:t>7.3.2. Fluxo de Cadastro de Serviço</w:t>
+            </w:r>
+            <w:r>
+              <w:rPr>
+                <w:noProof/>
+                <w:webHidden/>
+              </w:rPr>
+              <w:tab/>
+            </w:r>
+            <w:r>
+              <w:rPr>
+                <w:noProof/>
+                <w:webHidden/>
+              </w:rPr>
+              <w:fldChar w:fldCharType="begin"/>
+            </w:r>
+            <w:r>
+              <w:rPr>
+                <w:noProof/>
+                <w:webHidden/>
+              </w:rPr>
+              <w:instrText xml:space="preserve"> PAGEREF _Toc240284691 \h </w:instrText>
+            </w:r>
+            <w:r>
+              <w:rPr>
+                <w:noProof/>
+                <w:webHidden/>
+              </w:rPr>
+            </w:r>
+            <w:r>
+              <w:rPr>
+                <w:noProof/>
+                <w:webHidden/>
+              </w:rPr>
+              <w:fldChar w:fldCharType="separate"/>
+            </w:r>
+            <w:r>
+              <w:rPr>
+                <w:noProof/>
+                <w:webHidden/>
+              </w:rPr>
+              <w:t>74</w:t>
+            </w:r>
+            <w:r>
+              <w:rPr>
+                <w:noProof/>
+                <w:webHidden/>
+              </w:rPr>
+              <w:fldChar w:fldCharType="end"/>
+            </w:r>
+          </w:hyperlink>
+        </w:p>
+        <w:p>
+          <w:pPr>
+            <w:pStyle w:val="Sumrio3"/>
+            <w:tabs>
+              <w:tab w:val="right" w:leader="dot" w:pos="9061"/>
+            </w:tabs>
+            <w:rPr>
+              <w:noProof/>
+            </w:rPr>
+          </w:pPr>
+          <w:hyperlink w:anchor="_Toc240284692" w:history="1">
+            <w:r>
+              <w:rPr>
+                <w:rStyle w:val="Hyperlink"/>
+                <w:noProof/>
+              </w:rPr>
+              <w:t>7.3.3. Fluxo de Contratação e Patrocínio</w:t>
+            </w:r>
+            <w:r>
+              <w:rPr>
+                <w:noProof/>
+                <w:webHidden/>
+              </w:rPr>
+              <w:tab/>
+            </w:r>
+            <w:r>
+              <w:rPr>
+                <w:noProof/>
+                <w:webHidden/>
+              </w:rPr>
+              <w:fldChar w:fldCharType="begin"/>
+            </w:r>
+            <w:r>
+              <w:rPr>
+                <w:noProof/>
+                <w:webHidden/>
+              </w:rPr>
+              <w:instrText xml:space="preserve"> PAGEREF _Toc240284692 \h </w:instrText>
+            </w:r>
+            <w:r>
+              <w:rPr>
+                <w:noProof/>
+                <w:webHidden/>
+              </w:rPr>
+            </w:r>
+            <w:r>
+              <w:rPr>
+                <w:noProof/>
+                <w:webHidden/>
+              </w:rPr>
+              <w:fldChar w:fldCharType="separate"/>
+            </w:r>
+            <w:r>
+              <w:rPr>
+                <w:noProof/>
+                <w:webHidden/>
+              </w:rPr>
+              <w:t>74</w:t>
+            </w:r>
+            <w:r>
+              <w:rPr>
+                <w:noProof/>
+                <w:webHidden/>
+              </w:rPr>
+              <w:fldChar w:fldCharType="end"/>
+            </w:r>
+          </w:hyperlink>
+        </w:p>
+        <w:p>
+          <w:pPr>
+            <w:pStyle w:val="Sumrio2"/>
+            <w:tabs>
+              <w:tab w:val="right" w:leader="dot" w:pos="9061"/>
+            </w:tabs>
+            <w:rPr>
+              <w:noProof/>
+            </w:rPr>
+          </w:pPr>
+          <w:hyperlink w:anchor="_Toc240284693" w:history="1">
+            <w:r>
+              <w:rPr>
+                <w:rStyle w:val="Hyperlink"/>
+                <w:noProof/>
+              </w:rPr>
+              <w:t>7.4. Considerações sobre o Protótipo</w:t>
+            </w:r>
+            <w:r>
+              <w:rPr>
+                <w:noProof/>
+                <w:webHidden/>
+              </w:rPr>
+              <w:tab/>
+            </w:r>
+            <w:r>
+              <w:rPr>
+                <w:noProof/>
+                <w:webHidden/>
+              </w:rPr>
+              <w:fldChar w:fldCharType="begin"/>
+            </w:r>
+            <w:r>
+              <w:rPr>
+                <w:noProof/>
+                <w:webHidden/>
+              </w:rPr>
+              <w:instrText xml:space="preserve"> PAGEREF _Toc240284693 \h </w:instrText>
+            </w:r>
+            <w:r>
+              <w:rPr>
+                <w:noProof/>
+                <w:webHidden/>
+              </w:rPr>
+            </w:r>
+            <w:r>
+              <w:rPr>
+                <w:noProof/>
+                <w:webHidden/>
+              </w:rPr>
+              <w:fldChar w:fldCharType="separate"/>
+            </w:r>
+            <w:r>
+              <w:rPr>
+                <w:noProof/>
+                <w:webHidden/>
+              </w:rPr>
+              <w:t>75</w:t>
+            </w:r>
+            <w:r>
+              <w:rPr>
+                <w:noProof/>
+                <w:webHidden/>
+              </w:rPr>
+              <w:fldChar w:fldCharType="end"/>
+            </w:r>
+          </w:hyperlink>
+        </w:p>
+        <w:p>
+          <w:pPr>
+            <w:pStyle w:val="Sumrio1"/>
+            <w:tabs>
+              <w:tab w:val="right" w:leader="dot" w:pos="9061"/>
+            </w:tabs>
+            <w:rPr>
+              <w:noProof/>
+            </w:rPr>
+          </w:pPr>
+          <w:hyperlink w:anchor="_Toc240284694" w:history="1">
+            <w:r>
+              <w:rPr>
+                <w:rStyle w:val="Hyperlink"/>
+                <w:noProof/>
+              </w:rPr>
+              <w:t>8. CONCLUSÃO</w:t>
+            </w:r>
+            <w:r>
+              <w:rPr>
+                <w:noProof/>
+                <w:webHidden/>
+              </w:rPr>
+              <w:tab/>
+            </w:r>
+            <w:r>
+              <w:rPr>
+                <w:noProof/>
+                <w:webHidden/>
+              </w:rPr>
+              <w:fldChar w:fldCharType="begin"/>
+            </w:r>
+            <w:r>
+              <w:rPr>
+                <w:noProof/>
+                <w:webHidden/>
+              </w:rPr>
+              <w:instrText xml:space="preserve"> PAGEREF _Toc240284694 \h </w:instrText>
+            </w:r>
+            <w:r>
+              <w:rPr>
+                <w:noProof/>
+                <w:webHidden/>
+              </w:rPr>
+            </w:r>
+            <w:r>
+              <w:rPr>
+                <w:noProof/>
+                <w:webHidden/>
+              </w:rPr>
+              <w:fldChar w:fldCharType="separate"/>
+            </w:r>
+            <w:r>
+              <w:rPr>
+                <w:noProof/>
+                <w:webHidden/>
+              </w:rPr>
+              <w:t>76</w:t>
+            </w:r>
+            <w:r>
+              <w:rPr>
+                <w:noProof/>
+                <w:webHidden/>
+              </w:rPr>
+              <w:fldChar w:fldCharType="end"/>
+            </w:r>
+          </w:hyperlink>
+        </w:p>
+        <w:p>
+          <w:pPr>
+            <w:pStyle w:val="Sumrio2"/>
+            <w:tabs>
+              <w:tab w:val="right" w:leader="dot" w:pos="9061"/>
+            </w:tabs>
+            <w:rPr>
+              <w:noProof/>
+            </w:rPr>
+          </w:pPr>
+          <w:hyperlink w:anchor="_Toc240284695" w:history="1">
+            <w:r>
+              <w:rPr>
+                <w:rStyle w:val="Hyperlink"/>
+                <w:noProof/>
+              </w:rPr>
+              <w:t>8.1. Retomada dos Objetivos e Resultados Alcançados</w:t>
+            </w:r>
+            <w:r>
+              <w:rPr>
+                <w:noProof/>
+                <w:webHidden/>
+              </w:rPr>
+              <w:tab/>
+            </w:r>
+            <w:r>
+              <w:rPr>
+                <w:noProof/>
+                <w:webHidden/>
+              </w:rPr>
+              <w:fldChar w:fldCharType="begin"/>
+            </w:r>
+            <w:r>
+              <w:rPr>
+                <w:noProof/>
+                <w:webHidden/>
+              </w:rPr>
+              <w:instrText xml:space="preserve"> PAGEREF _Toc240284695 \h </w:instrText>
+            </w:r>
+            <w:r>
+              <w:rPr>
+                <w:noProof/>
+                <w:webHidden/>
+              </w:rPr>
+            </w:r>
+            <w:r>
+              <w:rPr>
+                <w:noProof/>
+                <w:webHidden/>
+              </w:rPr>
+              <w:fldChar w:fldCharType="separate"/>
+            </w:r>
+            <w:r>
+              <w:rPr>
+                <w:noProof/>
+                <w:webHidden/>
+              </w:rPr>
+              <w:t>76</w:t>
+            </w:r>
+            <w:r>
+              <w:rPr>
+                <w:noProof/>
+                <w:webHidden/>
+              </w:rPr>
+              <w:fldChar w:fldCharType="end"/>
+            </w:r>
+          </w:hyperlink>
+        </w:p>
+        <w:p>
+          <w:pPr>
+            <w:pStyle w:val="Sumrio2"/>
+            <w:tabs>
+              <w:tab w:val="right" w:leader="dot" w:pos="9061"/>
+            </w:tabs>
+            <w:rPr>
+              <w:noProof/>
+            </w:rPr>
+          </w:pPr>
+          <w:hyperlink w:anchor="_Toc240284696" w:history="1">
+            <w:r>
+              <w:rPr>
+                <w:rStyle w:val="Hyperlink"/>
+                <w:noProof/>
+              </w:rPr>
+              <w:t>8.2. Contribuições Teóricas</w:t>
+            </w:r>
+            <w:r>
+              <w:rPr>
+                <w:noProof/>
+                <w:webHidden/>
+              </w:rPr>
+              <w:tab/>
+            </w:r>
+            <w:r>
+              <w:rPr>
+                <w:noProof/>
+                <w:webHidden/>
+              </w:rPr>
+              <w:fldChar w:fldCharType="begin"/>
+            </w:r>
+            <w:r>
+              <w:rPr>
+                <w:noProof/>
+                <w:webHidden/>
+              </w:rPr>
+              <w:instrText xml:space="preserve"> PAGEREF _Toc240284696 \h </w:instrText>
+            </w:r>
+            <w:r>
+              <w:rPr>
+                <w:noProof/>
+                <w:webHidden/>
+              </w:rPr>
+            </w:r>
+            <w:r>
+              <w:rPr>
+                <w:noProof/>
+                <w:webHidden/>
+              </w:rPr>
+              <w:fldChar w:fldCharType="separate"/>
+            </w:r>
+            <w:r>
+              <w:rPr>
+                <w:noProof/>
+                <w:webHidden/>
+              </w:rPr>
+              <w:t>76</w:t>
+            </w:r>
+            <w:r>
+              <w:rPr>
+                <w:noProof/>
+                <w:webHidden/>
+              </w:rPr>
+              <w:fldChar w:fldCharType="end"/>
+            </w:r>
+          </w:hyperlink>
+        </w:p>
+        <w:p>
+          <w:pPr>
+            <w:pStyle w:val="Sumrio2"/>
+            <w:tabs>
+              <w:tab w:val="right" w:leader="dot" w:pos="9061"/>
+            </w:tabs>
+            <w:rPr>
+              <w:noProof/>
+            </w:rPr>
+          </w:pPr>
+          <w:hyperlink w:anchor="_Toc240284697" w:history="1">
+            <w:r>
+              <w:rPr>
+                <w:rStyle w:val="Hyperlink"/>
+                <w:noProof/>
+              </w:rPr>
+              <w:t>8.3. Contribuições Práticas</w:t>
+            </w:r>
+            <w:r>
+              <w:rPr>
+                <w:noProof/>
+                <w:webHidden/>
+              </w:rPr>
+              <w:tab/>
+            </w:r>
+            <w:r>
+              <w:rPr>
+                <w:noProof/>
+                <w:webHidden/>
+              </w:rPr>
+              <w:fldChar w:fldCharType="begin"/>
+            </w:r>
+            <w:r>
+              <w:rPr>
+                <w:noProof/>
+                <w:webHidden/>
+              </w:rPr>
+              <w:instrText xml:space="preserve"> PAGEREF _Toc240284697 \h </w:instrText>
+            </w:r>
+            <w:r>
+              <w:rPr>
+                <w:noProof/>
+                <w:webHidden/>
+              </w:rPr>
+            </w:r>
+            <w:r>
+              <w:rPr>
+                <w:noProof/>
+                <w:webHidden/>
+              </w:rPr>
+              <w:fldChar w:fldCharType="separate"/>
+            </w:r>
+            <w:r>
+              <w:rPr>
+                <w:noProof/>
+                <w:webHidden/>
+              </w:rPr>
+              <w:t>77</w:t>
+            </w:r>
+            <w:r>
+              <w:rPr>
+                <w:noProof/>
+                <w:webHidden/>
+              </w:rPr>
+              <w:fldChar w:fldCharType="end"/>
+            </w:r>
+          </w:hyperlink>
+        </w:p>
+        <w:p>
+          <w:pPr>
+            <w:pStyle w:val="Sumrio2"/>
+            <w:tabs>
+              <w:tab w:val="right" w:leader="dot" w:pos="9061"/>
+            </w:tabs>
+            <w:rPr>
+              <w:noProof/>
+            </w:rPr>
+          </w:pPr>
+          <w:hyperlink w:anchor="_Toc240284698" w:history="1">
+            <w:r>
+              <w:rPr>
+                <w:rStyle w:val="Hyperlink"/>
+                <w:noProof/>
+              </w:rPr>
+              <w:t>8.4. Limitações do Trabalho</w:t>
+            </w:r>
+            <w:r>
+              <w:rPr>
+                <w:noProof/>
+                <w:webHidden/>
+              </w:rPr>
+              <w:tab/>
+            </w:r>
+            <w:r>
+              <w:rPr>
+                <w:noProof/>
+                <w:webHidden/>
+              </w:rPr>
+              <w:fldChar w:fldCharType="begin"/>
+            </w:r>
+            <w:r>
+              <w:rPr>
+                <w:noProof/>
+                <w:webHidden/>
+              </w:rPr>
+              <w:instrText xml:space="preserve"> PAGEREF _Toc240284698 \h </w:instrText>
+            </w:r>
+            <w:r>
+              <w:rPr>
+                <w:noProof/>
+                <w:webHidden/>
+              </w:rPr>
+            </w:r>
+            <w:r>
+              <w:rPr>
+                <w:noProof/>
+                <w:webHidden/>
+              </w:rPr>
+              <w:fldChar w:fldCharType="separate"/>
+            </w:r>
+            <w:r>
+              <w:rPr>
+                <w:noProof/>
+                <w:webHidden/>
+              </w:rPr>
+              <w:t>78</w:t>
+            </w:r>
+            <w:r>
+              <w:rPr>
+                <w:noProof/>
+                <w:webHidden/>
+              </w:rPr>
+              <w:fldChar w:fldCharType="end"/>
+            </w:r>
+          </w:hyperlink>
+        </w:p>
+        <w:p>
+          <w:pPr>
+            <w:pStyle w:val="Sumrio2"/>
+            <w:tabs>
+              <w:tab w:val="right" w:leader="dot" w:pos="9061"/>
+            </w:tabs>
+            <w:rPr>
+              <w:noProof/>
+            </w:rPr>
+          </w:pPr>
+          <w:hyperlink w:anchor="_Toc240284699" w:history="1">
+            <w:r>
+              <w:rPr>
+                <w:rStyle w:val="Hyperlink"/>
+                <w:noProof/>
+              </w:rPr>
+              <w:t>8.5. Perspectivas Futuras</w:t>
+            </w:r>
+            <w:r>
+              <w:rPr>
+                <w:noProof/>
+                <w:webHidden/>
+              </w:rPr>
+              <w:tab/>
+            </w:r>
+            <w:r>
+              <w:rPr>
+                <w:noProof/>
+                <w:webHidden/>
+              </w:rPr>
+              <w:fldChar w:fldCharType="begin"/>
+            </w:r>
+            <w:r>
+              <w:rPr>
+                <w:noProof/>
+                <w:webHidden/>
+              </w:rPr>
+              <w:instrText xml:space="preserve"> PAGEREF _Toc240284699 \h </w:instrText>
+            </w:r>
+            <w:r>
+              <w:rPr>
+                <w:noProof/>
+                <w:webHidden/>
+              </w:rPr>
+            </w:r>
+            <w:r>
+              <w:rPr>
+                <w:noProof/>
+                <w:webHidden/>
+              </w:rPr>
+              <w:fldChar w:fldCharType="separate"/>
+            </w:r>
+            <w:r>
+              <w:rPr>
+                <w:noProof/>
+                <w:webHidden/>
+              </w:rPr>
+              <w:t>79</w:t>
+            </w:r>
+            <w:r>
+              <w:rPr>
+                <w:noProof/>
+                <w:webHidden/>
+              </w:rPr>
+              <w:fldChar w:fldCharType="end"/>
+            </w:r>
+          </w:hyperlink>
+        </w:p>
+        <w:p>
+          <w:pPr>
+            <w:pStyle w:val="Sumrio2"/>
+            <w:tabs>
+              <w:tab w:val="right" w:leader="dot" w:pos="9061"/>
+            </w:tabs>
+            <w:rPr>
+              <w:noProof/>
+            </w:rPr>
+          </w:pPr>
+          <w:hyperlink w:anchor="_Toc240284700" w:history="1">
+            <w:r>
+              <w:rPr>
+                <w:rStyle w:val="Hyperlink"/>
+                <w:noProof/>
+              </w:rPr>
+              <w:t>8.6. Considerações Finais</w:t>
+            </w:r>
+            <w:r>
+              <w:rPr>
+                <w:noProof/>
+                <w:webHidden/>
+              </w:rPr>
+              <w:tab/>
+            </w:r>
+            <w:r>
+              <w:rPr>
+                <w:noProof/>
+                <w:webHidden/>
+              </w:rPr>
+              <w:fldChar w:fldCharType="begin"/>
+            </w:r>
+            <w:r>
+              <w:rPr>
+                <w:noProof/>
+                <w:webHidden/>
+              </w:rPr>
+              <w:instrText xml:space="preserve"> PAGEREF _Toc240284700 \h </w:instrText>
+            </w:r>
+            <w:r>
+              <w:rPr>
+                <w:noProof/>
+                <w:webHidden/>
+              </w:rPr>
+            </w:r>
+            <w:r>
+              <w:rPr>
+                <w:noProof/>
+                <w:webHidden/>
+              </w:rPr>
+              <w:fldChar w:fldCharType="separate"/>
+            </w:r>
+            <w:r>
+              <w:rPr>
+                <w:noProof/>
+                <w:webHidden/>
+              </w:rPr>
+              <w:t>80</w:t>
+            </w:r>
+            <w:r>
+              <w:rPr>
+                <w:noProof/>
+                <w:webHidden/>
+              </w:rPr>
+              <w:fldChar w:fldCharType="end"/>
+            </w:r>
+          </w:hyperlink>
+        </w:p>
+        <w:p>
+          <w:pPr>
+            <w:pStyle w:val="Sumrio2"/>
+            <w:tabs>
+              <w:tab w:val="right" w:leader="dot" w:pos="9061"/>
+            </w:tabs>
+            <w:rPr>
+              <w:noProof/>
+            </w:rPr>
+          </w:pPr>
+          <w:hyperlink w:anchor="_Toc240284701" w:history="1">
+            <w:r>
+              <w:rPr>
+                <w:rStyle w:val="Hyperlink"/>
+                <w:rFonts w:ascii="Segoe UI" w:hAnsi="Segoe UI" w:cs="Segoe UI"/>
+                <w:noProof/>
+              </w:rPr>
+              <w:t>REFERÊNCIAS</w:t>
+            </w:r>
+            <w:r>
+              <w:rPr>
+                <w:noProof/>
+                <w:webHidden/>
+              </w:rPr>
+              <w:tab/>
+            </w:r>
+            <w:r>
+              <w:rPr>
+                <w:noProof/>
+                <w:webHidden/>
+              </w:rPr>
+              <w:fldChar w:fldCharType="begin"/>
+            </w:r>
+            <w:r>
+              <w:rPr>
+                <w:noProof/>
+                <w:webHidden/>
+              </w:rPr>
+              <w:instrText xml:space="preserve"> PAGEREF _Toc240284701 \h </w:instrText>
+            </w:r>
+            <w:r>
+              <w:rPr>
+                <w:noProof/>
+                <w:webHidden/>
+              </w:rPr>
+            </w:r>
+            <w:r>
+              <w:rPr>
+                <w:noProof/>
+                <w:webHidden/>
+              </w:rPr>
+              <w:fldChar w:fldCharType="separate"/>
+            </w:r>
+            <w:r>
+              <w:rPr>
+                <w:noProof/>
+                <w:webHidden/>
+              </w:rPr>
+              <w:t>81</w:t>
+            </w:r>
+            <w:r>
+              <w:rPr>
+                <w:noProof/>
+                <w:webHidden/>
+              </w:rPr>
+              <w:fldChar w:fldCharType="end"/>
+            </w:r>
+          </w:hyperlink>
+        </w:p>
+        <w:p>
+          <w:r>
+            <w:rPr>
+              <w:b/>
+              <w:bCs/>
+            </w:rPr>
+            <w:fldChar w:fldCharType="end"/>
+          </w:r>
+        </w:p>
+      </w:sdtContent>
+    </w:sdt>
+    <w:p>
+      <w:pPr>
+        <w:rPr>
+          <w:rFonts w:cs="Arial"/>
+        </w:rPr>
+      </w:pPr>
+    </w:p>
     <w:p>
       <w:pPr>
         <w:pStyle w:val="Ttulo1"/>
       </w:pPr>
+      <w:bookmarkStart w:id="0" w:name="_Toc240284610"/>
       <w:r>
         <w:lastRenderedPageBreak/>
         <w:t>DEDICATÓRIA</w:t>
       </w:r>
+      <w:bookmarkEnd w:id="0"/>
     </w:p>
     <w:p>
       <w:pPr>
@@ -987,15 +7291,19 @@
         </w:rPr>
         <w:br w:type="page"/>
       </w:r>
+      <w:bookmarkStart w:id="1" w:name="_GoBack"/>
+      <w:bookmarkEnd w:id="1"/>
     </w:p>
     <w:p>
       <w:pPr>
         <w:pStyle w:val="Ttulo1"/>
       </w:pPr>
+      <w:bookmarkStart w:id="2" w:name="_Toc240284611"/>
       <w:r>
         <w:lastRenderedPageBreak/>
         <w:t>AGRADECIMENTOS</w:t>
       </w:r>
+      <w:bookmarkEnd w:id="2"/>
     </w:p>
     <w:p>
       <w:pPr>
@@ -1101,10 +7409,12 @@
       <w:pPr>
         <w:pStyle w:val="Ttulo1"/>
       </w:pPr>
+      <w:bookmarkStart w:id="3" w:name="_Toc240284612"/>
       <w:r>
         <w:lastRenderedPageBreak/>
         <w:t>EPÍGRAFE</w:t>
       </w:r>
+      <w:bookmarkEnd w:id="3"/>
     </w:p>
     <w:p>
       <w:pPr>
@@ -1167,10 +7477,12 @@
       <w:pPr>
         <w:pStyle w:val="Ttulo1"/>
       </w:pPr>
+      <w:bookmarkStart w:id="4" w:name="_Toc240284613"/>
       <w:r>
         <w:lastRenderedPageBreak/>
         <w:t>RESUMO</w:t>
       </w:r>
+      <w:bookmarkEnd w:id="4"/>
     </w:p>
     <w:p>
       <w:pPr>
@@ -1211,7 +7523,21 @@
         <w:rPr>
           <w:rFonts w:cs="Arial"/>
         </w:rPr>
-        <w:t xml:space="preserve">, uma plataforma local de serviços comunitários fundamentada nos princípios do distributivismo, do cooperativismo de plataforma e do </w:t>
+        <w:t xml:space="preserve">, uma plataforma local de serviços comunitários fundamentada nos princípios do </w:t>
+      </w:r>
+      <w:proofErr w:type="spellStart"/>
+      <w:r>
+        <w:rPr>
+          <w:rFonts w:cs="Arial"/>
+        </w:rPr>
+        <w:t>distributivismo</w:t>
+      </w:r>
+      <w:proofErr w:type="spellEnd"/>
+      <w:r>
+        <w:rPr>
+          <w:rFonts w:cs="Arial"/>
+        </w:rPr>
+        <w:t xml:space="preserve">, do cooperativismo de plataforma e do </w:t>
       </w:r>
       <w:proofErr w:type="spellStart"/>
       <w:r>
@@ -1267,7 +7593,21 @@
         <w:rPr>
           <w:rFonts w:cs="Arial"/>
         </w:rPr>
-        <w:t xml:space="preserve"> se diferencia das soluções existentes ao operar exclusivamente no âmbito do bairro, adotar um modelo financeiro justo (cobrança apenas após a conclusão do serviço), incorporar um sistema de confiança comunitária baseado em avaliação bilateral e "padrinhos" locais, e incluir elementos de gamificação que transformam a plataforma em instrumento de desenvolvimento comunitário. Os resultados esperados incluem a validação da demanda por uma solução de interface simplificada, a comprovação do incômodo dos profissionais com o modelo de cobrança por leads, e o fortalecimento da economia local por meio de uma alternativa concreta ao capitalismo de plataforma. Dessa forma, o </w:t>
+        <w:t xml:space="preserve"> se diferencia das soluções existentes ao operar exclusivamente no âmbito do bairro, adotar um modelo financeiro justo (cobrança apenas após a conclusão do serviço), incorporar um sistema de confiança comunitária baseado em avaliação bilateral e "padrinhos" locais, e incluir elementos de </w:t>
+      </w:r>
+      <w:proofErr w:type="spellStart"/>
+      <w:r>
+        <w:rPr>
+          <w:rFonts w:cs="Arial"/>
+        </w:rPr>
+        <w:t>gamificação</w:t>
+      </w:r>
+      <w:proofErr w:type="spellEnd"/>
+      <w:r>
+        <w:rPr>
+          <w:rFonts w:cs="Arial"/>
+        </w:rPr>
+        <w:t xml:space="preserve"> que transformam a plataforma em instrumento de desenvolvimento comunitário. Os resultados esperados incluem a validação da demanda por uma solução de interface simplificada, a comprovação do incômodo dos profissionais com o modelo de cobrança por leads, e o fortalecimento da economia local por meio de uma alternativa concreta ao capitalismo de plataforma. Dessa forma, o </w:t>
       </w:r>
       <w:proofErr w:type="spellStart"/>
       <w:r>
@@ -1365,10 +7705,12 @@
       <w:pPr>
         <w:pStyle w:val="Ttulo1"/>
       </w:pPr>
+      <w:bookmarkStart w:id="5" w:name="_Toc240284614"/>
       <w:r>
         <w:lastRenderedPageBreak/>
         <w:t>ABSTRACT</w:t>
       </w:r>
+      <w:bookmarkEnd w:id="5"/>
     </w:p>
     <w:p>
       <w:pPr>
@@ -4194,10 +10536,12 @@
       <w:pPr>
         <w:pStyle w:val="Ttulo1"/>
       </w:pPr>
+      <w:bookmarkStart w:id="6" w:name="_Toc240284615"/>
       <w:r>
         <w:lastRenderedPageBreak/>
         <w:t>1. INTRODUÇÃO</w:t>
       </w:r>
+      <w:bookmarkEnd w:id="6"/>
     </w:p>
     <w:p>
       <w:pPr>
@@ -4268,7 +10612,21 @@
         <w:rPr>
           <w:rFonts w:cs="Arial"/>
         </w:rPr>
-        <w:t>) e Faculdades de Tecnologia (Fatecs), têm um papel fundamental na formação de profissionais capacitados para o mercado. No entanto, o modelo de plataformas digitais que esses estudantes encontram ao ingressar no mercado de trabalho frequentemente reproduz a lógica da precarização, em vez de oferecer alternativas mais justas e sustentáveis. É essencial que a formação técnica inclua não apenas o domínio de ferramentas tecnológicas, mas também uma reflexão crítica sobre os modelos de negócio e as relações de trabalho que essas ferramentas viabilizam.</w:t>
+        <w:t>) e Faculdades de Tecnologia (</w:t>
+      </w:r>
+      <w:proofErr w:type="spellStart"/>
+      <w:r>
+        <w:rPr>
+          <w:rFonts w:cs="Arial"/>
+        </w:rPr>
+        <w:t>Fatecs</w:t>
+      </w:r>
+      <w:proofErr w:type="spellEnd"/>
+      <w:r>
+        <w:rPr>
+          <w:rFonts w:cs="Arial"/>
+        </w:rPr>
+        <w:t>), têm um papel fundamental na formação de profissionais capacitados para o mercado. No entanto, o modelo de plataformas digitais que esses estudantes encontram ao ingressar no mercado de trabalho frequentemente reproduz a lógica da precarização, em vez de oferecer alternativas mais justas e sustentáveis. É essencial que a formação técnica inclua não apenas o domínio de ferramentas tecnológicas, mas também uma reflexão crítica sobre os modelos de negócio e as relações de trabalho que essas ferramentas viabilizam.</w:t>
       </w:r>
     </w:p>
     <w:p>
@@ -4333,9 +10691,11 @@
       <w:pPr>
         <w:pStyle w:val="Ttulo2"/>
       </w:pPr>
+      <w:bookmarkStart w:id="7" w:name="_Toc240284616"/>
       <w:r>
         <w:t>1.1. Problemática</w:t>
       </w:r>
+      <w:bookmarkEnd w:id="7"/>
     </w:p>
     <w:p>
       <w:pPr>
@@ -4466,9 +10826,11 @@
       <w:pPr>
         <w:pStyle w:val="Ttulo2"/>
       </w:pPr>
+      <w:bookmarkStart w:id="8" w:name="_Toc240284617"/>
       <w:r>
         <w:t>1.2. Justificativa</w:t>
       </w:r>
+      <w:bookmarkEnd w:id="8"/>
     </w:p>
     <w:p>
       <w:pPr>
@@ -4591,9 +10953,11 @@
       <w:pPr>
         <w:pStyle w:val="Ttulo2"/>
       </w:pPr>
+      <w:bookmarkStart w:id="9" w:name="_Toc240284618"/>
       <w:r>
         <w:t>1.3. Objetivos</w:t>
       </w:r>
+      <w:bookmarkEnd w:id="9"/>
     </w:p>
     <w:p>
       <w:pPr>
@@ -4607,9 +10971,11 @@
       <w:pPr>
         <w:pStyle w:val="Ttulo3"/>
       </w:pPr>
+      <w:bookmarkStart w:id="10" w:name="_Toc240284619"/>
       <w:r>
         <w:t>1.3.1. Objetivo Geral</w:t>
       </w:r>
+      <w:bookmarkEnd w:id="10"/>
     </w:p>
     <w:p>
       <w:pPr>
@@ -4630,7 +10996,21 @@
         <w:rPr>
           <w:rFonts w:cs="Arial"/>
         </w:rPr>
-        <w:t xml:space="preserve">Desenvolver uma plataforma digital local de serviços comunitários que conecte prestadores de serviços autônomos a contratantes dentro de um mesmo bairro, fundamentada nos princípios do distributivismo, do cooperativismo de plataforma e do </w:t>
+        <w:t xml:space="preserve">Desenvolver uma plataforma digital local de serviços comunitários que conecte prestadores de serviços autônomos a contratantes dentro de um mesmo bairro, fundamentada nos princípios do </w:t>
+      </w:r>
+      <w:proofErr w:type="spellStart"/>
+      <w:r>
+        <w:rPr>
+          <w:rFonts w:cs="Arial"/>
+        </w:rPr>
+        <w:t>distributivismo</w:t>
+      </w:r>
+      <w:proofErr w:type="spellEnd"/>
+      <w:r>
+        <w:rPr>
+          <w:rFonts w:cs="Arial"/>
+        </w:rPr>
+        <w:t xml:space="preserve">, do cooperativismo de plataforma e do </w:t>
       </w:r>
       <w:proofErr w:type="spellStart"/>
       <w:r>
@@ -4659,9 +11039,11 @@
       <w:pPr>
         <w:pStyle w:val="Ttulo3"/>
       </w:pPr>
+      <w:bookmarkStart w:id="11" w:name="_Toc240284620"/>
       <w:r>
         <w:t>1.3.2. Objetivos Específicos</w:t>
       </w:r>
+      <w:bookmarkEnd w:id="11"/>
     </w:p>
     <w:p>
       <w:pPr>
@@ -4678,11 +11060,33 @@
           <w:rFonts w:cs="Arial"/>
         </w:rPr>
       </w:pPr>
-      <w:r>
-        <w:rPr>
-          <w:rFonts w:cs="Arial"/>
-        </w:rPr>
-        <w:t xml:space="preserve">• Realizar pesquisas bibliográficas sobre economia de plataforma, distributivismo, cooperativismo de plataforma e </w:t>
+      <w:proofErr w:type="gramStart"/>
+      <w:r>
+        <w:rPr>
+          <w:rFonts w:cs="Arial"/>
+        </w:rPr>
+        <w:t>• Realizar</w:t>
+      </w:r>
+      <w:proofErr w:type="gramEnd"/>
+      <w:r>
+        <w:rPr>
+          <w:rFonts w:cs="Arial"/>
+        </w:rPr>
+        <w:t xml:space="preserve"> pesquisas bibliográficas sobre economia de plataforma, </w:t>
+      </w:r>
+      <w:proofErr w:type="spellStart"/>
+      <w:r>
+        <w:rPr>
+          <w:rFonts w:cs="Arial"/>
+        </w:rPr>
+        <w:t>distributivismo</w:t>
+      </w:r>
+      <w:proofErr w:type="spellEnd"/>
+      <w:r>
+        <w:rPr>
+          <w:rFonts w:cs="Arial"/>
+        </w:rPr>
+        <w:t xml:space="preserve">, cooperativismo de plataforma e </w:t>
       </w:r>
       <w:proofErr w:type="spellStart"/>
       <w:r>
@@ -4714,11 +11118,19 @@
           <w:rFonts w:cs="Arial"/>
         </w:rPr>
       </w:pPr>
-      <w:r>
-        <w:rPr>
-          <w:rFonts w:cs="Arial"/>
-        </w:rPr>
-        <w:t>• Desenvolver e implementar uma plataforma web e mobile responsiva que conecte prestadores de serviços a contratantes dentro de um mesmo bairro, facilitando transações locais e fortalecendo a economia de proximidade.</w:t>
+      <w:proofErr w:type="gramStart"/>
+      <w:r>
+        <w:rPr>
+          <w:rFonts w:cs="Arial"/>
+        </w:rPr>
+        <w:t>• Desenvolver e implementar</w:t>
+      </w:r>
+      <w:proofErr w:type="gramEnd"/>
+      <w:r>
+        <w:rPr>
+          <w:rFonts w:cs="Arial"/>
+        </w:rPr>
+        <w:t xml:space="preserve"> uma plataforma web e mobile responsiva que conecte prestadores de serviços a contratantes dentro de um mesmo bairro, facilitando transações locais e fortalecendo a economia de proximidade.</w:t>
       </w:r>
     </w:p>
     <w:p>
@@ -4736,12 +11148,20 @@
           <w:rFonts w:cs="Arial"/>
         </w:rPr>
       </w:pPr>
+      <w:proofErr w:type="gramStart"/>
       <w:r>
         <w:rPr>
           <w:rFonts w:cs="Arial"/>
         </w:rPr>
         <w:lastRenderedPageBreak/>
-        <w:t>• Implementar um sistema de avaliação bilateral, no qual tanto contratantes quanto prestadores possam se avaliar mutuamente, promovendo confiança e transparência nas relações.</w:t>
+        <w:t>• Implementar</w:t>
+      </w:r>
+      <w:proofErr w:type="gramEnd"/>
+      <w:r>
+        <w:rPr>
+          <w:rFonts w:cs="Arial"/>
+        </w:rPr>
+        <w:t xml:space="preserve"> um sistema de avaliação bilateral, no qual tanto contratantes quanto prestadores possam se avaliar mutuamente, promovendo confiança e transparência nas relações.</w:t>
       </w:r>
     </w:p>
     <w:p>
@@ -4759,11 +11179,19 @@
           <w:rFonts w:cs="Arial"/>
         </w:rPr>
       </w:pPr>
-      <w:r>
-        <w:rPr>
-          <w:rFonts w:cs="Arial"/>
-        </w:rPr>
-        <w:t>• Oferecer um modelo financeiro justo, com cobrança de taxa apenas após a conclusão do serviço, eliminando a penalização do profissional por leads não concretizados.</w:t>
+      <w:proofErr w:type="gramStart"/>
+      <w:r>
+        <w:rPr>
+          <w:rFonts w:cs="Arial"/>
+        </w:rPr>
+        <w:t>• Oferecer</w:t>
+      </w:r>
+      <w:proofErr w:type="gramEnd"/>
+      <w:r>
+        <w:rPr>
+          <w:rFonts w:cs="Arial"/>
+        </w:rPr>
+        <w:t xml:space="preserve"> um modelo financeiro justo, com cobrança de taxa apenas após a conclusão do serviço, eliminando a penalização do profissional por leads não concretizados.</w:t>
       </w:r>
     </w:p>
     <w:p>
@@ -4781,11 +11209,33 @@
           <w:rFonts w:cs="Arial"/>
         </w:rPr>
       </w:pPr>
-      <w:r>
-        <w:rPr>
-          <w:rFonts w:cs="Arial"/>
-        </w:rPr>
-        <w:t>• Incorporar elementos de gamificação que incentivem a participação ativa dos usuários e transformem a plataforma em instrumento de desenvolvimento comunitário.</w:t>
+      <w:proofErr w:type="gramStart"/>
+      <w:r>
+        <w:rPr>
+          <w:rFonts w:cs="Arial"/>
+        </w:rPr>
+        <w:t>• Incorporar</w:t>
+      </w:r>
+      <w:proofErr w:type="gramEnd"/>
+      <w:r>
+        <w:rPr>
+          <w:rFonts w:cs="Arial"/>
+        </w:rPr>
+        <w:t xml:space="preserve"> elementos de </w:t>
+      </w:r>
+      <w:proofErr w:type="spellStart"/>
+      <w:r>
+        <w:rPr>
+          <w:rFonts w:cs="Arial"/>
+        </w:rPr>
+        <w:t>gamificação</w:t>
+      </w:r>
+      <w:proofErr w:type="spellEnd"/>
+      <w:r>
+        <w:rPr>
+          <w:rFonts w:cs="Arial"/>
+        </w:rPr>
+        <w:t xml:space="preserve"> que incentivem a participação ativa dos usuários e transformem a plataforma em instrumento de desenvolvimento comunitário.</w:t>
       </w:r>
     </w:p>
     <w:p>
@@ -4803,11 +11253,19 @@
           <w:rFonts w:cs="Arial"/>
         </w:rPr>
       </w:pPr>
-      <w:r>
-        <w:rPr>
-          <w:rFonts w:cs="Arial"/>
-        </w:rPr>
-        <w:t>• Validar a eficácia da plataforma por meio de pesquisas de campo com prestadores de serviços e contratantes, identificando dores reais e expectativas do público-alvo.</w:t>
+      <w:proofErr w:type="gramStart"/>
+      <w:r>
+        <w:rPr>
+          <w:rFonts w:cs="Arial"/>
+        </w:rPr>
+        <w:t>• Validar</w:t>
+      </w:r>
+      <w:proofErr w:type="gramEnd"/>
+      <w:r>
+        <w:rPr>
+          <w:rFonts w:cs="Arial"/>
+        </w:rPr>
+        <w:t xml:space="preserve"> a eficácia da plataforma por meio de pesquisas de campo com prestadores de serviços e contratantes, identificando dores reais e expectativas do público-alvo.</w:t>
       </w:r>
     </w:p>
     <w:p>
@@ -4825,11 +11283,19 @@
           <w:rFonts w:cs="Arial"/>
         </w:rPr>
       </w:pPr>
-      <w:r>
-        <w:rPr>
-          <w:rFonts w:cs="Arial"/>
-        </w:rPr>
-        <w:t>• Fornecer à comunidade local um painel de acompanhamento das transações e do impacto econômico gerado pela plataforma, promovendo transparência e decisões estratégicas baseadas em dados.</w:t>
+      <w:proofErr w:type="gramStart"/>
+      <w:r>
+        <w:rPr>
+          <w:rFonts w:cs="Arial"/>
+        </w:rPr>
+        <w:t>• Fornecer</w:t>
+      </w:r>
+      <w:proofErr w:type="gramEnd"/>
+      <w:r>
+        <w:rPr>
+          <w:rFonts w:cs="Arial"/>
+        </w:rPr>
+        <w:t xml:space="preserve"> à comunidade local um painel de acompanhamento das transações e do impacto econômico gerado pela plataforma, promovendo transparência e decisões estratégicas baseadas em dados.</w:t>
       </w:r>
     </w:p>
     <w:p>
@@ -4844,9 +11310,11 @@
       <w:pPr>
         <w:pStyle w:val="Ttulo2"/>
       </w:pPr>
+      <w:bookmarkStart w:id="12" w:name="_Toc240284621"/>
       <w:r>
         <w:t>1.4. Metodologia</w:t>
       </w:r>
+      <w:bookmarkEnd w:id="12"/>
     </w:p>
     <w:p>
       <w:pPr>
@@ -4903,7 +11371,21 @@
         <w:rPr>
           <w:rFonts w:cs="Arial"/>
         </w:rPr>
-        <w:t xml:space="preserve">A primeira etapa do projeto consistiu na pesquisa bibliográfica, com finalidade de explorar temas como economia de plataforma, precarização do trabalho autônomo, distributivismo, cooperativismo de plataforma e </w:t>
+        <w:t xml:space="preserve">A primeira etapa do projeto consistiu na pesquisa bibliográfica, com finalidade de explorar temas como economia de plataforma, precarização do trabalho autônomo, </w:t>
+      </w:r>
+      <w:proofErr w:type="spellStart"/>
+      <w:r>
+        <w:rPr>
+          <w:rFonts w:cs="Arial"/>
+        </w:rPr>
+        <w:t>distributivismo</w:t>
+      </w:r>
+      <w:proofErr w:type="spellEnd"/>
+      <w:r>
+        <w:rPr>
+          <w:rFonts w:cs="Arial"/>
+        </w:rPr>
+        <w:t xml:space="preserve">, cooperativismo de plataforma e </w:t>
       </w:r>
       <w:proofErr w:type="spellStart"/>
       <w:r>
@@ -5082,9 +11564,11 @@
       <w:pPr>
         <w:pStyle w:val="Ttulo2"/>
       </w:pPr>
+      <w:bookmarkStart w:id="13" w:name="_Toc240284622"/>
       <w:r>
         <w:t>1.5. Resultados Esperados</w:t>
       </w:r>
+      <w:bookmarkEnd w:id="13"/>
     </w:p>
     <w:p>
       <w:pPr>
@@ -5185,7 +11669,21 @@
         <w:rPr>
           <w:rFonts w:cs="Arial"/>
         </w:rPr>
-        <w:t>Em relação ao impacto comunitário, espera-se que a plataforma contribua para o desenvolvimento local por meio de elementos de gamificação e da "caixinha comunitária", que transforma a plataforma em um instrumento de fortalecimento do bairro.</w:t>
+        <w:t xml:space="preserve">Em relação ao impacto comunitário, espera-se que a plataforma contribua para o desenvolvimento local por meio de elementos de </w:t>
+      </w:r>
+      <w:proofErr w:type="spellStart"/>
+      <w:r>
+        <w:rPr>
+          <w:rFonts w:cs="Arial"/>
+        </w:rPr>
+        <w:t>gamificação</w:t>
+      </w:r>
+      <w:proofErr w:type="spellEnd"/>
+      <w:r>
+        <w:rPr>
+          <w:rFonts w:cs="Arial"/>
+        </w:rPr>
+        <w:t xml:space="preserve"> e da "caixinha comunitária", que transforma a plataforma em um instrumento de fortalecimento do bairro.</w:t>
       </w:r>
     </w:p>
     <w:p>
@@ -5214,10 +11712,12 @@
       <w:pPr>
         <w:pStyle w:val="Ttulo1"/>
       </w:pPr>
+      <w:bookmarkStart w:id="14" w:name="_Toc240284623"/>
       <w:r>
         <w:lastRenderedPageBreak/>
         <w:t>2. REFERENCIAL TEÓRICO</w:t>
       </w:r>
+      <w:bookmarkEnd w:id="14"/>
     </w:p>
     <w:p>
       <w:pPr>
@@ -5244,7 +11744,21 @@
         <w:rPr>
           <w:rFonts w:cs="Arial"/>
         </w:rPr>
-        <w:t xml:space="preserve"> está estruturado em três eixos fundamentais: a análise crítica da economia de plataforma e seus efeitos sobre o trabalho, as bases filosóficas do distributivismo como alternativa à concentração de poder, e as propostas contemporâneas do cooperativismo de plataforma e do </w:t>
+        <w:t xml:space="preserve"> está estruturado em três eixos fundamentais: a análise crítica da economia de plataforma e seus efeitos sobre o trabalho, as bases filosóficas do </w:t>
+      </w:r>
+      <w:proofErr w:type="spellStart"/>
+      <w:r>
+        <w:rPr>
+          <w:rFonts w:cs="Arial"/>
+        </w:rPr>
+        <w:t>distributivismo</w:t>
+      </w:r>
+      <w:proofErr w:type="spellEnd"/>
+      <w:r>
+        <w:rPr>
+          <w:rFonts w:cs="Arial"/>
+        </w:rPr>
+        <w:t xml:space="preserve"> como alternativa à concentração de poder, e as propostas contemporâneas do cooperativismo de plataforma e do </w:t>
       </w:r>
       <w:proofErr w:type="spellStart"/>
       <w:r>
@@ -5279,17 +11793,21 @@
       <w:pPr>
         <w:pStyle w:val="Ttulo2"/>
       </w:pPr>
+      <w:bookmarkStart w:id="15" w:name="_Toc240284624"/>
       <w:r>
         <w:t>2.1 Economia de Plataforma e Precarização do Trabalho</w:t>
       </w:r>
+      <w:bookmarkEnd w:id="15"/>
     </w:p>
     <w:p>
       <w:pPr>
         <w:pStyle w:val="Ttulo3"/>
       </w:pPr>
+      <w:bookmarkStart w:id="16" w:name="_Toc240284625"/>
       <w:r>
         <w:t>2.1.1 O Contexto do Trabalho Autônomo no Brasil</w:t>
       </w:r>
+      <w:bookmarkEnd w:id="16"/>
     </w:p>
     <w:p>
       <w:pPr>
@@ -5393,9 +11911,19 @@
       <w:pPr>
         <w:pStyle w:val="Ttulo3"/>
       </w:pPr>
-      <w:r>
-        <w:t>2.1.2 A Uberização do Trabalho e o Trabalhador Just-in-Time</w:t>
-      </w:r>
+      <w:bookmarkStart w:id="17" w:name="_Toc240284626"/>
+      <w:r>
+        <w:t xml:space="preserve">2.1.2 A </w:t>
+      </w:r>
+      <w:proofErr w:type="spellStart"/>
+      <w:r>
+        <w:t>Uberização</w:t>
+      </w:r>
+      <w:proofErr w:type="spellEnd"/>
+      <w:r>
+        <w:t xml:space="preserve"> do Trabalho e o Trabalhador Just-in-Time</w:t>
+      </w:r>
+      <w:bookmarkEnd w:id="17"/>
     </w:p>
     <w:p>
       <w:pPr>
@@ -5408,7 +11936,21 @@
         <w:rPr>
           <w:rFonts w:cs="Arial"/>
         </w:rPr>
-        <w:t xml:space="preserve">O fenômeno da "uberização" do trabalho foi analisado em profundidade por Ludmila </w:t>
+        <w:t>O fenômeno da "</w:t>
+      </w:r>
+      <w:proofErr w:type="spellStart"/>
+      <w:r>
+        <w:rPr>
+          <w:rFonts w:cs="Arial"/>
+        </w:rPr>
+        <w:t>uberização</w:t>
+      </w:r>
+      <w:proofErr w:type="spellEnd"/>
+      <w:r>
+        <w:rPr>
+          <w:rFonts w:cs="Arial"/>
+        </w:rPr>
+        <w:t xml:space="preserve">" do trabalho foi analisado em profundidade por Ludmila </w:t>
       </w:r>
       <w:proofErr w:type="spellStart"/>
       <w:r>
@@ -5482,7 +12024,21 @@
         <w:rPr>
           <w:rFonts w:cs="Arial"/>
         </w:rPr>
-        <w:t>. A autora argumenta que a uberização se caracteriza pela </w:t>
+        <w:t xml:space="preserve">. A autora argumenta que a </w:t>
+      </w:r>
+      <w:proofErr w:type="spellStart"/>
+      <w:r>
+        <w:rPr>
+          <w:rFonts w:cs="Arial"/>
+        </w:rPr>
+        <w:t>uberização</w:t>
+      </w:r>
+      <w:proofErr w:type="spellEnd"/>
+      <w:r>
+        <w:rPr>
+          <w:rFonts w:cs="Arial"/>
+        </w:rPr>
+        <w:t xml:space="preserve"> se caracteriza pela </w:t>
       </w:r>
       <w:r>
         <w:rPr>
@@ -5525,7 +12081,21 @@
           <w:rFonts w:cs="Arial"/>
         </w:rPr>
         <w:lastRenderedPageBreak/>
-        <w:t xml:space="preserve">Abílio (2020) propõe duas teses centrais para compreender esse fenômeno: primeira, que a uberização é uma tendência global de consolidação do trabalhador como um </w:t>
+        <w:t xml:space="preserve">Abílio (2020) propõe duas teses centrais para compreender esse fenômeno: primeira, que a </w:t>
+      </w:r>
+      <w:proofErr w:type="spellStart"/>
+      <w:r>
+        <w:rPr>
+          <w:rFonts w:cs="Arial"/>
+        </w:rPr>
+        <w:t>uberização</w:t>
+      </w:r>
+      <w:proofErr w:type="spellEnd"/>
+      <w:r>
+        <w:rPr>
+          <w:rFonts w:cs="Arial"/>
+        </w:rPr>
+        <w:t xml:space="preserve"> é uma tendência global de consolidação do trabalhador como um </w:t>
       </w:r>
       <w:proofErr w:type="spellStart"/>
       <w:r>
@@ -5567,7 +12137,21 @@
         <w:rPr>
           <w:rFonts w:cs="Arial"/>
         </w:rPr>
-        <w:t>A autora enfatiza que a uberização não é apenas uma nova forma de organização do trabalho, mas uma </w:t>
+        <w:t xml:space="preserve">A autora enfatiza que a </w:t>
+      </w:r>
+      <w:proofErr w:type="spellStart"/>
+      <w:r>
+        <w:rPr>
+          <w:rFonts w:cs="Arial"/>
+        </w:rPr>
+        <w:t>uberização</w:t>
+      </w:r>
+      <w:proofErr w:type="spellEnd"/>
+      <w:r>
+        <w:rPr>
+          <w:rFonts w:cs="Arial"/>
+        </w:rPr>
+        <w:t xml:space="preserve"> não é apenas uma nova forma de organização do trabalho, mas uma </w:t>
       </w:r>
       <w:r>
         <w:rPr>
@@ -5603,63 +12187,31 @@
           <w:b/>
           <w:bCs/>
         </w:rPr>
-        <w:t>capitalismo de plataforma no Brasil não é um fenômeno isolado, mas parte de uma estrutura global de dependência e superexploração do trabalho</w:t>
-      </w:r>
-      <w:r>
-        <w:rPr>
-          <w:rFonts w:cs="Arial"/>
-        </w:rPr>
-        <w:t>. As plataformas digitais operam como intermediárias que controlam o acesso ao mercado, definem as regras unilateralmente e extraem valor do trabalho sem oferecer contrapartidas proporcionais. Os autores destacam que esse modelo se insere em uma lógica histórica de exploração do trabalho no Brasil, que remonta à formação periférica do capitalismo no país.</w:t>
-      </w:r>
-    </w:p>
-    <w:p>
-      <w:pPr>
-        <w:spacing w:after="100" w:line="276" w:lineRule="auto"/>
-        <w:rPr>
-          <w:rFonts w:cs="Arial"/>
-        </w:rPr>
-      </w:pPr>
-      <w:r>
-        <w:rPr>
-          <w:rFonts w:cs="Arial"/>
-        </w:rPr>
-        <w:t>Segundo Amaral e Trindade (2025), as </w:t>
-      </w:r>
+        <w:t xml:space="preserve">capitalismo de plataforma no Brasil não é um fenômeno isolado, mas parte de uma estrutura global de dependência e </w:t>
+      </w:r>
+      <w:proofErr w:type="spellStart"/>
       <w:r>
         <w:rPr>
           <w:rFonts w:cs="Arial"/>
           <w:b/>
           <w:bCs/>
         </w:rPr>
-        <w:t>plataformas são softwares de controle e organização que atuam na indústria do trabalho temporário</w:t>
-      </w:r>
-      <w:r>
-        <w:rPr>
-          <w:rFonts w:cs="Arial"/>
-        </w:rPr>
-        <w:t>, e os trabalhadores estão submetidos à </w:t>
-      </w:r>
+        <w:t>superexploração</w:t>
+      </w:r>
+      <w:proofErr w:type="spellEnd"/>
       <w:r>
         <w:rPr>
           <w:rFonts w:cs="Arial"/>
           <w:b/>
           <w:bCs/>
         </w:rPr>
-        <w:t>superexploração do trabalho</w:t>
-      </w:r>
-      <w:r>
-        <w:rPr>
-          <w:rFonts w:cs="Arial"/>
-        </w:rPr>
-        <w:t>, que degrada as condições de subsistência de sua própria força de trabalho. Essa superexploração é um produto do processo expansivo de acumulação do capital, que estabelece um hiato predatório e exploratório entre as economias centrais e periféricas.</w:t>
-      </w:r>
-    </w:p>
-    <w:p>
-      <w:pPr>
-        <w:pStyle w:val="Ttulo3"/>
-      </w:pPr>
-      <w:r>
-        <w:t>2.1.3 Evidências Empíricas da Precarização</w:t>
+        <w:t xml:space="preserve"> do trabalho</w:t>
+      </w:r>
+      <w:r>
+        <w:rPr>
+          <w:rFonts w:cs="Arial"/>
+        </w:rPr>
+        <w:t>. As plataformas digitais operam como intermediárias que controlam o acesso ao mercado, definem as regras unilateralmente e extraem valor do trabalho sem oferecer contrapartidas proporcionais. Os autores destacam que esse modelo se insere em uma lógica histórica de exploração do trabalho no Brasil, que remonta à formação periférica do capitalismo no país.</w:t>
       </w:r>
     </w:p>
     <w:p>
@@ -5673,7 +12225,7 @@
         <w:rPr>
           <w:rFonts w:cs="Arial"/>
         </w:rPr>
-        <w:t>As evidências empíricas sobre a precarização do trabalho em plataformas digitais são robustas e consistentes. O </w:t>
+        <w:t>Segundo Amaral e Trindade (2025), as </w:t>
       </w:r>
       <w:r>
         <w:rPr>
@@ -5681,7 +12233,13 @@
           <w:b/>
           <w:bCs/>
         </w:rPr>
-        <w:t xml:space="preserve">Relatório </w:t>
+        <w:t>plataformas são softwares de controle e organização que atuam na indústria do trabalho temporário</w:t>
+      </w:r>
+      <w:r>
+        <w:rPr>
+          <w:rFonts w:cs="Arial"/>
+        </w:rPr>
+        <w:t>, e os trabalhadores estão submetidos à </w:t>
       </w:r>
       <w:proofErr w:type="spellStart"/>
       <w:r>
@@ -5690,7 +12248,7 @@
           <w:b/>
           <w:bCs/>
         </w:rPr>
-        <w:t>Fairwork</w:t>
+        <w:t>superexploração</w:t>
       </w:r>
       <w:proofErr w:type="spellEnd"/>
       <w:r>
@@ -5699,111 +12257,51 @@
           <w:b/>
           <w:bCs/>
         </w:rPr>
-        <w:t xml:space="preserve"> Brasil 2025</w:t>
-      </w:r>
-      <w:r>
-        <w:rPr>
-          <w:rFonts w:cs="Arial"/>
-        </w:rPr>
-        <w:t xml:space="preserve">, publicado por uma equipe de pesquisadores da UFRGS, UFRJ, UnB e UFPR, avaliou dez plataformas digitais — 99, Americanas-Ame Flash, </w:t>
-      </w:r>
-      <w:proofErr w:type="spellStart"/>
-      <w:r>
-        <w:rPr>
-          <w:rFonts w:cs="Arial"/>
-        </w:rPr>
-        <w:t>iFood</w:t>
-      </w:r>
-      <w:proofErr w:type="spellEnd"/>
-      <w:r>
-        <w:rPr>
-          <w:rFonts w:cs="Arial"/>
-        </w:rPr>
-        <w:t xml:space="preserve">, </w:t>
-      </w:r>
-      <w:proofErr w:type="spellStart"/>
-      <w:r>
-        <w:rPr>
-          <w:rFonts w:cs="Arial"/>
-        </w:rPr>
-        <w:t>Lalamove</w:t>
-      </w:r>
-      <w:proofErr w:type="spellEnd"/>
-      <w:r>
-        <w:rPr>
-          <w:rFonts w:cs="Arial"/>
-        </w:rPr>
-        <w:t xml:space="preserve">, </w:t>
-      </w:r>
-      <w:proofErr w:type="spellStart"/>
-      <w:r>
-        <w:rPr>
-          <w:rFonts w:cs="Arial"/>
-        </w:rPr>
-        <w:t>Loggi</w:t>
-      </w:r>
-      <w:proofErr w:type="spellEnd"/>
-      <w:r>
-        <w:rPr>
-          <w:rFonts w:cs="Arial"/>
-        </w:rPr>
-        <w:t xml:space="preserve">, </w:t>
-      </w:r>
-      <w:proofErr w:type="spellStart"/>
-      <w:r>
-        <w:rPr>
-          <w:rFonts w:cs="Arial"/>
-        </w:rPr>
-        <w:t>Parafuzo</w:t>
-      </w:r>
-      <w:proofErr w:type="spellEnd"/>
-      <w:r>
-        <w:rPr>
-          <w:rFonts w:cs="Arial"/>
-        </w:rPr>
-        <w:t xml:space="preserve">, </w:t>
-      </w:r>
-      <w:proofErr w:type="spellStart"/>
-      <w:r>
-        <w:rPr>
-          <w:rFonts w:cs="Arial"/>
-        </w:rPr>
-        <w:t>Rappi</w:t>
-      </w:r>
-      <w:proofErr w:type="spellEnd"/>
-      <w:r>
-        <w:rPr>
-          <w:rFonts w:cs="Arial"/>
-        </w:rPr>
-        <w:t xml:space="preserve">, Uber, </w:t>
-      </w:r>
-      <w:proofErr w:type="spellStart"/>
-      <w:r>
-        <w:rPr>
-          <w:rFonts w:cs="Arial"/>
-        </w:rPr>
-        <w:t>InDrive</w:t>
-      </w:r>
-      <w:proofErr w:type="spellEnd"/>
-      <w:r>
-        <w:rPr>
-          <w:rFonts w:cs="Arial"/>
-        </w:rPr>
-        <w:t xml:space="preserve"> e </w:t>
-      </w:r>
-      <w:proofErr w:type="spellStart"/>
-      <w:r>
-        <w:rPr>
-          <w:rFonts w:cs="Arial"/>
-        </w:rPr>
-        <w:t>Superprof</w:t>
-      </w:r>
-      <w:proofErr w:type="spellEnd"/>
-      <w:r>
-        <w:rPr>
-          <w:rFonts w:cs="Arial"/>
-        </w:rPr>
-        <w:t xml:space="preserve"> — e revelou um </w:t>
+        <w:t xml:space="preserve"> do trabalho</w:t>
+      </w:r>
+      <w:r>
+        <w:rPr>
+          <w:rFonts w:cs="Arial"/>
+        </w:rPr>
+        <w:t xml:space="preserve">, que degrada as condições de subsistência de sua própria força de trabalho. Essa </w:t>
+      </w:r>
+      <w:proofErr w:type="spellStart"/>
+      <w:r>
+        <w:rPr>
+          <w:rFonts w:cs="Arial"/>
+        </w:rPr>
+        <w:t>superexploração</w:t>
+      </w:r>
+      <w:proofErr w:type="spellEnd"/>
+      <w:r>
+        <w:rPr>
+          <w:rFonts w:cs="Arial"/>
+        </w:rPr>
+        <w:t xml:space="preserve"> é um produto do processo expansivo de acumulação do capital, que estabelece um hiato predatório e exploratório entre as economias centrais e periféricas.</w:t>
+      </w:r>
+    </w:p>
+    <w:p>
+      <w:pPr>
+        <w:pStyle w:val="Ttulo3"/>
+      </w:pPr>
+      <w:bookmarkStart w:id="18" w:name="_Toc240284627"/>
+      <w:r>
+        <w:t>2.1.3 Evidências Empíricas da Precarização</w:t>
+      </w:r>
+      <w:bookmarkEnd w:id="18"/>
+    </w:p>
+    <w:p>
+      <w:pPr>
+        <w:spacing w:after="100" w:line="276" w:lineRule="auto"/>
+        <w:rPr>
+          <w:rFonts w:cs="Arial"/>
+        </w:rPr>
+      </w:pPr>
+      <w:r>
+        <w:rPr>
+          <w:rFonts w:cs="Arial"/>
+        </w:rPr>
+        <w:t>As evidências empíricas sobre a precarização do trabalho em plataformas digitais são robustas e consistentes. O </w:t>
       </w:r>
       <w:r>
         <w:rPr>
@@ -5811,69 +12309,129 @@
           <w:b/>
           <w:bCs/>
         </w:rPr>
-        <w:t>cenário de precariedade, endividamento e ausência de direitos para trabalhadores de aplicativos</w:t>
-      </w:r>
-      <w:r>
-        <w:rPr>
-          <w:rFonts w:cs="Arial"/>
-        </w:rPr>
-        <w:t>.</w:t>
-      </w:r>
-    </w:p>
-    <w:p>
-      <w:pPr>
-        <w:spacing w:after="100" w:line="276" w:lineRule="auto"/>
-        <w:rPr>
-          <w:rFonts w:cs="Arial"/>
-        </w:rPr>
-      </w:pPr>
-      <w:r>
-        <w:rPr>
-          <w:rFonts w:cs="Arial"/>
-        </w:rPr>
-        <w:t>O relatório constatou que, </w:t>
-      </w:r>
+        <w:t xml:space="preserve">Relatório </w:t>
+      </w:r>
+      <w:proofErr w:type="spellStart"/>
       <w:r>
         <w:rPr>
           <w:rFonts w:cs="Arial"/>
           <w:b/>
           <w:bCs/>
         </w:rPr>
-        <w:t>das dez plataformas avaliadas, apenas duas conseguiram pontuar e, mesmo assim, o ponto relacionado é a remuneração mínima. Ou seja, nenhuma plataforma oferece condições de trabalho decentes</w:t>
-      </w:r>
-      <w:r>
-        <w:rPr>
-          <w:rFonts w:cs="Arial"/>
-        </w:rPr>
-        <w:t>. O trabalho é marcado pela </w:t>
-      </w:r>
+        <w:t>Fairwork</w:t>
+      </w:r>
+      <w:proofErr w:type="spellEnd"/>
       <w:r>
         <w:rPr>
           <w:rFonts w:cs="Arial"/>
           <w:b/>
           <w:bCs/>
         </w:rPr>
-        <w:t>exploração, baixos salários, jornadas longas e falta de direitos básicos</w:t>
-      </w:r>
-      <w:r>
-        <w:rPr>
-          <w:rFonts w:cs="Arial"/>
-        </w:rPr>
-        <w:t>.</w:t>
-      </w:r>
-    </w:p>
-    <w:p>
-      <w:pPr>
-        <w:spacing w:after="100" w:line="276" w:lineRule="auto"/>
-        <w:rPr>
-          <w:rFonts w:cs="Arial"/>
-        </w:rPr>
-      </w:pPr>
-      <w:r>
-        <w:rPr>
-          <w:rFonts w:cs="Arial"/>
-        </w:rPr>
-        <w:t>Uma das novidades mais preocupantes apresentadas pelo relatório de 2025 é a </w:t>
+        <w:t xml:space="preserve"> Brasil 2025</w:t>
+      </w:r>
+      <w:r>
+        <w:rPr>
+          <w:rFonts w:cs="Arial"/>
+        </w:rPr>
+        <w:t xml:space="preserve">, publicado por uma equipe de pesquisadores da UFRGS, UFRJ, UnB e UFPR, avaliou dez plataformas digitais — 99, Americanas-Ame Flash, </w:t>
+      </w:r>
+      <w:proofErr w:type="spellStart"/>
+      <w:r>
+        <w:rPr>
+          <w:rFonts w:cs="Arial"/>
+        </w:rPr>
+        <w:t>iFood</w:t>
+      </w:r>
+      <w:proofErr w:type="spellEnd"/>
+      <w:r>
+        <w:rPr>
+          <w:rFonts w:cs="Arial"/>
+        </w:rPr>
+        <w:t xml:space="preserve">, </w:t>
+      </w:r>
+      <w:proofErr w:type="spellStart"/>
+      <w:r>
+        <w:rPr>
+          <w:rFonts w:cs="Arial"/>
+        </w:rPr>
+        <w:t>Lalamove</w:t>
+      </w:r>
+      <w:proofErr w:type="spellEnd"/>
+      <w:r>
+        <w:rPr>
+          <w:rFonts w:cs="Arial"/>
+        </w:rPr>
+        <w:t xml:space="preserve">, </w:t>
+      </w:r>
+      <w:proofErr w:type="spellStart"/>
+      <w:r>
+        <w:rPr>
+          <w:rFonts w:cs="Arial"/>
+        </w:rPr>
+        <w:t>Loggi</w:t>
+      </w:r>
+      <w:proofErr w:type="spellEnd"/>
+      <w:r>
+        <w:rPr>
+          <w:rFonts w:cs="Arial"/>
+        </w:rPr>
+        <w:t xml:space="preserve">, </w:t>
+      </w:r>
+      <w:proofErr w:type="spellStart"/>
+      <w:r>
+        <w:rPr>
+          <w:rFonts w:cs="Arial"/>
+        </w:rPr>
+        <w:t>Parafuzo</w:t>
+      </w:r>
+      <w:proofErr w:type="spellEnd"/>
+      <w:r>
+        <w:rPr>
+          <w:rFonts w:cs="Arial"/>
+        </w:rPr>
+        <w:t xml:space="preserve">, </w:t>
+      </w:r>
+      <w:proofErr w:type="spellStart"/>
+      <w:r>
+        <w:rPr>
+          <w:rFonts w:cs="Arial"/>
+        </w:rPr>
+        <w:t>Rappi</w:t>
+      </w:r>
+      <w:proofErr w:type="spellEnd"/>
+      <w:r>
+        <w:rPr>
+          <w:rFonts w:cs="Arial"/>
+        </w:rPr>
+        <w:t xml:space="preserve">, Uber, </w:t>
+      </w:r>
+      <w:proofErr w:type="spellStart"/>
+      <w:r>
+        <w:rPr>
+          <w:rFonts w:cs="Arial"/>
+        </w:rPr>
+        <w:t>InDrive</w:t>
+      </w:r>
+      <w:proofErr w:type="spellEnd"/>
+      <w:r>
+        <w:rPr>
+          <w:rFonts w:cs="Arial"/>
+        </w:rPr>
+        <w:t xml:space="preserve"> e </w:t>
+      </w:r>
+      <w:proofErr w:type="spellStart"/>
+      <w:r>
+        <w:rPr>
+          <w:rFonts w:cs="Arial"/>
+        </w:rPr>
+        <w:t>Superprof</w:t>
+      </w:r>
+      <w:proofErr w:type="spellEnd"/>
+      <w:r>
+        <w:rPr>
+          <w:rFonts w:cs="Arial"/>
+        </w:rPr>
+        <w:t xml:space="preserve"> — e revelou um </w:t>
       </w:r>
       <w:r>
         <w:rPr>
@@ -5881,6 +12439,76 @@
           <w:b/>
           <w:bCs/>
         </w:rPr>
+        <w:t>cenário de precariedade, endividamento e ausência de direitos para trabalhadores de aplicativos</w:t>
+      </w:r>
+      <w:r>
+        <w:rPr>
+          <w:rFonts w:cs="Arial"/>
+        </w:rPr>
+        <w:t>.</w:t>
+      </w:r>
+    </w:p>
+    <w:p>
+      <w:pPr>
+        <w:spacing w:after="100" w:line="276" w:lineRule="auto"/>
+        <w:rPr>
+          <w:rFonts w:cs="Arial"/>
+        </w:rPr>
+      </w:pPr>
+      <w:r>
+        <w:rPr>
+          <w:rFonts w:cs="Arial"/>
+        </w:rPr>
+        <w:t>O relatório constatou que, </w:t>
+      </w:r>
+      <w:r>
+        <w:rPr>
+          <w:rFonts w:cs="Arial"/>
+          <w:b/>
+          <w:bCs/>
+        </w:rPr>
+        <w:t>das dez plataformas avaliadas, apenas duas conseguiram pontuar e, mesmo assim, o ponto relacionado é a remuneração mínima. Ou seja, nenhuma plataforma oferece condições de trabalho decentes</w:t>
+      </w:r>
+      <w:r>
+        <w:rPr>
+          <w:rFonts w:cs="Arial"/>
+        </w:rPr>
+        <w:t>. O trabalho é marcado pela </w:t>
+      </w:r>
+      <w:r>
+        <w:rPr>
+          <w:rFonts w:cs="Arial"/>
+          <w:b/>
+          <w:bCs/>
+        </w:rPr>
+        <w:t>exploração, baixos salários, jornadas longas e falta de direitos básicos</w:t>
+      </w:r>
+      <w:r>
+        <w:rPr>
+          <w:rFonts w:cs="Arial"/>
+        </w:rPr>
+        <w:t>.</w:t>
+      </w:r>
+    </w:p>
+    <w:p>
+      <w:pPr>
+        <w:spacing w:after="100" w:line="276" w:lineRule="auto"/>
+        <w:rPr>
+          <w:rFonts w:cs="Arial"/>
+        </w:rPr>
+      </w:pPr>
+      <w:r>
+        <w:rPr>
+          <w:rFonts w:cs="Arial"/>
+        </w:rPr>
+        <w:t>Uma das novidades mais preocupantes apresentadas pelo relatório de 2025 é a </w:t>
+      </w:r>
+      <w:r>
+        <w:rPr>
+          <w:rFonts w:cs="Arial"/>
+          <w:b/>
+          <w:bCs/>
+        </w:rPr>
         <w:t>relação entre empresas de plataforma e instituições financeiras para fornecer crédito aos trabalhadores</w:t>
       </w:r>
       <w:r>
@@ -6106,13 +12734,28 @@
         <w:rPr>
           <w:rFonts w:cs="Arial"/>
         </w:rPr>
-        <w:t>, como bloqueios de conta sem justificativa e técnicas de "gamificação" que promovem metas de desempenho muitas vezes inalcançáveis, aumentam a vulnerabilidade dos trabalhadores. Além disso, as plataformas transferem os custos da atividade para o trabalhador, que precisa arcar com combustível, seguro do veículo, celular e internet.</w:t>
+        <w:t>, como bloqueios de conta sem justificativa e técnicas de "</w:t>
+      </w:r>
+      <w:proofErr w:type="spellStart"/>
+      <w:r>
+        <w:rPr>
+          <w:rFonts w:cs="Arial"/>
+        </w:rPr>
+        <w:t>gamificação</w:t>
+      </w:r>
+      <w:proofErr w:type="spellEnd"/>
+      <w:r>
+        <w:rPr>
+          <w:rFonts w:cs="Arial"/>
+        </w:rPr>
+        <w:t>" que promovem metas de desempenho muitas vezes inalcançáveis, aumentam a vulnerabilidade dos trabalhadores. Além disso, as plataformas transferem os custos da atividade para o trabalhador, que precisa arcar com combustível, seguro do veículo, celular e internet.</w:t>
       </w:r>
     </w:p>
     <w:p>
       <w:pPr>
         <w:pStyle w:val="Ttulo3"/>
       </w:pPr>
+      <w:bookmarkStart w:id="19" w:name="_Toc240284628"/>
       <w:r>
         <w:t xml:space="preserve">2.1.4 Dados do IPEA sobre a </w:t>
       </w:r>
@@ -6120,6 +12763,7 @@
       <w:r>
         <w:t>Plataformização</w:t>
       </w:r>
+      <w:bookmarkEnd w:id="19"/>
       <w:proofErr w:type="spellEnd"/>
     </w:p>
     <w:p>
@@ -6213,7 +12857,21 @@
         <w:rPr>
           <w:rFonts w:cs="Arial"/>
         </w:rPr>
-        <w:t xml:space="preserve">. Utilizando a "Pesquisa Nacional por Amostra de Domicílios Contínua: Teletrabalho e trabalho por meio de plataformas digitais 2022", Carvalho e Nogueira (2024) corroboram o processo de precarização ensejado pela </w:t>
+        <w:t xml:space="preserve">. Utilizando a "Pesquisa Nacional por Amostra de Domicílios Contínua: </w:t>
+      </w:r>
+      <w:proofErr w:type="spellStart"/>
+      <w:r>
+        <w:rPr>
+          <w:rFonts w:cs="Arial"/>
+        </w:rPr>
+        <w:t>Teletrabalho</w:t>
+      </w:r>
+      <w:proofErr w:type="spellEnd"/>
+      <w:r>
+        <w:rPr>
+          <w:rFonts w:cs="Arial"/>
+        </w:rPr>
+        <w:t xml:space="preserve"> e trabalho por meio de plataformas digitais 2022", Carvalho e Nogueira (2024) corroboram o processo de precarização ensejado pela </w:t>
       </w:r>
       <w:proofErr w:type="spellStart"/>
       <w:r>
@@ -6355,9 +13013,11 @@
       <w:pPr>
         <w:pStyle w:val="Ttulo3"/>
       </w:pPr>
+      <w:bookmarkStart w:id="20" w:name="_Toc240284629"/>
       <w:r>
         <w:t>2.1.5 A Lógica Estrutural do Capitalismo de Plataforma</w:t>
       </w:r>
+      <w:bookmarkEnd w:id="20"/>
     </w:p>
     <w:p>
       <w:pPr>
@@ -6545,18 +13205,35 @@
       <w:pPr>
         <w:pStyle w:val="Ttulo2"/>
       </w:pPr>
-      <w:r>
-        <w:t>2.2 Distributivismo e Alternativas</w:t>
-      </w:r>
+      <w:bookmarkStart w:id="21" w:name="_Toc240284630"/>
+      <w:r>
+        <w:t xml:space="preserve">2.2 </w:t>
+      </w:r>
+      <w:proofErr w:type="spellStart"/>
+      <w:r>
+        <w:t>Distributivismo</w:t>
+      </w:r>
+      <w:proofErr w:type="spellEnd"/>
+      <w:r>
+        <w:t xml:space="preserve"> e Alternativas</w:t>
+      </w:r>
+      <w:bookmarkEnd w:id="21"/>
     </w:p>
     <w:p>
       <w:pPr>
         <w:pStyle w:val="Ttulo3"/>
       </w:pPr>
+      <w:bookmarkStart w:id="22" w:name="_Toc240284631"/>
       <w:r>
         <w:lastRenderedPageBreak/>
-        <w:t>2.2.1 Origens e Fundamentos do Distributivismo</w:t>
-      </w:r>
+        <w:t xml:space="preserve">2.2.1 Origens e Fundamentos do </w:t>
+      </w:r>
+      <w:proofErr w:type="spellStart"/>
+      <w:r>
+        <w:t>Distributivismo</w:t>
+      </w:r>
+      <w:bookmarkEnd w:id="22"/>
+      <w:proofErr w:type="spellEnd"/>
     </w:p>
     <w:p>
       <w:pPr>
@@ -6569,7 +13246,21 @@
         <w:rPr>
           <w:rFonts w:cs="Arial"/>
         </w:rPr>
-        <w:t>O distributivismo oferece o </w:t>
+        <w:t xml:space="preserve">O </w:t>
+      </w:r>
+      <w:proofErr w:type="spellStart"/>
+      <w:r>
+        <w:rPr>
+          <w:rFonts w:cs="Arial"/>
+        </w:rPr>
+        <w:t>distributivismo</w:t>
+      </w:r>
+      <w:proofErr w:type="spellEnd"/>
+      <w:r>
+        <w:rPr>
+          <w:rFonts w:cs="Arial"/>
+        </w:rPr>
+        <w:t xml:space="preserve"> oferece o </w:t>
       </w:r>
       <w:r>
         <w:rPr>
@@ -6697,7 +13388,21 @@
         <w:rPr>
           <w:rFonts w:cs="Arial"/>
         </w:rPr>
-        <w:t> foram os principais expoentes do distributivismo, difundindo suas ideias por meio de livros e do jornal </w:t>
+        <w:t xml:space="preserve"> foram os principais expoentes do </w:t>
+      </w:r>
+      <w:proofErr w:type="spellStart"/>
+      <w:r>
+        <w:rPr>
+          <w:rFonts w:cs="Arial"/>
+        </w:rPr>
+        <w:t>distributivismo</w:t>
+      </w:r>
+      <w:proofErr w:type="spellEnd"/>
+      <w:r>
+        <w:rPr>
+          <w:rFonts w:cs="Arial"/>
+        </w:rPr>
+        <w:t>, difundindo suas ideias por meio de livros e do jornal </w:t>
       </w:r>
       <w:proofErr w:type="spellStart"/>
       <w:r>
@@ -6794,6 +13499,7 @@
       <w:pPr>
         <w:pStyle w:val="Ttulo3"/>
       </w:pPr>
+      <w:bookmarkStart w:id="23" w:name="_Toc240284632"/>
       <w:r>
         <w:t xml:space="preserve">2.2.2 O Pensamento de </w:t>
       </w:r>
@@ -6809,6 +13515,7 @@
       <w:r>
         <w:t>Belloc</w:t>
       </w:r>
+      <w:bookmarkEnd w:id="23"/>
       <w:proofErr w:type="spellEnd"/>
     </w:p>
     <w:p>
@@ -7027,6 +13734,7 @@
       <w:pPr>
         <w:pStyle w:val="Ttulo3"/>
       </w:pPr>
+      <w:bookmarkStart w:id="24" w:name="_Toc240284633"/>
       <w:r>
         <w:t xml:space="preserve">2.2.3 O Pensamento de G.K. </w:t>
       </w:r>
@@ -7034,6 +13742,7 @@
       <w:r>
         <w:t>Chesterton</w:t>
       </w:r>
+      <w:bookmarkEnd w:id="24"/>
       <w:proofErr w:type="spellEnd"/>
     </w:p>
     <w:p>
@@ -7323,6 +14032,7 @@
       <w:pPr>
         <w:pStyle w:val="Ttulo3"/>
       </w:pPr>
+      <w:bookmarkStart w:id="25" w:name="_Toc240284634"/>
       <w:r>
         <w:t xml:space="preserve">2.2.4 Características do </w:t>
       </w:r>
@@ -7330,6 +14040,7 @@
       <w:r>
         <w:t>Distributismo</w:t>
       </w:r>
+      <w:bookmarkEnd w:id="25"/>
       <w:proofErr w:type="spellEnd"/>
     </w:p>
     <w:p>
@@ -7476,9 +14187,19 @@
       <w:pPr>
         <w:pStyle w:val="Ttulo3"/>
       </w:pPr>
-      <w:r>
-        <w:t>2.2.5 Schumacher e a Economia como se Pessoas Importassem</w:t>
-      </w:r>
+      <w:bookmarkStart w:id="26" w:name="_Toc240284635"/>
+      <w:r>
+        <w:t xml:space="preserve">2.2.5 Schumacher e a Economia como </w:t>
+      </w:r>
+      <w:proofErr w:type="spellStart"/>
+      <w:r>
+        <w:t>se</w:t>
+      </w:r>
+      <w:proofErr w:type="spellEnd"/>
+      <w:r>
+        <w:t xml:space="preserve"> Pessoas Importassem</w:t>
+      </w:r>
+      <w:bookmarkEnd w:id="26"/>
     </w:p>
     <w:p>
       <w:pPr>
@@ -7656,7 +14377,21 @@
         <w:rPr>
           <w:rFonts w:cs="Arial"/>
         </w:rPr>
-        <w:t>, e que o tamanho das organizações econômicas deve ser limitado para que sejam humanamente geríveis e socialmente responsáveis.</w:t>
+        <w:t xml:space="preserve">, e que o tamanho das organizações econômicas deve ser limitado para que sejam humanamente </w:t>
+      </w:r>
+      <w:proofErr w:type="spellStart"/>
+      <w:r>
+        <w:rPr>
+          <w:rFonts w:cs="Arial"/>
+        </w:rPr>
+        <w:t>geríveis</w:t>
+      </w:r>
+      <w:proofErr w:type="spellEnd"/>
+      <w:r>
+        <w:rPr>
+          <w:rFonts w:cs="Arial"/>
+        </w:rPr>
+        <w:t xml:space="preserve"> e socialmente responsáveis.</w:t>
       </w:r>
     </w:p>
     <w:p>
@@ -7836,7 +14571,21 @@
         <w:rPr>
           <w:rFonts w:cs="Arial"/>
         </w:rPr>
-        <w:t xml:space="preserve"> oferece uma alternativa viável tanto ao globalismo neoliberal quanto ao </w:t>
+        <w:t xml:space="preserve"> oferece uma alternativa viável tanto ao </w:t>
+      </w:r>
+      <w:proofErr w:type="spellStart"/>
+      <w:r>
+        <w:rPr>
+          <w:rFonts w:cs="Arial"/>
+        </w:rPr>
+        <w:t>globalismo</w:t>
+      </w:r>
+      <w:proofErr w:type="spellEnd"/>
+      <w:r>
+        <w:rPr>
+          <w:rFonts w:cs="Arial"/>
+        </w:rPr>
+        <w:t xml:space="preserve"> neoliberal quanto ao </w:t>
       </w:r>
       <w:proofErr w:type="spellStart"/>
       <w:r>
@@ -7895,6 +14644,7 @@
       <w:pPr>
         <w:pStyle w:val="Ttulo2"/>
       </w:pPr>
+      <w:bookmarkStart w:id="27" w:name="_Toc240284636"/>
       <w:r>
         <w:t xml:space="preserve">2.3 Cooperativismo de Plataforma e </w:t>
       </w:r>
@@ -7902,15 +14652,18 @@
       <w:r>
         <w:t>Cosmolocalismo</w:t>
       </w:r>
+      <w:bookmarkEnd w:id="27"/>
       <w:proofErr w:type="spellEnd"/>
     </w:p>
     <w:p>
       <w:pPr>
         <w:pStyle w:val="Ttulo3"/>
       </w:pPr>
+      <w:bookmarkStart w:id="28" w:name="_Toc240284637"/>
       <w:r>
         <w:t>2.3.1 Cooperativismo de Plataforma como Aplicação Contemporânea</w:t>
       </w:r>
+      <w:bookmarkEnd w:id="28"/>
     </w:p>
     <w:p>
       <w:pPr>
@@ -8017,7 +14770,21 @@
         <w:rPr>
           <w:rFonts w:cs="Arial"/>
         </w:rPr>
-        <w:t> com o objetivo de investigar as formas de resistência de uma autogestão do trabalho pelo uso de tecnologias da informação e comunicação (TICs), apontando críticas e contribuições que essa experiência oferece para o estudo do cooperativismo de plataforma.</w:t>
+        <w:t> com o objetivo de investigar as formas de resistência de uma autogestão do trabalho pelo uso de tecnologias da informação e comunicação (</w:t>
+      </w:r>
+      <w:proofErr w:type="spellStart"/>
+      <w:r>
+        <w:rPr>
+          <w:rFonts w:cs="Arial"/>
+        </w:rPr>
+        <w:t>TICs</w:t>
+      </w:r>
+      <w:proofErr w:type="spellEnd"/>
+      <w:r>
+        <w:rPr>
+          <w:rFonts w:cs="Arial"/>
+        </w:rPr>
+        <w:t>), apontando críticas e contribuições que essa experiência oferece para o estudo do cooperativismo de plataforma.</w:t>
       </w:r>
     </w:p>
     <w:p>
@@ -8087,9 +14854,11 @@
       <w:pPr>
         <w:pStyle w:val="Ttulo3"/>
       </w:pPr>
+      <w:bookmarkStart w:id="29" w:name="_Toc240284638"/>
       <w:r>
         <w:t>2.3.2 Experiências de Cooperativismo de Plataforma no Brasil</w:t>
       </w:r>
+      <w:bookmarkEnd w:id="29"/>
     </w:p>
     <w:p>
       <w:pPr>
@@ -8116,7 +14885,21 @@
         <w:rPr>
           <w:rFonts w:cs="Arial"/>
         </w:rPr>
-        <w:t>, criada em 2018 em Vitória, Espírito Santo, a partir de uma iniciativa do Sicoob Central do estado. Outra experiência significativa é a </w:t>
+        <w:t xml:space="preserve">, criada em 2018 em Vitória, Espírito Santo, a partir de uma iniciativa do </w:t>
+      </w:r>
+      <w:proofErr w:type="spellStart"/>
+      <w:r>
+        <w:rPr>
+          <w:rFonts w:cs="Arial"/>
+        </w:rPr>
+        <w:t>Sicoob</w:t>
+      </w:r>
+      <w:proofErr w:type="spellEnd"/>
+      <w:r>
+        <w:rPr>
+          <w:rFonts w:cs="Arial"/>
+        </w:rPr>
+        <w:t xml:space="preserve"> Central do estado. Outra experiência significativa é a </w:t>
       </w:r>
       <w:proofErr w:type="spellStart"/>
       <w:r>
@@ -8349,6 +15132,7 @@
       <w:pPr>
         <w:pStyle w:val="Ttulo3"/>
       </w:pPr>
+      <w:bookmarkStart w:id="30" w:name="_Toc240284639"/>
       <w:r>
         <w:t xml:space="preserve">2.3.3 </w:t>
       </w:r>
@@ -8360,6 +15144,7 @@
       <w:r>
         <w:t>: Integrando o Global e o Local</w:t>
       </w:r>
+      <w:bookmarkEnd w:id="30"/>
     </w:p>
     <w:p>
       <w:pPr>
@@ -8708,6 +15493,7 @@
       <w:pPr>
         <w:pStyle w:val="Ttulo3"/>
       </w:pPr>
+      <w:bookmarkStart w:id="31" w:name="_Toc240284640"/>
       <w:r>
         <w:t xml:space="preserve">2.3.4 </w:t>
       </w:r>
@@ -8727,6 +15513,7 @@
       <w:r>
         <w:t xml:space="preserve"> Digitais</w:t>
       </w:r>
+      <w:bookmarkEnd w:id="31"/>
     </w:p>
     <w:p>
       <w:pPr>
@@ -9016,9 +15803,11 @@
       <w:pPr>
         <w:pStyle w:val="Ttulo3"/>
       </w:pPr>
+      <w:bookmarkStart w:id="32" w:name="_Toc240284641"/>
       <w:r>
         <w:t>2.3.5 Confiança Comunitária e Sistemas de Reputação Distribuída</w:t>
       </w:r>
+      <w:bookmarkEnd w:id="32"/>
     </w:p>
     <w:p>
       <w:pPr>
@@ -9129,7 +15918,21 @@
         <w:rPr>
           <w:rFonts w:cs="Arial"/>
         </w:rPr>
-        <w:t xml:space="preserve"> que sejam robustos contra ataques maliciosos e que promovam a cooperação entre os participantes. Esses sistemas são fundamentais para o funcionamento de plataformas cooperativistas baseadas em confiança </w:t>
+        <w:t xml:space="preserve"> que sejam robustos </w:t>
+      </w:r>
+      <w:proofErr w:type="gramStart"/>
+      <w:r>
+        <w:rPr>
+          <w:rFonts w:cs="Arial"/>
+        </w:rPr>
+        <w:t>contra ataques</w:t>
+      </w:r>
+      <w:proofErr w:type="gramEnd"/>
+      <w:r>
+        <w:rPr>
+          <w:rFonts w:cs="Arial"/>
+        </w:rPr>
+        <w:t xml:space="preserve"> maliciosos e que promovam a cooperação entre os participantes. Esses sistemas são fundamentais para o funcionamento de plataformas cooperativistas baseadas em confiança </w:t>
       </w:r>
       <w:r>
         <w:rPr>
@@ -9241,9 +16044,11 @@
       <w:pPr>
         <w:pStyle w:val="Ttulo3"/>
       </w:pPr>
+      <w:bookmarkStart w:id="33" w:name="_Toc240284642"/>
       <w:r>
         <w:t>2.3.6 Fortalecimento da Economia Local por Meio de Plataformas Digitais</w:t>
       </w:r>
+      <w:bookmarkEnd w:id="33"/>
     </w:p>
     <w:p>
       <w:pPr>
@@ -9390,7 +16195,21 @@
         <w:rPr>
           <w:rFonts w:cs="Arial"/>
         </w:rPr>
-        <w:t xml:space="preserve">, sem reproduzir a lógica de concentração de poder e exploração das plataformas globalizadas. Ao incorporar os princípios do distributivismo, do cooperativismo de plataforma e do </w:t>
+        <w:t xml:space="preserve">, sem reproduzir a lógica de concentração de poder e exploração das plataformas globalizadas. Ao incorporar os princípios do </w:t>
+      </w:r>
+      <w:proofErr w:type="spellStart"/>
+      <w:r>
+        <w:rPr>
+          <w:rFonts w:cs="Arial"/>
+        </w:rPr>
+        <w:t>distributivismo</w:t>
+      </w:r>
+      <w:proofErr w:type="spellEnd"/>
+      <w:r>
+        <w:rPr>
+          <w:rFonts w:cs="Arial"/>
+        </w:rPr>
+        <w:t xml:space="preserve">, do cooperativismo de plataforma e do </w:t>
       </w:r>
       <w:proofErr w:type="spellStart"/>
       <w:r>
@@ -9439,9 +16258,11 @@
       <w:pPr>
         <w:pStyle w:val="Ttulo2"/>
       </w:pPr>
+      <w:bookmarkStart w:id="34" w:name="_Toc240284643"/>
       <w:r>
         <w:t>2.4 Síntese do Referencial Teórico</w:t>
       </w:r>
+      <w:bookmarkEnd w:id="34"/>
     </w:p>
     <w:p>
       <w:pPr>
@@ -9636,10 +16457,12 @@
       <w:pPr>
         <w:pStyle w:val="Ttulo1"/>
       </w:pPr>
+      <w:bookmarkStart w:id="35" w:name="_Toc240284644"/>
       <w:r>
         <w:lastRenderedPageBreak/>
         <w:t>3. IMERSÃO</w:t>
       </w:r>
+      <w:bookmarkEnd w:id="35"/>
     </w:p>
     <w:p>
       <w:pPr>
@@ -9666,7 +16489,21 @@
         <w:rPr>
           <w:rFonts w:cs="Arial"/>
         </w:rPr>
-        <w:t>, na qual os envolvidos mergulham profundamente no universo do problema a ser resolvido. Conforme destacam os especialistas da MJV Team (2016), o objetivo da imersão é compreender o contexto real, observar o comportamento dos usuários e stakeholders, identificar necessidades latentes e obter insights empáticos que ajudem na construção de soluções mais humanas, viáveis e desejáveis.</w:t>
+        <w:t xml:space="preserve">, na qual os envolvidos mergulham profundamente no universo do problema a ser resolvido. Conforme destacam os especialistas da MJV Team (2016), o objetivo da imersão é compreender o contexto real, observar o comportamento dos usuários e </w:t>
+      </w:r>
+      <w:proofErr w:type="spellStart"/>
+      <w:r>
+        <w:rPr>
+          <w:rFonts w:cs="Arial"/>
+        </w:rPr>
+        <w:t>stakeholders</w:t>
+      </w:r>
+      <w:proofErr w:type="spellEnd"/>
+      <w:r>
+        <w:rPr>
+          <w:rFonts w:cs="Arial"/>
+        </w:rPr>
+        <w:t>, identificar necessidades latentes e obter insights empáticos que ajudem na construção de soluções mais humanas, viáveis e desejáveis.</w:t>
       </w:r>
     </w:p>
     <w:p>
@@ -9771,6 +16608,7 @@
       <w:pPr>
         <w:pStyle w:val="Ttulo2"/>
       </w:pPr>
+      <w:bookmarkStart w:id="36" w:name="_Toc240284645"/>
       <w:r>
         <w:t xml:space="preserve">3.1 Design </w:t>
       </w:r>
@@ -9782,6 +16620,7 @@
       <w:r>
         <w:t xml:space="preserve"> e a Abordagem Metodológica</w:t>
       </w:r>
+      <w:bookmarkEnd w:id="36"/>
     </w:p>
     <w:p>
       <w:pPr>
@@ -10018,9 +16857,11 @@
       <w:pPr>
         <w:pStyle w:val="Ttulo2"/>
       </w:pPr>
+      <w:bookmarkStart w:id="37" w:name="_Toc240284646"/>
       <w:r>
         <w:t>3.2 Caderno de Sensibilidade</w:t>
       </w:r>
+      <w:bookmarkEnd w:id="37"/>
     </w:p>
     <w:p>
       <w:pPr>
@@ -10082,9 +16923,11 @@
       <w:pPr>
         <w:pStyle w:val="Ttulo3"/>
       </w:pPr>
+      <w:bookmarkStart w:id="38" w:name="_Toc240284647"/>
       <w:r>
         <w:t>3.2.1 Metodologia do Caderno</w:t>
       </w:r>
+      <w:bookmarkEnd w:id="38"/>
     </w:p>
     <w:p>
       <w:pPr>
@@ -10196,9 +17039,11 @@
       <w:pPr>
         <w:pStyle w:val="Ttulo3"/>
       </w:pPr>
+      <w:bookmarkStart w:id="39" w:name="_Toc240284648"/>
       <w:r>
         <w:t>3.2.2 Resultados e Análise do Caderno de Sensibilidade</w:t>
       </w:r>
+      <w:bookmarkEnd w:id="39"/>
     </w:p>
     <w:p>
       <w:pPr>
@@ -10218,9 +17063,11 @@
       <w:pPr>
         <w:pStyle w:val="Ttulo2"/>
       </w:pPr>
+      <w:bookmarkStart w:id="40" w:name="_Toc240284649"/>
       <w:r>
         <w:t>Quadro 3.1 – Caderno de Sensibilidade</w:t>
       </w:r>
+      <w:bookmarkEnd w:id="40"/>
     </w:p>
     <w:tbl>
       <w:tblPr>
@@ -10940,11 +17787,19 @@
           <w:rFonts w:cs="Arial"/>
         </w:rPr>
       </w:pPr>
-      <w:r>
-        <w:rPr>
-          <w:rFonts w:cs="Arial"/>
-        </w:rPr>
-        <w:t>trabalhadores autônomos, abrangendo desde questões financeiras até questões relacionadas à confiança e à comunidade.</w:t>
+      <w:proofErr w:type="gramStart"/>
+      <w:r>
+        <w:rPr>
+          <w:rFonts w:cs="Arial"/>
+        </w:rPr>
+        <w:t>trabalhadores</w:t>
+      </w:r>
+      <w:proofErr w:type="gramEnd"/>
+      <w:r>
+        <w:rPr>
+          <w:rFonts w:cs="Arial"/>
+        </w:rPr>
+        <w:t xml:space="preserve"> autônomos, abrangendo desde questões financeiras até questões relacionadas à confiança e à comunidade.</w:t>
       </w:r>
       <w:r>
         <w:rPr>
@@ -11014,7 +17869,21 @@
         <w:rPr>
           <w:rFonts w:cs="Arial"/>
         </w:rPr>
-        <w:t> das plataformas atuais: 87% dos participantes expressaram sentimentos negativos em relação à cobrança por leads não concretizados. Esse dado corrobora as análises de Abílio (2020) e Carvalho e Nogueira (2024) sobre a transferência do risco para o trabalhador, característica central da uberização do trabalho.</w:t>
+        <w:t xml:space="preserve"> das plataformas atuais: 87% dos participantes expressaram sentimentos negativos em relação à cobrança por leads não concretizados. Esse dado corrobora as análises de Abílio (2020) e Carvalho e Nogueira (2024) sobre a transferência do risco para o trabalhador, característica central da </w:t>
+      </w:r>
+      <w:proofErr w:type="spellStart"/>
+      <w:r>
+        <w:rPr>
+          <w:rFonts w:cs="Arial"/>
+        </w:rPr>
+        <w:t>uberização</w:t>
+      </w:r>
+      <w:proofErr w:type="spellEnd"/>
+      <w:r>
+        <w:rPr>
+          <w:rFonts w:cs="Arial"/>
+        </w:rPr>
+        <w:t xml:space="preserve"> do trabalho.</w:t>
       </w:r>
     </w:p>
     <w:p>
@@ -11169,9 +18038,11 @@
       <w:pPr>
         <w:pStyle w:val="Ttulo2"/>
       </w:pPr>
+      <w:bookmarkStart w:id="41" w:name="_Toc240284650"/>
       <w:r>
         <w:t>3.3 Pesquisa de Campo</w:t>
       </w:r>
+      <w:bookmarkEnd w:id="41"/>
     </w:p>
     <w:p>
       <w:pPr>
@@ -11268,9 +18139,11 @@
       <w:pPr>
         <w:pStyle w:val="Ttulo3"/>
       </w:pPr>
+      <w:bookmarkStart w:id="42" w:name="_Toc240284651"/>
       <w:r>
         <w:t>3.3.1 Metodologia da Pesquisa de Campo</w:t>
       </w:r>
+      <w:bookmarkEnd w:id="42"/>
     </w:p>
     <w:p>
       <w:pPr>
@@ -11325,7 +18198,21 @@
         <w:rPr>
           <w:rFonts w:cs="Arial"/>
         </w:rPr>
-        <w:t>, que permitiu a padronização das respostas e a tabulação automatizada dos resultados. Os questionários foram divulgados por meio de redes sociais (WhatsApp, Instagram, LinkedIn), grupos de trabalhadores autônomos, associações de bairro e sindicatos, além de abordagem presencial em feiras e eventos locais.</w:t>
+        <w:t xml:space="preserve">, que permitiu a padronização das respostas e a tabulação automatizada dos resultados. Os questionários foram divulgados por meio de redes sociais (WhatsApp, Instagram, </w:t>
+      </w:r>
+      <w:proofErr w:type="spellStart"/>
+      <w:r>
+        <w:rPr>
+          <w:rFonts w:cs="Arial"/>
+        </w:rPr>
+        <w:t>LinkedIn</w:t>
+      </w:r>
+      <w:proofErr w:type="spellEnd"/>
+      <w:r>
+        <w:rPr>
+          <w:rFonts w:cs="Arial"/>
+        </w:rPr>
+        <w:t>), grupos de trabalhadores autônomos, associações de bairro e sindicatos, além de abordagem presencial em feiras e eventos locais.</w:t>
       </w:r>
     </w:p>
     <w:p>
@@ -11445,8 +18332,18 @@
           <w:b/>
           <w:bCs/>
         </w:rPr>
-        <w:t>Questionário para Contratantes</w:t>
-      </w:r>
+        <w:t xml:space="preserve">Questionário </w:t>
+      </w:r>
+      <w:proofErr w:type="gramStart"/>
+      <w:r>
+        <w:rPr>
+          <w:rFonts w:cs="Arial"/>
+          <w:b/>
+          <w:bCs/>
+        </w:rPr>
+        <w:t>para Contratantes</w:t>
+      </w:r>
+      <w:proofErr w:type="gramEnd"/>
       <w:r>
         <w:rPr>
           <w:rFonts w:cs="Arial"/>
@@ -11526,9 +18423,11 @@
       <w:pPr>
         <w:pStyle w:val="Ttulo3"/>
       </w:pPr>
+      <w:bookmarkStart w:id="43" w:name="_Toc240284652"/>
       <w:r>
         <w:t>3.3.2 Perfil dos Respondentes</w:t>
       </w:r>
+      <w:bookmarkEnd w:id="43"/>
     </w:p>
     <w:p>
       <w:pPr>
@@ -13493,9 +20392,11 @@
       <w:pPr>
         <w:pStyle w:val="Ttulo3"/>
       </w:pPr>
+      <w:bookmarkStart w:id="44" w:name="_Toc240284653"/>
       <w:r>
         <w:t>3.3.3 Pesquisa com Prestadores de Serviços</w:t>
       </w:r>
+      <w:bookmarkEnd w:id="44"/>
     </w:p>
     <w:p>
       <w:pPr>
@@ -14379,12 +21280,14 @@
       <w:pPr>
         <w:pStyle w:val="Ttulo3"/>
       </w:pPr>
+      <w:bookmarkStart w:id="45" w:name="_Toc240284654"/>
       <w:r>
         <w:t>3.3.4</w:t>
       </w:r>
       <w:r>
         <w:t>. Análise Comparativa e Correlações</w:t>
       </w:r>
+      <w:bookmarkEnd w:id="45"/>
     </w:p>
     <w:p>
       <w:pPr>
@@ -14952,9 +21855,11 @@
       <w:pPr>
         <w:pStyle w:val="Ttulo3"/>
       </w:pPr>
+      <w:bookmarkStart w:id="46" w:name="_Toc240284655"/>
       <w:r>
         <w:t>3.3.6. Conclusão da Pesquisa de Campo</w:t>
       </w:r>
+      <w:bookmarkEnd w:id="46"/>
     </w:p>
     <w:p>
       <w:pPr>
@@ -15241,10 +22146,12 @@
       <w:pPr>
         <w:pStyle w:val="Ttulo1"/>
       </w:pPr>
+      <w:bookmarkStart w:id="47" w:name="_Toc240284656"/>
       <w:r>
         <w:lastRenderedPageBreak/>
         <w:t>4. ANÁLISE E SÍNTESE</w:t>
       </w:r>
+      <w:bookmarkEnd w:id="47"/>
     </w:p>
     <w:p>
       <w:pPr>
@@ -15379,9 +22286,11 @@
       <w:pPr>
         <w:pStyle w:val="Ttulo2"/>
       </w:pPr>
+      <w:bookmarkStart w:id="48" w:name="_Toc240284657"/>
       <w:r>
         <w:t>4.1. Persona</w:t>
       </w:r>
+      <w:bookmarkEnd w:id="48"/>
     </w:p>
     <w:p>
       <w:pPr>
@@ -16262,12 +23171,14 @@
           <w:rFonts w:cs="Arial"/>
         </w:rPr>
       </w:pPr>
+      <w:bookmarkStart w:id="49" w:name="_Toc240284658"/>
       <w:r>
         <w:rPr>
           <w:rFonts w:cs="Arial"/>
         </w:rPr>
         <w:t>4.2. Jornada do Usuário</w:t>
       </w:r>
+      <w:bookmarkEnd w:id="49"/>
     </w:p>
     <w:p>
       <w:pPr>
@@ -17443,9 +24354,11 @@
       <w:pPr>
         <w:pStyle w:val="Ttulo2"/>
       </w:pPr>
+      <w:bookmarkStart w:id="50" w:name="_Toc240284659"/>
       <w:r>
         <w:t>4.3. Diagrama de Afinidade</w:t>
       </w:r>
+      <w:bookmarkEnd w:id="50"/>
     </w:p>
     <w:p>
       <w:pPr>
@@ -17895,9 +24808,11 @@
       <w:pPr>
         <w:pStyle w:val="Ttulo2"/>
       </w:pPr>
+      <w:bookmarkStart w:id="51" w:name="_Toc240284660"/>
       <w:r>
         <w:t>4.4. Mapa de Empatia</w:t>
       </w:r>
+      <w:bookmarkEnd w:id="51"/>
     </w:p>
     <w:p>
       <w:pPr>
@@ -18535,10 +25450,12 @@
       <w:pPr>
         <w:pStyle w:val="Ttulo1"/>
       </w:pPr>
+      <w:bookmarkStart w:id="52" w:name="_Toc240284661"/>
       <w:r>
         <w:lastRenderedPageBreak/>
         <w:t>5. IDEAÇÃO</w:t>
       </w:r>
+      <w:bookmarkEnd w:id="52"/>
     </w:p>
     <w:p>
       <w:pPr>
@@ -18774,6 +25691,7 @@
       <w:pPr>
         <w:pStyle w:val="Ttulo2"/>
       </w:pPr>
+      <w:bookmarkStart w:id="53" w:name="_Toc240284662"/>
       <w:r>
         <w:t xml:space="preserve">5.1. </w:t>
       </w:r>
@@ -18781,6 +25699,7 @@
       <w:r>
         <w:t>Brainstorm</w:t>
       </w:r>
+      <w:bookmarkEnd w:id="53"/>
       <w:proofErr w:type="spellEnd"/>
     </w:p>
     <w:p>
@@ -19321,6 +26240,7 @@
       <w:pPr>
         <w:pStyle w:val="Ttulo2"/>
       </w:pPr>
+      <w:bookmarkStart w:id="54" w:name="_Toc240284663"/>
       <w:r>
         <w:t xml:space="preserve">5.2. Golden </w:t>
       </w:r>
@@ -19328,6 +26248,7 @@
       <w:r>
         <w:t>Circle</w:t>
       </w:r>
+      <w:bookmarkEnd w:id="54"/>
       <w:proofErr w:type="spellEnd"/>
     </w:p>
     <w:p>
@@ -19790,9 +26711,11 @@
       <w:pPr>
         <w:pStyle w:val="Ttulo2"/>
       </w:pPr>
+      <w:bookmarkStart w:id="55" w:name="_Toc240284664"/>
       <w:r>
         <w:t>5.3. Cardápio de Ideias</w:t>
       </w:r>
+      <w:bookmarkEnd w:id="55"/>
     </w:p>
     <w:p>
       <w:pPr>
@@ -20952,10 +27875,12 @@
       <w:pPr>
         <w:pStyle w:val="Ttulo1"/>
       </w:pPr>
+      <w:bookmarkStart w:id="56" w:name="_Toc240284665"/>
       <w:r>
         <w:lastRenderedPageBreak/>
         <w:t>6. ASPECTOS ESTRATÉGICOS</w:t>
       </w:r>
+      <w:bookmarkEnd w:id="56"/>
     </w:p>
     <w:p>
       <w:pPr>
@@ -21033,9 +27958,11 @@
       <w:pPr>
         <w:pStyle w:val="Ttulo2"/>
       </w:pPr>
+      <w:bookmarkStart w:id="57" w:name="_Toc240284666"/>
       <w:r>
         <w:t>6.1. Análise de Concorrentes</w:t>
       </w:r>
+      <w:bookmarkEnd w:id="57"/>
     </w:p>
     <w:p>
       <w:pPr>
@@ -21358,6 +28285,7 @@
       <w:pPr>
         <w:pStyle w:val="Ttulo2"/>
       </w:pPr>
+      <w:bookmarkStart w:id="58" w:name="_Toc240284667"/>
       <w:r>
         <w:t xml:space="preserve">6.2. Business </w:t>
       </w:r>
@@ -21373,6 +28301,7 @@
       <w:r>
         <w:t>Canvas</w:t>
       </w:r>
+      <w:bookmarkEnd w:id="58"/>
       <w:proofErr w:type="spellEnd"/>
     </w:p>
     <w:p>
@@ -21863,9 +28792,11 @@
       <w:pPr>
         <w:pStyle w:val="Ttulo2"/>
       </w:pPr>
+      <w:bookmarkStart w:id="59" w:name="_Toc240284668"/>
       <w:r>
         <w:t>6.3. Planejamento Financeiro</w:t>
       </w:r>
+      <w:bookmarkEnd w:id="59"/>
     </w:p>
     <w:p>
       <w:pPr>
@@ -21901,9 +28832,11 @@
       <w:pPr>
         <w:pStyle w:val="Ttulo3"/>
       </w:pPr>
+      <w:bookmarkStart w:id="60" w:name="_Toc240284669"/>
       <w:r>
         <w:t>6.3.1. Investimentos Necessários</w:t>
       </w:r>
+      <w:bookmarkEnd w:id="60"/>
     </w:p>
     <w:p>
       <w:pPr>
@@ -22041,10 +28974,12 @@
       <w:pPr>
         <w:pStyle w:val="Ttulo3"/>
       </w:pPr>
+      <w:bookmarkStart w:id="61" w:name="_Toc240284670"/>
       <w:r>
         <w:lastRenderedPageBreak/>
         <w:t>6.3.2. Fonte de Receita</w:t>
       </w:r>
+      <w:bookmarkEnd w:id="61"/>
     </w:p>
     <w:p>
       <w:pPr>
@@ -22166,9 +29101,11 @@
       <w:pPr>
         <w:pStyle w:val="Ttulo3"/>
       </w:pPr>
+      <w:bookmarkStart w:id="62" w:name="_Toc240284671"/>
       <w:r>
         <w:t>6.3.3. Estrutura de Custos</w:t>
       </w:r>
+      <w:bookmarkEnd w:id="62"/>
     </w:p>
     <w:p>
       <w:pPr>
@@ -22248,9 +29185,11 @@
       <w:pPr>
         <w:pStyle w:val="Ttulo3"/>
       </w:pPr>
+      <w:bookmarkStart w:id="63" w:name="_Toc240284672"/>
       <w:r>
         <w:t>6.3.4. Resultado</w:t>
       </w:r>
+      <w:bookmarkEnd w:id="63"/>
     </w:p>
     <w:p>
       <w:pPr>
@@ -22308,9 +29247,11 @@
       <w:pPr>
         <w:pStyle w:val="Ttulo2"/>
       </w:pPr>
+      <w:bookmarkStart w:id="64" w:name="_Toc240284673"/>
       <w:r>
         <w:t>6.4. Cronograma e Metodologia</w:t>
       </w:r>
+      <w:bookmarkEnd w:id="64"/>
     </w:p>
     <w:p>
       <w:pPr>
@@ -22360,9 +29301,11 @@
       <w:pPr>
         <w:pStyle w:val="Ttulo3"/>
       </w:pPr>
+      <w:bookmarkStart w:id="65" w:name="_Toc240284674"/>
       <w:r>
         <w:t>6.4.1. Fases do Projeto</w:t>
       </w:r>
+      <w:bookmarkEnd w:id="65"/>
     </w:p>
     <w:p>
       <w:pPr>
@@ -22454,9 +29397,11 @@
       <w:pPr>
         <w:pStyle w:val="Ttulo3"/>
       </w:pPr>
+      <w:bookmarkStart w:id="66" w:name="_Toc240284675"/>
       <w:r>
         <w:t>6.4.2. Equipe e Responsabilidades</w:t>
       </w:r>
+      <w:bookmarkEnd w:id="66"/>
     </w:p>
     <w:p>
       <w:pPr>
@@ -22632,10 +29577,12 @@
       <w:pPr>
         <w:pStyle w:val="Ttulo3"/>
       </w:pPr>
+      <w:bookmarkStart w:id="67" w:name="_Toc240284676"/>
       <w:r>
         <w:lastRenderedPageBreak/>
         <w:t>6.4.3. Pesquisa de Campo e Coleta de Dados</w:t>
       </w:r>
+      <w:bookmarkEnd w:id="67"/>
     </w:p>
     <w:p>
       <w:pPr>
@@ -22671,9 +29618,11 @@
       <w:pPr>
         <w:pStyle w:val="Ttulo3"/>
       </w:pPr>
+      <w:bookmarkStart w:id="68" w:name="_Toc240284677"/>
       <w:r>
         <w:t>6.4.4. Metodologias e Ferramentas</w:t>
       </w:r>
+      <w:bookmarkEnd w:id="68"/>
     </w:p>
     <w:p>
       <w:pPr>
@@ -22935,9 +29884,11 @@
       <w:pPr>
         <w:pStyle w:val="Ttulo3"/>
       </w:pPr>
+      <w:bookmarkStart w:id="69" w:name="_Toc240284678"/>
       <w:r>
         <w:t>6.4.5. Análise de SWOT</w:t>
       </w:r>
+      <w:bookmarkEnd w:id="69"/>
     </w:p>
     <w:p>
       <w:pPr>
@@ -23631,9 +30582,11 @@
       <w:pPr>
         <w:pStyle w:val="Ttulo2"/>
       </w:pPr>
+      <w:bookmarkStart w:id="70" w:name="_Toc240284679"/>
       <w:r>
         <w:t>6.5. Plano de Mercado</w:t>
       </w:r>
+      <w:bookmarkEnd w:id="70"/>
     </w:p>
     <w:p>
       <w:pPr>
@@ -23683,9 +30636,11 @@
       <w:pPr>
         <w:pStyle w:val="Ttulo3"/>
       </w:pPr>
+      <w:bookmarkStart w:id="71" w:name="_Toc240284680"/>
       <w:r>
         <w:t>6.5.1. Análise de Mercado</w:t>
       </w:r>
+      <w:bookmarkEnd w:id="71"/>
     </w:p>
     <w:p>
       <w:pPr>
@@ -23771,9 +30726,11 @@
       <w:pPr>
         <w:pStyle w:val="Ttulo3"/>
       </w:pPr>
+      <w:bookmarkStart w:id="72" w:name="_Toc240284681"/>
       <w:r>
         <w:t>6.5.2. Posicionamento</w:t>
       </w:r>
+      <w:bookmarkEnd w:id="72"/>
     </w:p>
     <w:p>
       <w:pPr>
@@ -23936,9 +30893,11 @@
       <w:pPr>
         <w:pStyle w:val="Ttulo3"/>
       </w:pPr>
+      <w:bookmarkStart w:id="73" w:name="_Toc240284682"/>
       <w:r>
         <w:t>6.5.3. Estratégias de Marketing</w:t>
       </w:r>
+      <w:bookmarkEnd w:id="73"/>
     </w:p>
     <w:p>
       <w:pPr>
@@ -24174,9 +31133,11 @@
       <w:pPr>
         <w:pStyle w:val="Ttulo3"/>
       </w:pPr>
+      <w:bookmarkStart w:id="74" w:name="_Toc240284683"/>
       <w:r>
         <w:t>6.5.4. Canais de Divulgação</w:t>
       </w:r>
+      <w:bookmarkEnd w:id="74"/>
     </w:p>
     <w:p>
       <w:pPr>
@@ -24319,9 +31280,11 @@
       <w:pPr>
         <w:pStyle w:val="Ttulo3"/>
       </w:pPr>
+      <w:bookmarkStart w:id="75" w:name="_Toc240284684"/>
       <w:r>
         <w:t>6.5.5. Métricas de Acompanhamento</w:t>
       </w:r>
+      <w:bookmarkEnd w:id="75"/>
     </w:p>
     <w:p>
       <w:pPr>
@@ -24477,9 +31440,11 @@
       <w:pPr>
         <w:pStyle w:val="Ttulo3"/>
       </w:pPr>
+      <w:bookmarkStart w:id="76" w:name="_Toc240284685"/>
       <w:r>
         <w:t>6.5.6. Considerações Finais sobre o Plano de Mercado</w:t>
       </w:r>
+      <w:bookmarkEnd w:id="76"/>
     </w:p>
     <w:p>
       <w:pPr>
@@ -24585,10 +31550,12 @@
       <w:pPr>
         <w:pStyle w:val="Ttulo1"/>
       </w:pPr>
+      <w:bookmarkStart w:id="77" w:name="_Toc240284686"/>
       <w:r>
         <w:lastRenderedPageBreak/>
         <w:t>7. PROTÓTIPO</w:t>
       </w:r>
+      <w:bookmarkEnd w:id="77"/>
     </w:p>
     <w:p>
       <w:pPr>
@@ -24738,9 +31705,11 @@
       <w:pPr>
         <w:pStyle w:val="Ttulo2"/>
       </w:pPr>
+      <w:bookmarkStart w:id="78" w:name="_Toc240284687"/>
       <w:r>
         <w:t>7.1. Caso de Uso</w:t>
       </w:r>
+      <w:bookmarkEnd w:id="78"/>
     </w:p>
     <w:p>
       <w:pPr>
@@ -24949,9 +31918,11 @@
       <w:pPr>
         <w:pStyle w:val="Ttulo2"/>
       </w:pPr>
+      <w:bookmarkStart w:id="79" w:name="_Toc240284688"/>
       <w:r>
         <w:t>7.2. Modelagem do Banco de Dados</w:t>
       </w:r>
+      <w:bookmarkEnd w:id="79"/>
     </w:p>
     <w:p>
       <w:pPr>
@@ -25124,9 +32095,11 @@
       <w:pPr>
         <w:pStyle w:val="Ttulo2"/>
       </w:pPr>
+      <w:bookmarkStart w:id="80" w:name="_Toc240284689"/>
       <w:r>
         <w:t>7.3. Plataforma</w:t>
       </w:r>
+      <w:bookmarkEnd w:id="80"/>
     </w:p>
     <w:p>
       <w:pPr>
@@ -25346,6 +32319,7 @@
       <w:pPr>
         <w:pStyle w:val="Ttulo3"/>
       </w:pPr>
+      <w:bookmarkStart w:id="81" w:name="_Toc240284690"/>
       <w:r>
         <w:t xml:space="preserve">7.3.1. Telas de </w:t>
       </w:r>
@@ -25357,6 +32331,7 @@
       <w:r>
         <w:t xml:space="preserve"> e Cadastro</w:t>
       </w:r>
+      <w:bookmarkEnd w:id="81"/>
     </w:p>
     <w:p>
       <w:pPr>
@@ -25492,9 +32467,11 @@
       <w:pPr>
         <w:pStyle w:val="Ttulo3"/>
       </w:pPr>
+      <w:bookmarkStart w:id="82" w:name="_Toc240284691"/>
       <w:r>
         <w:t>7.3.2. Fluxo de Cadastro de Serviço</w:t>
       </w:r>
+      <w:bookmarkEnd w:id="82"/>
     </w:p>
     <w:p>
       <w:pPr>
@@ -25552,9 +32529,11 @@
       <w:pPr>
         <w:pStyle w:val="Ttulo3"/>
       </w:pPr>
+      <w:bookmarkStart w:id="83" w:name="_Toc240284692"/>
       <w:r>
         <w:t>7.3.3. Fluxo de Contratação e Patrocínio</w:t>
       </w:r>
+      <w:bookmarkEnd w:id="83"/>
     </w:p>
     <w:p>
       <w:pPr>
@@ -25633,9 +32612,11 @@
       <w:pPr>
         <w:pStyle w:val="Ttulo2"/>
       </w:pPr>
+      <w:bookmarkStart w:id="84" w:name="_Toc240284693"/>
       <w:r>
         <w:t>7.4. Considerações sobre o Protótipo</w:t>
       </w:r>
+      <w:bookmarkEnd w:id="84"/>
     </w:p>
     <w:p>
       <w:pPr>
@@ -25793,10 +32774,12 @@
       <w:pPr>
         <w:pStyle w:val="Ttulo1"/>
       </w:pPr>
+      <w:bookmarkStart w:id="85" w:name="_Toc240284694"/>
       <w:r>
         <w:lastRenderedPageBreak/>
         <w:t>8. CONCLUSÃO</w:t>
       </w:r>
+      <w:bookmarkEnd w:id="85"/>
     </w:p>
     <w:p>
       <w:pPr>
@@ -25874,9 +32857,11 @@
       <w:pPr>
         <w:pStyle w:val="Ttulo2"/>
       </w:pPr>
+      <w:bookmarkStart w:id="86" w:name="_Toc240284695"/>
       <w:r>
         <w:t>8.1. Retomada dos Objetivos e Resultados Alcançados</w:t>
       </w:r>
+      <w:bookmarkEnd w:id="86"/>
     </w:p>
     <w:p>
       <w:pPr>
@@ -26032,9 +33017,11 @@
       <w:pPr>
         <w:pStyle w:val="Ttulo2"/>
       </w:pPr>
+      <w:bookmarkStart w:id="87" w:name="_Toc240284696"/>
       <w:r>
         <w:t>8.2. Contribuições Teóricas</w:t>
       </w:r>
+      <w:bookmarkEnd w:id="87"/>
     </w:p>
     <w:p>
       <w:pPr>
@@ -26185,9 +33172,11 @@
       <w:pPr>
         <w:pStyle w:val="Ttulo2"/>
       </w:pPr>
+      <w:bookmarkStart w:id="88" w:name="_Toc240284697"/>
       <w:r>
         <w:t>8.3. Contribuições Práticas</w:t>
       </w:r>
+      <w:bookmarkEnd w:id="88"/>
     </w:p>
     <w:p>
       <w:pPr>
@@ -26295,9 +33284,11 @@
       <w:pPr>
         <w:pStyle w:val="Ttulo2"/>
       </w:pPr>
+      <w:bookmarkStart w:id="89" w:name="_Toc240284698"/>
       <w:r>
         <w:t>8.4. Limitações do Trabalho</w:t>
       </w:r>
+      <w:bookmarkEnd w:id="89"/>
     </w:p>
     <w:p>
       <w:pPr>
@@ -26421,10 +33412,12 @@
       <w:pPr>
         <w:pStyle w:val="Ttulo2"/>
       </w:pPr>
+      <w:bookmarkStart w:id="90" w:name="_Toc240284699"/>
       <w:r>
         <w:lastRenderedPageBreak/>
         <w:t>8.5. Perspectivas Futuras</w:t>
       </w:r>
+      <w:bookmarkEnd w:id="90"/>
     </w:p>
     <w:p>
       <w:pPr>
@@ -26757,9 +33750,11 @@
       <w:pPr>
         <w:pStyle w:val="Ttulo2"/>
       </w:pPr>
+      <w:bookmarkStart w:id="91" w:name="_Toc240284700"/>
       <w:r>
         <w:t>8.6. Considerações Finais</w:t>
       </w:r>
+      <w:bookmarkEnd w:id="91"/>
     </w:p>
     <w:p>
       <w:pPr>
@@ -27032,6 +34027,7 @@
           <w:szCs w:val="33"/>
         </w:rPr>
       </w:pPr>
+      <w:bookmarkStart w:id="92" w:name="_Toc240284701"/>
       <w:r>
         <w:rPr>
           <w:rFonts w:ascii="Segoe UI" w:hAnsi="Segoe UI" w:cs="Segoe UI"/>
@@ -27041,6 +34037,7 @@
         </w:rPr>
         <w:t>REFERÊNCIAS</w:t>
       </w:r>
+      <w:bookmarkEnd w:id="92"/>
     </w:p>
     <w:p>
       <w:pPr>
@@ -27751,17 +34748,7 @@
           <w:color w:val="0F1115"/>
           <w:bdr w:val="single" w:sz="12" w:space="0" w:color="auto" w:frame="1"/>
         </w:rPr>
-        <w:t>CONCEIT</w:t>
-      </w:r>
-      <w:bookmarkStart w:id="0" w:name="_GoBack"/>
-      <w:bookmarkEnd w:id="0"/>
-      <w:r>
-        <w:rPr>
-          <w:rFonts w:ascii="Segoe UI" w:hAnsi="Segoe UI" w:cs="Segoe UI"/>
-          <w:color w:val="0F1115"/>
-          <w:bdr w:val="single" w:sz="12" w:space="0" w:color="auto" w:frame="1"/>
-        </w:rPr>
-        <w:t>O.DE</w:t>
+        <w:t>CONCEITO.DE</w:t>
       </w:r>
       <w:r>
         <w:rPr>
@@ -30527,7 +37514,7 @@
       <w:rPr>
         <w:noProof/>
       </w:rPr>
-      <w:t>83</w:t>
+      <w:t>9</w:t>
     </w:r>
     <w:r>
       <w:fldChar w:fldCharType="end"/>
@@ -31967,6 +38954,68 @@
       <w:rFonts w:ascii="Times New Roman" w:hAnsi="Times New Roman"/>
     </w:rPr>
   </w:style>
+  <w:style w:type="paragraph" w:styleId="CabealhodoSumrio">
+    <w:name w:val="TOC Heading"/>
+    <w:basedOn w:val="Ttulo1"/>
+    <w:next w:val="Normal"/>
+    <w:uiPriority w:val="39"/>
+    <w:unhideWhenUsed/>
+    <w:qFormat/>
+    <w:rsid w:val="003641D3"/>
+    <w:pPr>
+      <w:keepNext/>
+      <w:keepLines/>
+      <w:pageBreakBefore w:val="0"/>
+      <w:spacing w:before="240" w:after="0" w:line="259" w:lineRule="auto"/>
+      <w:outlineLvl w:val="9"/>
+    </w:pPr>
+    <w:rPr>
+      <w:rFonts w:asciiTheme="majorHAnsi" w:eastAsiaTheme="majorEastAsia" w:hAnsiTheme="majorHAnsi" w:cstheme="majorBidi"/>
+      <w:b w:val="0"/>
+      <w:bCs w:val="0"/>
+      <w:color w:val="2E74B5" w:themeColor="accent1" w:themeShade="BF"/>
+      <w:sz w:val="32"/>
+      <w:szCs w:val="32"/>
+    </w:rPr>
+  </w:style>
+  <w:style w:type="paragraph" w:styleId="Sumrio1">
+    <w:name w:val="toc 1"/>
+    <w:basedOn w:val="Normal"/>
+    <w:next w:val="Normal"/>
+    <w:autoRedefine/>
+    <w:uiPriority w:val="39"/>
+    <w:unhideWhenUsed/>
+    <w:rsid w:val="003641D3"/>
+    <w:pPr>
+      <w:spacing w:after="100"/>
+    </w:pPr>
+  </w:style>
+  <w:style w:type="paragraph" w:styleId="Sumrio2">
+    <w:name w:val="toc 2"/>
+    <w:basedOn w:val="Normal"/>
+    <w:next w:val="Normal"/>
+    <w:autoRedefine/>
+    <w:uiPriority w:val="39"/>
+    <w:unhideWhenUsed/>
+    <w:rsid w:val="003641D3"/>
+    <w:pPr>
+      <w:spacing w:after="100"/>
+      <w:ind w:left="240"/>
+    </w:pPr>
+  </w:style>
+  <w:style w:type="paragraph" w:styleId="Sumrio3">
+    <w:name w:val="toc 3"/>
+    <w:basedOn w:val="Normal"/>
+    <w:next w:val="Normal"/>
+    <w:autoRedefine/>
+    <w:uiPriority w:val="39"/>
+    <w:unhideWhenUsed/>
+    <w:rsid w:val="003641D3"/>
+    <w:pPr>
+      <w:spacing w:after="100"/>
+      <w:ind w:left="480"/>
+    </w:pPr>
+  </w:style>
 </w:styles>
 </file>
 
@@ -32236,7 +39285,7 @@
 </file>
 
 <file path=customXml/itemProps1.xml><?xml version="1.0" encoding="utf-8"?>
-<ds:datastoreItem xmlns:ds="http://schemas.openxmlformats.org/officeDocument/2006/customXml" ds:itemID="{1C116CF1-05B6-43FA-9893-7CD37DDC0441}">
+<ds:datastoreItem xmlns:ds="http://schemas.openxmlformats.org/officeDocument/2006/customXml" ds:itemID="{750DE7DB-94AA-4A76-BE21-B482032F4A74}">
   <ds:schemaRefs>
     <ds:schemaRef ds:uri="http://schemas.openxmlformats.org/officeDocument/2006/bibliography"/>
   </ds:schemaRefs>
